--- a/docs/Guide-Utilisateur-ScenarioGenerator.docx
+++ b/docs/Guide-Utilisateur-ScenarioGenerator.docx
@@ -72,7 +72,7 @@
           <w:sz w:val="22"/>
           <w:szCs w:val="22"/>
         </w:rPr>
-        <w:t xml:space="preserve">Version 1.0.0</w:t>
+        <w:t xml:space="preserve">Version 1.1.0</w:t>
       </w:r>
     </w:p>
     <w:p>
@@ -332,6 +332,98 @@
           </w:p>
         </w:tc>
       </w:tr>
+      <w:tr>
+        <w:tc>
+          <w:tcPr>
+            <w:tcW w:type="dxa" w:w="1500"/>
+            <w:tcBorders>
+              <w:top w:val="single" w:color="BBBBBB" w:sz="1"/>
+              <w:left w:val="single" w:color="BBBBBB" w:sz="1"/>
+              <w:bottom w:val="single" w:color="BBBBBB" w:sz="1"/>
+              <w:right w:val="single" w:color="BBBBBB" w:sz="1"/>
+            </w:tcBorders>
+            <w:shd w:fill="F2F2F2" w:val="clear"/>
+            <w:tcMar>
+              <w:top w:type="dxa" w:w="80"/>
+              <w:left w:type="dxa" w:w="120"/>
+              <w:bottom w:type="dxa" w:w="80"/>
+              <w:right w:type="dxa" w:w="120"/>
+            </w:tcMar>
+          </w:tcPr>
+          <w:p>
+            <w:pPr>
+              <w:spacing w:after="0"/>
+            </w:pPr>
+            <w:r>
+              <w:rPr>
+                <w:sz w:val="19"/>
+                <w:szCs w:val="19"/>
+              </w:rPr>
+              <w:t xml:space="preserve">1.1.0</w:t>
+            </w:r>
+          </w:p>
+        </w:tc>
+        <w:tc>
+          <w:tcPr>
+            <w:tcW w:type="dxa" w:w="1800"/>
+            <w:tcBorders>
+              <w:top w:val="single" w:color="BBBBBB" w:sz="1"/>
+              <w:left w:val="single" w:color="BBBBBB" w:sz="1"/>
+              <w:bottom w:val="single" w:color="BBBBBB" w:sz="1"/>
+              <w:right w:val="single" w:color="BBBBBB" w:sz="1"/>
+            </w:tcBorders>
+            <w:shd w:fill="F2F2F2" w:val="clear"/>
+            <w:tcMar>
+              <w:top w:type="dxa" w:w="80"/>
+              <w:left w:type="dxa" w:w="120"/>
+              <w:bottom w:type="dxa" w:w="80"/>
+              <w:right w:type="dxa" w:w="120"/>
+            </w:tcMar>
+          </w:tcPr>
+          <w:p>
+            <w:pPr>
+              <w:spacing w:after="0"/>
+            </w:pPr>
+            <w:r>
+              <w:rPr>
+                <w:sz w:val="19"/>
+                <w:szCs w:val="19"/>
+              </w:rPr>
+              <w:t xml:space="preserve">2026-06-27</w:t>
+            </w:r>
+          </w:p>
+        </w:tc>
+        <w:tc>
+          <w:tcPr>
+            <w:tcW w:type="dxa" w:w="6060"/>
+            <w:tcBorders>
+              <w:top w:val="single" w:color="BBBBBB" w:sz="1"/>
+              <w:left w:val="single" w:color="BBBBBB" w:sz="1"/>
+              <w:bottom w:val="single" w:color="BBBBBB" w:sz="1"/>
+              <w:right w:val="single" w:color="BBBBBB" w:sz="1"/>
+            </w:tcBorders>
+            <w:shd w:fill="F2F2F2" w:val="clear"/>
+            <w:tcMar>
+              <w:top w:type="dxa" w:w="80"/>
+              <w:left w:type="dxa" w:w="120"/>
+              <w:bottom w:type="dxa" w:w="80"/>
+              <w:right w:type="dxa" w:w="120"/>
+            </w:tcMar>
+          </w:tcPr>
+          <w:p>
+            <w:pPr>
+              <w:spacing w:after="0"/>
+            </w:pPr>
+            <w:r>
+              <w:rPr>
+                <w:sz w:val="19"/>
+                <w:szCs w:val="19"/>
+              </w:rPr>
+              <w:t xml:space="preserve">Campagnes : tirage aleatoire de cartes reelles (dmas_cards) et PIN chiffre par carte (option WITH_PIN). Trafic varie et realiste.</w:t>
+            </w:r>
+          </w:p>
+        </w:tc>
+      </w:tr>
     </w:tbl>
     <w:p>
       <w:r>
@@ -359,7 +451,7 @@
         <w:spacing w:after="120"/>
       </w:pPr>
       <w:r>
-        <w:t xml:space="preserve">Ce guide decrit toutes les actions disponibles : authentification, gestion des cartes, sign-on reseau, execution d'un test simple, test de charge (TPS), et campagnes multi-paliers avec verdict SLA. Un exemple de test simple de bout en bout est fourni en section 6.</w:t>
+        <w:t xml:space="preserve">Ce guide decrit toutes les actions disponibles : authentification, gestion des cartes, sign-on reseau, execution d'un test simple, test de charge (TPS), et campagnes multi-paliers avec verdict SLA, tirage de cartes reelles et PIN. Un exemple de test simple de bout en bout est fourni en section 6.</w:t>
       </w:r>
     </w:p>
     <w:p>
@@ -781,31 +873,18 @@
     </w:tbl>
     <w:p>
       <w:pPr>
+        <w:pStyle w:val="Heading2"/>
+      </w:pPr>
+      <w:r>
+        <w:t xml:space="preserve">1.2 Les deux roles : generateur et orchestrateur</w:t>
+      </w:r>
+    </w:p>
+    <w:p>
+      <w:pPr>
         <w:spacing w:after="120"/>
       </w:pPr>
       <w:r>
-        <w:rPr>
-          <w:i/>
-          <w:iCs/>
-          <w:color w:val="666666"/>
-        </w:rPr>
-        <w:t xml:space="preserve">L'orchestrateur est le point d'entree principal pour l'utilisateur. L'acquereur et l'emetteur portent la logique reseau monetique.</w:t>
-      </w:r>
-    </w:p>
-    <w:p>
-      <w:pPr>
-        <w:pStyle w:val="Heading2"/>
-      </w:pPr>
-      <w:r>
-        <w:t xml:space="preserve">1.2 Les deux roles : generateur et orchestrateur</w:t>
-      </w:r>
-    </w:p>
-    <w:p>
-      <w:pPr>
-        <w:spacing w:after="120"/>
-      </w:pPr>
-      <w:r>
-        <w:t xml:space="preserve">Au sein du module principal (sg-generator-orchestrator) coexistent deux responsabilites distinctes qu'il est important de bien separer conceptuellement, meme si elles partagent le meme projet Maven :</w:t>
+        <w:t xml:space="preserve">Au sein du module principal (sg-generator-orchestrator) coexistent deux responsabilites distinctes a bien separer conceptuellement, meme si elles partagent le meme projet Maven :</w:t>
       </w:r>
     </w:p>
     <w:tbl>
@@ -1007,7 +1086,7 @@
                 <w:sz w:val="19"/>
                 <w:szCs w:val="19"/>
               </w:rPr>
-              <w:t xml:space="preserve">Concevoir et parametrer les campagnes et les tests : champs du message (PAN, montant, processing code, MCC...), profil de charge (paliers TPS), criteres de succes (seuils SLA). C'est le concepteur du scenario, en amont de toute execution.</w:t>
+              <w:t xml:space="preserve">Concevoir et parametrer campagnes et tests : champs du message, profil de charge (paliers TPS), criteres SLA. En amont de toute execution.</w:t>
             </w:r>
           </w:p>
         </w:tc>
@@ -1099,7 +1178,7 @@
                 <w:sz w:val="19"/>
                 <w:szCs w:val="19"/>
               </w:rPr>
-              <w:t xml:space="preserve">Lancer une campagne, jouer chaque palier sequentiellement en pilotant le moteur de charge de l'acquereur, agreger les metriques sur l'ensemble, calculer le verdict SLA, persister l'execution et produire les rapports. C'est le chef d'orchestre de l'execution, en aval.</w:t>
+              <w:t xml:space="preserve">Lancer une campagne, jouer chaque palier en pilotant le moteur de charge, agreger les metriques, calculer le verdict, persister et produire les rapports. En aval.</w:t>
             </w:r>
           </w:p>
         </w:tc>
@@ -1127,7 +1206,7 @@
         <w:t xml:space="preserve">cree et definit</w:t>
       </w:r>
       <w:r>
-        <w:t xml:space="preserve"> les campagnes (le quoi tester), tandis que l'orchestrateur les </w:t>
+        <w:t xml:space="preserve"> les campagnes, tandis que l'orchestrateur les </w:t>
       </w:r>
       <w:r>
         <w:rPr>
@@ -1137,20 +1216,7 @@
         <w:t xml:space="preserve">execute et pilote</w:t>
       </w:r>
       <w:r>
-        <w:t xml:space="preserve"> (le comment et le quand). Une campagne est d'abord generee (definie), puis orchestree (executee).</w:t>
-      </w:r>
-    </w:p>
-    <w:p>
-      <w:pPr>
-        <w:spacing w:after="120"/>
-      </w:pPr>
-      <w:r>
-        <w:rPr>
-          <w:i/>
-          <w:iCs/>
-          <w:color w:val="666666"/>
-        </w:rPr>
-        <w:t xml:space="preserve">Note : aujourd'hui, la definition d'une campagne (role generateur) s'effectue directement en base de donnees ; une interface de creation via API est une evolution prevue. La generation de transactions variees (PAN et montants aleatoires) est egalement documentee comme evolution future.</w:t>
+        <w:t xml:space="preserve">.</w:t>
       </w:r>
     </w:p>
     <w:p>
@@ -1299,7 +1365,7 @@
                 <w:sz w:val="19"/>
                 <w:szCs w:val="19"/>
               </w:rPr>
-              <w:t xml:space="preserve">Le parametrage reutilisable d'un scenario : les champs du message (PAN, montant, etc.) et, le cas echeant, un profil de charge TPS.</w:t>
+              <w:t xml:space="preserve">Parametrage reutilisable d'un scenario : champs du message + eventuel profil de charge TPS.</w:t>
             </w:r>
           </w:p>
         </w:tc>
@@ -1361,7 +1427,7 @@
                 <w:sz w:val="19"/>
                 <w:szCs w:val="19"/>
               </w:rPr>
-              <w:t xml:space="preserve">Le resultat d'un lancement d'un Test : metriques, transactions, rapports.</w:t>
+              <w:t xml:space="preserve">Resultat d'un lancement d'un Test : metriques, transactions, rapports.</w:t>
             </w:r>
           </w:p>
         </w:tc>
@@ -1423,7 +1489,7 @@
                 <w:sz w:val="19"/>
                 <w:szCs w:val="19"/>
               </w:rPr>
-              <w:t xml:space="preserve">Un test de charge avance : plusieurs paliers de charge (montee / plateau / descente) et des criteres de succes (SLA) qui produisent un verdict PASSED / FAILED.</w:t>
+              <w:t xml:space="preserve">Test de charge avance : plusieurs paliers (montee/plateau/descente) + criteres SLA produisant un verdict PASSED/FAILED.</w:t>
             </w:r>
           </w:p>
         </w:tc>
@@ -1485,7 +1551,7 @@
                 <w:sz w:val="19"/>
                 <w:szCs w:val="19"/>
               </w:rPr>
-              <w:t xml:space="preserve">Une etape d'une campagne, definie par une cadence (TPS) et une duree.</w:t>
+              <w:t xml:space="preserve">Etape d'une campagne, definie par une cadence (TPS) et une duree.</w:t>
             </w:r>
           </w:p>
         </w:tc>
@@ -1547,7 +1613,7 @@
                 <w:sz w:val="19"/>
                 <w:szCs w:val="19"/>
               </w:rPr>
-              <w:t xml:space="preserve">Seuils de qualite de service (ex : p95 &lt; 100 ms, taux d'approbation &gt; 95 %) determinant le verdict.</w:t>
+              <w:t xml:space="preserve">Seuils de qualite (p95, taux d'erreur, taux d'approbation) determinant le verdict.</w:t>
             </w:r>
           </w:p>
         </w:tc>
@@ -1609,7 +1675,7 @@
                 <w:sz w:val="19"/>
                 <w:szCs w:val="19"/>
               </w:rPr>
-              <w:t xml:space="preserve">Ouverture de la session reseau entre acquereur et emetteur. Prealable indispensable a toute transaction.</w:t>
+              <w:t xml:space="preserve">Ouverture de la session reseau acquereur-emetteur. Prealable a toute transaction.</w:t>
             </w:r>
           </w:p>
         </w:tc>
@@ -1628,7 +1694,7 @@
         <w:spacing w:after="120"/>
       </w:pPr>
       <w:r>
-        <w:t xml:space="preserve">Toutes les actions necessitent un jeton d'authentification (JWT). On l'obtient en se connectant avec un identifiant et un mot de passe. Le compte administrateur par defaut est :</w:t>
+        <w:t xml:space="preserve">Toutes les actions necessitent un jeton JWT, obtenu par login. Compte admin par defaut :</w:t>
       </w:r>
     </w:p>
     <w:tbl>
@@ -1844,14 +1910,6 @@
         <w:t xml:space="preserve"/>
       </w:r>
     </w:p>
-    <w:p>
-      <w:pPr>
-        <w:spacing w:after="120"/>
-      </w:pPr>
-      <w:r>
-        <w:t xml:space="preserve">Pour obtenir un jeton sur l'orchestrateur :</w:t>
-      </w:r>
-    </w:p>
     <w:tbl>
       <w:tblPr>
         <w:tblW w:type="dxa" w:w="9360"/>
@@ -1943,7 +2001,31 @@
         <w:spacing w:after="120"/>
       </w:pPr>
       <w:r>
-        <w:t xml:space="preserve">La reponse contient un champ token. On le place ensuite dans l'en-tete Authorization de chaque requete :</w:t>
+        <w:t xml:space="preserve">Placer le token dans l'en-tete : Authorization: Bearer &lt;le-token&gt;.</w:t>
+      </w:r>
+    </w:p>
+    <w:p>
+      <w:pPr>
+        <w:pStyle w:val="Heading1"/>
+      </w:pPr>
+      <w:r>
+        <w:t xml:space="preserve">3. Prerequis : sign-on et carte</w:t>
+      </w:r>
+    </w:p>
+    <w:p>
+      <w:pPr>
+        <w:spacing w:after="120"/>
+      </w:pPr>
+      <w:r>
+        <w:t xml:space="preserve">Avant toute transaction : session reseau ouverte (sign-on) et au moins une carte provisionnee.</w:t>
+      </w:r>
+    </w:p>
+    <w:p>
+      <w:pPr>
+        <w:pStyle w:val="Heading2"/>
+      </w:pPr>
+      <w:r>
+        <w:t xml:space="preserve">3.1 Sign-on</w:t>
       </w:r>
     </w:p>
     <w:tbl>
@@ -1990,7 +2072,21 @@
                 <w:sz w:val="18"/>
                 <w:szCs w:val="18"/>
               </w:rPr>
-              <w:t xml:space="preserve">Authorization: Bearer &lt;le-token&gt;</w:t>
+              <w:t xml:space="preserve">curl -X POST http://localhost:8501/api/admin/dmas/jpos/signon \</w:t>
+            </w:r>
+          </w:p>
+          <w:p>
+            <w:pPr>
+              <w:spacing w:after="0"/>
+            </w:pPr>
+            <w:r>
+              <w:rPr>
+                <w:rFonts w:ascii="Consolas" w:cs="Consolas" w:eastAsia="Consolas" w:hAnsi="Consolas"/>
+                <w:color w:val="E8E8E8"/>
+                <w:sz w:val="18"/>
+                <w:szCs w:val="18"/>
+              </w:rPr>
+              <w:t xml:space="preserve">  -H "Authorization: Bearer $TOKEN_ISSUER"</w:t>
             </w:r>
           </w:p>
         </w:tc>
@@ -1998,22 +2094,23 @@
     </w:tbl>
     <w:p>
       <w:pPr>
-        <w:spacing w:after="80"/>
-      </w:pPr>
-      <w:r>
-        <w:t xml:space="preserve"/>
-      </w:r>
-    </w:p>
-    <w:p>
-      <w:pPr>
         <w:spacing w:after="120"/>
       </w:pPr>
       <w:r>
         <w:rPr>
-          <w:b/>
-          <w:bCs/>
+          <w:i/>
+          <w:iCs/>
+          <w:color w:val="666666"/>
         </w:rPr>
-        <w:t xml:space="preserve">Astuce : pour extraire le token en ligne de commande (sans outil JSON) :</w:t>
+        <w:t xml:space="preserve">Reponse "success": true = session ouverte.</w:t>
+      </w:r>
+    </w:p>
+    <w:p>
+      <w:pPr>
+        <w:pStyle w:val="Heading2"/>
+      </w:pPr>
+      <w:r>
+        <w:t xml:space="preserve">3.2 Provisionner une carte</w:t>
       </w:r>
     </w:p>
     <w:tbl>
@@ -2060,7 +2157,7 @@
                 <w:sz w:val="18"/>
                 <w:szCs w:val="18"/>
               </w:rPr>
-              <w:t xml:space="preserve">TOKEN=$(curl -s -X POST http://localhost:8080/auth/login \</w:t>
+              <w:t xml:space="preserve">curl -X POST http://localhost:8501/api/admin/dmas/cards \</w:t>
             </w:r>
           </w:p>
           <w:p>
@@ -2074,7 +2171,7 @@
                 <w:sz w:val="18"/>
                 <w:szCs w:val="18"/>
               </w:rPr>
-              <w:t xml:space="preserve">  -H "Content-Type: application/json" \</w:t>
+              <w:t xml:space="preserve">  -H "Authorization: Bearer $TOKEN_ISSUER" -H "Content-Type: application/json" \</w:t>
             </w:r>
           </w:p>
           <w:p>
@@ -2088,21 +2185,7 @@
                 <w:sz w:val="18"/>
                 <w:szCs w:val="18"/>
               </w:rPr>
-              <w:t xml:space="preserve">  -d '{"login":"admin","password":"Admin123!"}' \</w:t>
-            </w:r>
-          </w:p>
-          <w:p>
-            <w:pPr>
-              <w:spacing w:after="0"/>
-            </w:pPr>
-            <w:r>
-              <w:rPr>
-                <w:rFonts w:ascii="Consolas" w:cs="Consolas" w:eastAsia="Consolas" w:hAnsi="Consolas"/>
-                <w:color w:val="E8E8E8"/>
-                <w:sz w:val="18"/>
-                <w:szCs w:val="18"/>
-              </w:rPr>
-              <w:t xml:space="preserve">  | grep -o '"token":"[^"]*"' | cut -d'"' -f4)</w:t>
+              <w:t xml:space="preserve">  -d '{"pan":"5321962145453348","pin":"1234","balance":100000000}'</w:t>
             </w:r>
           </w:p>
         </w:tc>
@@ -2110,18 +2193,23 @@
     </w:tbl>
     <w:p>
       <w:pPr>
+        <w:spacing w:after="120"/>
+      </w:pPr>
+      <w:r>
+        <w:rPr>
+          <w:i/>
+          <w:iCs/>
+          <w:color w:val="666666"/>
+        </w:rPr>
+        <w:t xml:space="preserve">Note : un montant de 0 est approuve sans debit (pratique pour valider la chaine).</w:t>
+      </w:r>
+    </w:p>
+    <w:p>
+      <w:pPr>
         <w:pStyle w:val="Heading1"/>
       </w:pPr>
       <w:r>
-        <w:t xml:space="preserve">3. Prerequis : sign-on et carte</w:t>
-      </w:r>
-    </w:p>
-    <w:p>
-      <w:pPr>
-        <w:spacing w:after="120"/>
-      </w:pPr>
-      <w:r>
-        <w:t xml:space="preserve">Avant d'executer la moindre transaction, deux prerequis doivent etre remplis : une session reseau ouverte (sign-on) et au moins une carte provisionnee cote emetteur.</w:t>
+        <w:t xml:space="preserve">4. Gerer les tests</w:t>
       </w:r>
     </w:p>
     <w:p>
@@ -2129,15 +2217,7 @@
         <w:pStyle w:val="Heading2"/>
       </w:pPr>
       <w:r>
-        <w:t xml:space="preserve">3.1 Ouvrir la session reseau (sign-on)</w:t>
-      </w:r>
-    </w:p>
-    <w:p>
-      <w:pPr>
-        <w:spacing w:after="120"/>
-      </w:pPr>
-      <w:r>
-        <w:t xml:space="preserve">Le sign-on ouvre la connexion permanente entre l'acquereur et l'emetteur. Sans lui, les autorisations echouent.</w:t>
+        <w:t xml:space="preserve">4.1 Test simple</w:t>
       </w:r>
     </w:p>
     <w:tbl>
@@ -2184,7 +2264,7 @@
                 <w:sz w:val="18"/>
                 <w:szCs w:val="18"/>
               </w:rPr>
-              <w:t xml:space="preserve">curl -X POST http://localhost:8501/api/admin/dmas/jpos/signon \</w:t>
+              <w:t xml:space="preserve">curl -X POST http://localhost:8080/api/admin/tests \</w:t>
             </w:r>
           </w:p>
           <w:p>
@@ -2198,7 +2278,49 @@
                 <w:sz w:val="18"/>
                 <w:szCs w:val="18"/>
               </w:rPr>
-              <w:t xml:space="preserve">  -H "Authorization: Bearer $TOKEN_ISSUER"</w:t>
+              <w:t xml:space="preserve">  -H "Authorization: Bearer $TOKEN" -H "Content-Type: application/json" \</w:t>
+            </w:r>
+          </w:p>
+          <w:p>
+            <w:pPr>
+              <w:spacing w:after="0"/>
+            </w:pPr>
+            <w:r>
+              <w:rPr>
+                <w:rFonts w:ascii="Consolas" w:cs="Consolas" w:eastAsia="Consolas" w:hAnsi="Consolas"/>
+                <w:color w:val="E8E8E8"/>
+                <w:sz w:val="18"/>
+                <w:szCs w:val="18"/>
+              </w:rPr>
+              <w:t xml:space="preserve">  -d '{"name":"Achat nominal CB","category":"DMAS","active":true,</w:t>
+            </w:r>
+          </w:p>
+          <w:p>
+            <w:pPr>
+              <w:spacing w:after="0"/>
+            </w:pPr>
+            <w:r>
+              <w:rPr>
+                <w:rFonts w:ascii="Consolas" w:cs="Consolas" w:eastAsia="Consolas" w:hAnsi="Consolas"/>
+                <w:color w:val="E8E8E8"/>
+                <w:sz w:val="18"/>
+                <w:szCs w:val="18"/>
+              </w:rPr>
+              <w:t xml:space="preserve">    "config":"{\"DE002_PAN\":\"5321962145453348\",\"DE004_AMOUNT\":5000}",</w:t>
+            </w:r>
+          </w:p>
+          <w:p>
+            <w:pPr>
+              <w:spacing w:after="0"/>
+            </w:pPr>
+            <w:r>
+              <w:rPr>
+                <w:rFonts w:ascii="Consolas" w:cs="Consolas" w:eastAsia="Consolas" w:hAnsi="Consolas"/>
+                <w:color w:val="E8E8E8"/>
+                <w:sz w:val="18"/>
+                <w:szCs w:val="18"/>
+              </w:rPr>
+              <w:t xml:space="preserve">    "tpsSteps":[]}'</w:t>
             </w:r>
           </w:p>
         </w:tc>
@@ -2206,10 +2328,10 @@
     </w:tbl>
     <w:p>
       <w:pPr>
-        <w:spacing w:after="80"/>
-      </w:pPr>
-      <w:r>
-        <w:t xml:space="preserve"/>
+        <w:pStyle w:val="Heading2"/>
+      </w:pPr>
+      <w:r>
+        <w:t xml:space="preserve">4.2 Test de charge (TPS)</w:t>
       </w:r>
     </w:p>
     <w:p>
@@ -2217,7 +2339,7 @@
         <w:spacing w:after="120"/>
       </w:pPr>
       <w:r>
-        <w:t xml:space="preserve">Une reponse avec "success": true et "de039": "00" indique que la session est ouverte. On peut tester la liaison a tout moment avec l'echo :</w:t>
+        <w:t xml:space="preserve">Ajouter des paliers TPS (cadence sur un intervalle) :</w:t>
       </w:r>
     </w:p>
     <w:tbl>
@@ -2264,21 +2386,7 @@
                 <w:sz w:val="18"/>
                 <w:szCs w:val="18"/>
               </w:rPr>
-              <w:t xml:space="preserve">curl -X POST http://localhost:8501/api/admin/dmas/jpos/echo \</w:t>
-            </w:r>
-          </w:p>
-          <w:p>
-            <w:pPr>
-              <w:spacing w:after="0"/>
-            </w:pPr>
-            <w:r>
-              <w:rPr>
-                <w:rFonts w:ascii="Consolas" w:cs="Consolas" w:eastAsia="Consolas" w:hAnsi="Consolas"/>
-                <w:color w:val="E8E8E8"/>
-                <w:sz w:val="18"/>
-                <w:szCs w:val="18"/>
-              </w:rPr>
-              <w:t xml:space="preserve">  -H "Authorization: Bearer $TOKEN_ISSUER"</w:t>
+              <w:t xml:space="preserve">"tpsSteps":[{"stepOrder":1,"startSeconds":0,"endSeconds":5,"tpsValue":10}]</w:t>
             </w:r>
           </w:p>
         </w:tc>
@@ -2286,18 +2394,18 @@
     </w:tbl>
     <w:p>
       <w:pPr>
+        <w:pStyle w:val="Heading1"/>
+      </w:pPr>
+      <w:r>
+        <w:t xml:space="preserve">5. Executer un test</w:t>
+      </w:r>
+    </w:p>
+    <w:p>
+      <w:pPr>
         <w:pStyle w:val="Heading2"/>
       </w:pPr>
       <w:r>
-        <w:t xml:space="preserve">3.2 Provisionner une carte</w:t>
-      </w:r>
-    </w:p>
-    <w:p>
-      <w:pPr>
-        <w:spacing w:after="120"/>
-      </w:pPr>
-      <w:r>
-        <w:t xml:space="preserve">La carte doit exister cote emetteur avec un solde suffisant. Elle est creee (ou rechargee) ainsi :</w:t>
+        <w:t xml:space="preserve">5.1 Execution simple</w:t>
       </w:r>
     </w:p>
     <w:tbl>
@@ -2344,7 +2452,7 @@
                 <w:sz w:val="18"/>
                 <w:szCs w:val="18"/>
               </w:rPr>
-              <w:t xml:space="preserve">curl -X POST http://localhost:8501/api/admin/dmas/cards \</w:t>
+              <w:t xml:space="preserve">curl -X POST "http://localhost:8080/api/executions/start/{testId}?mode=SIMPLE" \</w:t>
             </w:r>
           </w:p>
           <w:p>
@@ -2358,35 +2466,7 @@
                 <w:sz w:val="18"/>
                 <w:szCs w:val="18"/>
               </w:rPr>
-              <w:t xml:space="preserve">  -H "Authorization: Bearer $TOKEN_ISSUER" \</w:t>
-            </w:r>
-          </w:p>
-          <w:p>
-            <w:pPr>
-              <w:spacing w:after="0"/>
-            </w:pPr>
-            <w:r>
-              <w:rPr>
-                <w:rFonts w:ascii="Consolas" w:cs="Consolas" w:eastAsia="Consolas" w:hAnsi="Consolas"/>
-                <w:color w:val="E8E8E8"/>
-                <w:sz w:val="18"/>
-                <w:szCs w:val="18"/>
-              </w:rPr>
-              <w:t xml:space="preserve">  -H "Content-Type: application/json" \</w:t>
-            </w:r>
-          </w:p>
-          <w:p>
-            <w:pPr>
-              <w:spacing w:after="0"/>
-            </w:pPr>
-            <w:r>
-              <w:rPr>
-                <w:rFonts w:ascii="Consolas" w:cs="Consolas" w:eastAsia="Consolas" w:hAnsi="Consolas"/>
-                <w:color w:val="E8E8E8"/>
-                <w:sz w:val="18"/>
-                <w:szCs w:val="18"/>
-              </w:rPr>
-              <w:t xml:space="preserve">  -d '{"pan":"5321962145453348","pin":"1234","balance":100000000}'</w:t>
+              <w:t xml:space="preserve">  -H "Authorization: Bearer $TOKEN"</w:t>
             </w:r>
           </w:p>
         </w:tc>
@@ -2394,323 +2474,10 @@
     </w:tbl>
     <w:p>
       <w:pPr>
-        <w:spacing w:after="80"/>
-      </w:pPr>
-      <w:r>
-        <w:t xml:space="preserve"/>
-      </w:r>
-    </w:p>
-    <w:tbl>
-      <w:tblPr>
-        <w:tblW w:type="dxa" w:w="9360"/>
-        <w:tblBorders>
-          <w:top w:val="single" w:color="auto" w:sz="4"/>
-          <w:left w:val="single" w:color="auto" w:sz="4"/>
-          <w:bottom w:val="single" w:color="auto" w:sz="4"/>
-          <w:right w:val="single" w:color="auto" w:sz="4"/>
-          <w:insideH w:val="single" w:color="auto" w:sz="4"/>
-          <w:insideV w:val="single" w:color="auto" w:sz="4"/>
-        </w:tblBorders>
-      </w:tblPr>
-      <w:tblGrid>
-        <w:gridCol w:w="2000"/>
-        <w:gridCol w:w="7360"/>
-      </w:tblGrid>
-      <w:tr>
-        <w:trPr>
-          <w:tblHeader/>
-        </w:trPr>
-        <w:tc>
-          <w:tcPr>
-            <w:tcW w:type="dxa" w:w="2000"/>
-            <w:tcBorders>
-              <w:top w:val="single" w:color="BBBBBB" w:sz="1"/>
-              <w:left w:val="single" w:color="BBBBBB" w:sz="1"/>
-              <w:bottom w:val="single" w:color="BBBBBB" w:sz="1"/>
-              <w:right w:val="single" w:color="BBBBBB" w:sz="1"/>
-            </w:tcBorders>
-            <w:shd w:fill="2E5C8A" w:val="clear"/>
-            <w:tcMar>
-              <w:top w:type="dxa" w:w="80"/>
-              <w:left w:type="dxa" w:w="120"/>
-              <w:bottom w:type="dxa" w:w="80"/>
-              <w:right w:type="dxa" w:w="120"/>
-            </w:tcMar>
-          </w:tcPr>
-          <w:p>
-            <w:r>
-              <w:rPr>
-                <w:b/>
-                <w:bCs/>
-                <w:color w:val="FFFFFF"/>
-                <w:sz w:val="20"/>
-                <w:szCs w:val="20"/>
-              </w:rPr>
-              <w:t xml:space="preserve">Champ</w:t>
-            </w:r>
-          </w:p>
-        </w:tc>
-        <w:tc>
-          <w:tcPr>
-            <w:tcW w:type="dxa" w:w="7360"/>
-            <w:tcBorders>
-              <w:top w:val="single" w:color="BBBBBB" w:sz="1"/>
-              <w:left w:val="single" w:color="BBBBBB" w:sz="1"/>
-              <w:bottom w:val="single" w:color="BBBBBB" w:sz="1"/>
-              <w:right w:val="single" w:color="BBBBBB" w:sz="1"/>
-            </w:tcBorders>
-            <w:shd w:fill="2E5C8A" w:val="clear"/>
-            <w:tcMar>
-              <w:top w:type="dxa" w:w="80"/>
-              <w:left w:type="dxa" w:w="120"/>
-              <w:bottom w:type="dxa" w:w="80"/>
-              <w:right w:type="dxa" w:w="120"/>
-            </w:tcMar>
-          </w:tcPr>
-          <w:p>
-            <w:r>
-              <w:rPr>
-                <w:b/>
-                <w:bCs/>
-                <w:color w:val="FFFFFF"/>
-                <w:sz w:val="20"/>
-                <w:szCs w:val="20"/>
-              </w:rPr>
-              <w:t xml:space="preserve">Description</w:t>
-            </w:r>
-          </w:p>
-        </w:tc>
-      </w:tr>
-      <w:tr>
-        <w:tc>
-          <w:tcPr>
-            <w:tcW w:type="dxa" w:w="2000"/>
-            <w:tcBorders>
-              <w:top w:val="single" w:color="BBBBBB" w:sz="1"/>
-              <w:left w:val="single" w:color="BBBBBB" w:sz="1"/>
-              <w:bottom w:val="single" w:color="BBBBBB" w:sz="1"/>
-              <w:right w:val="single" w:color="BBBBBB" w:sz="1"/>
-            </w:tcBorders>
-            <w:shd w:fill="FFFFFF" w:val="clear"/>
-            <w:tcMar>
-              <w:top w:type="dxa" w:w="80"/>
-              <w:left w:type="dxa" w:w="120"/>
-              <w:bottom w:type="dxa" w:w="80"/>
-              <w:right w:type="dxa" w:w="120"/>
-            </w:tcMar>
-          </w:tcPr>
-          <w:p>
-            <w:pPr>
-              <w:spacing w:after="0"/>
-            </w:pPr>
-            <w:r>
-              <w:rPr>
-                <w:sz w:val="19"/>
-                <w:szCs w:val="19"/>
-              </w:rPr>
-              <w:t xml:space="preserve">pan</w:t>
-            </w:r>
-          </w:p>
-        </w:tc>
-        <w:tc>
-          <w:tcPr>
-            <w:tcW w:type="dxa" w:w="7360"/>
-            <w:tcBorders>
-              <w:top w:val="single" w:color="BBBBBB" w:sz="1"/>
-              <w:left w:val="single" w:color="BBBBBB" w:sz="1"/>
-              <w:bottom w:val="single" w:color="BBBBBB" w:sz="1"/>
-              <w:right w:val="single" w:color="BBBBBB" w:sz="1"/>
-            </w:tcBorders>
-            <w:shd w:fill="FFFFFF" w:val="clear"/>
-            <w:tcMar>
-              <w:top w:type="dxa" w:w="80"/>
-              <w:left w:type="dxa" w:w="120"/>
-              <w:bottom w:type="dxa" w:w="80"/>
-              <w:right w:type="dxa" w:w="120"/>
-            </w:tcMar>
-          </w:tcPr>
-          <w:p>
-            <w:pPr>
-              <w:spacing w:after="0"/>
-            </w:pPr>
-            <w:r>
-              <w:rPr>
-                <w:sz w:val="19"/>
-                <w:szCs w:val="19"/>
-              </w:rPr>
-              <w:t xml:space="preserve">Numero de carte (16 chiffres)</w:t>
-            </w:r>
-          </w:p>
-        </w:tc>
-      </w:tr>
-      <w:tr>
-        <w:tc>
-          <w:tcPr>
-            <w:tcW w:type="dxa" w:w="2000"/>
-            <w:tcBorders>
-              <w:top w:val="single" w:color="BBBBBB" w:sz="1"/>
-              <w:left w:val="single" w:color="BBBBBB" w:sz="1"/>
-              <w:bottom w:val="single" w:color="BBBBBB" w:sz="1"/>
-              <w:right w:val="single" w:color="BBBBBB" w:sz="1"/>
-            </w:tcBorders>
-            <w:shd w:fill="F2F2F2" w:val="clear"/>
-            <w:tcMar>
-              <w:top w:type="dxa" w:w="80"/>
-              <w:left w:type="dxa" w:w="120"/>
-              <w:bottom w:type="dxa" w:w="80"/>
-              <w:right w:type="dxa" w:w="120"/>
-            </w:tcMar>
-          </w:tcPr>
-          <w:p>
-            <w:pPr>
-              <w:spacing w:after="0"/>
-            </w:pPr>
-            <w:r>
-              <w:rPr>
-                <w:sz w:val="19"/>
-                <w:szCs w:val="19"/>
-              </w:rPr>
-              <w:t xml:space="preserve">pin</w:t>
-            </w:r>
-          </w:p>
-        </w:tc>
-        <w:tc>
-          <w:tcPr>
-            <w:tcW w:type="dxa" w:w="7360"/>
-            <w:tcBorders>
-              <w:top w:val="single" w:color="BBBBBB" w:sz="1"/>
-              <w:left w:val="single" w:color="BBBBBB" w:sz="1"/>
-              <w:bottom w:val="single" w:color="BBBBBB" w:sz="1"/>
-              <w:right w:val="single" w:color="BBBBBB" w:sz="1"/>
-            </w:tcBorders>
-            <w:shd w:fill="F2F2F2" w:val="clear"/>
-            <w:tcMar>
-              <w:top w:type="dxa" w:w="80"/>
-              <w:left w:type="dxa" w:w="120"/>
-              <w:bottom w:type="dxa" w:w="80"/>
-              <w:right w:type="dxa" w:w="120"/>
-            </w:tcMar>
-          </w:tcPr>
-          <w:p>
-            <w:pPr>
-              <w:spacing w:after="0"/>
-            </w:pPr>
-            <w:r>
-              <w:rPr>
-                <w:sz w:val="19"/>
-                <w:szCs w:val="19"/>
-              </w:rPr>
-              <w:t xml:space="preserve">Code PIN de la carte</w:t>
-            </w:r>
-          </w:p>
-        </w:tc>
-      </w:tr>
-      <w:tr>
-        <w:tc>
-          <w:tcPr>
-            <w:tcW w:type="dxa" w:w="2000"/>
-            <w:tcBorders>
-              <w:top w:val="single" w:color="BBBBBB" w:sz="1"/>
-              <w:left w:val="single" w:color="BBBBBB" w:sz="1"/>
-              <w:bottom w:val="single" w:color="BBBBBB" w:sz="1"/>
-              <w:right w:val="single" w:color="BBBBBB" w:sz="1"/>
-            </w:tcBorders>
-            <w:shd w:fill="FFFFFF" w:val="clear"/>
-            <w:tcMar>
-              <w:top w:type="dxa" w:w="80"/>
-              <w:left w:type="dxa" w:w="120"/>
-              <w:bottom w:type="dxa" w:w="80"/>
-              <w:right w:type="dxa" w:w="120"/>
-            </w:tcMar>
-          </w:tcPr>
-          <w:p>
-            <w:pPr>
-              <w:spacing w:after="0"/>
-            </w:pPr>
-            <w:r>
-              <w:rPr>
-                <w:sz w:val="19"/>
-                <w:szCs w:val="19"/>
-              </w:rPr>
-              <w:t xml:space="preserve">balance</w:t>
-            </w:r>
-          </w:p>
-        </w:tc>
-        <w:tc>
-          <w:tcPr>
-            <w:tcW w:type="dxa" w:w="7360"/>
-            <w:tcBorders>
-              <w:top w:val="single" w:color="BBBBBB" w:sz="1"/>
-              <w:left w:val="single" w:color="BBBBBB" w:sz="1"/>
-              <w:bottom w:val="single" w:color="BBBBBB" w:sz="1"/>
-              <w:right w:val="single" w:color="BBBBBB" w:sz="1"/>
-            </w:tcBorders>
-            <w:shd w:fill="FFFFFF" w:val="clear"/>
-            <w:tcMar>
-              <w:top w:type="dxa" w:w="80"/>
-              <w:left w:type="dxa" w:w="120"/>
-              <w:bottom w:type="dxa" w:w="80"/>
-              <w:right w:type="dxa" w:w="120"/>
-            </w:tcMar>
-          </w:tcPr>
-          <w:p>
-            <w:pPr>
-              <w:spacing w:after="0"/>
-            </w:pPr>
-            <w:r>
-              <w:rPr>
-                <w:sz w:val="19"/>
-                <w:szCs w:val="19"/>
-              </w:rPr>
-              <w:t xml:space="preserve">Solde initial en centimes (ex : 100000000 = 1 000 000,00 EUR)</w:t>
-            </w:r>
-          </w:p>
-        </w:tc>
-      </w:tr>
-    </w:tbl>
-    <w:p>
-      <w:pPr>
-        <w:spacing w:after="120"/>
-      </w:pPr>
-      <w:r>
-        <w:rPr>
-          <w:i/>
-          <w:iCs/>
-          <w:color w:val="666666"/>
-        </w:rPr>
-        <w:t xml:space="preserve">Note : une transaction d'un montant de 0 est approuvee sans debit. C'est pratique pour valider la chaine sans consommer le solde.</w:t>
-      </w:r>
-    </w:p>
-    <w:p>
-      <w:pPr>
-        <w:pStyle w:val="Heading1"/>
-      </w:pPr>
-      <w:r>
-        <w:t xml:space="preserve">4. Gerer les tests</w:t>
-      </w:r>
-    </w:p>
-    <w:p>
-      <w:pPr>
-        <w:spacing w:after="120"/>
-      </w:pPr>
-      <w:r>
-        <w:t xml:space="preserve">Un test est le parametrage reutilisable d'un scenario. Il contient une configuration de champs (au format JSON) et, optionnellement, un profil de charge (paliers TPS). Un test sans paliers est un test simple ; un test avec paliers est un test de charge (TPS).</w:t>
-      </w:r>
-    </w:p>
-    <w:p>
-      <w:pPr>
         <w:pStyle w:val="Heading2"/>
       </w:pPr>
       <w:r>
-        <w:t xml:space="preserve">4.1 Creer un test simple</w:t>
-      </w:r>
-    </w:p>
-    <w:p>
-      <w:pPr>
-        <w:spacing w:after="120"/>
-      </w:pPr>
-      <w:r>
-        <w:t xml:space="preserve">Un test simple envoie une transaction unique. On le cree sur l'orchestrateur :</w:t>
+        <w:t xml:space="preserve">5.2 Load test</w:t>
       </w:r>
     </w:p>
     <w:tbl>
@@ -2757,7 +2524,7 @@
                 <w:sz w:val="18"/>
                 <w:szCs w:val="18"/>
               </w:rPr>
-              <w:t xml:space="preserve">curl -X POST http://localhost:8080/api/admin/tests \</w:t>
+              <w:t xml:space="preserve">curl -X POST "http://localhost:8080/api/executions/loadtest/{testId}" \</w:t>
             </w:r>
           </w:p>
           <w:p>
@@ -2771,9 +2538,53 @@
                 <w:sz w:val="18"/>
                 <w:szCs w:val="18"/>
               </w:rPr>
-              <w:t xml:space="preserve">  -H "Authorization: Bearer $TOKEN" \</w:t>
-            </w:r>
-          </w:p>
+              <w:t xml:space="preserve">  -H "Authorization: Bearer $TOKEN"</w:t>
+            </w:r>
+          </w:p>
+        </w:tc>
+      </w:tr>
+    </w:tbl>
+    <w:p>
+      <w:pPr>
+        <w:pStyle w:val="Heading2"/>
+      </w:pPr>
+      <w:r>
+        <w:t xml:space="preserve">5.3 Suivre une execution</w:t>
+      </w:r>
+    </w:p>
+    <w:tbl>
+      <w:tblPr>
+        <w:tblW w:type="dxa" w:w="9360"/>
+        <w:tblBorders>
+          <w:top w:val="single" w:color="auto" w:sz="4"/>
+          <w:left w:val="single" w:color="auto" w:sz="4"/>
+          <w:bottom w:val="single" w:color="auto" w:sz="4"/>
+          <w:right w:val="single" w:color="auto" w:sz="4"/>
+          <w:insideH w:val="single" w:color="auto" w:sz="4"/>
+          <w:insideV w:val="single" w:color="auto" w:sz="4"/>
+        </w:tblBorders>
+      </w:tblPr>
+      <w:tblGrid>
+        <w:gridCol w:w="9360"/>
+      </w:tblGrid>
+      <w:tr>
+        <w:tc>
+          <w:tcPr>
+            <w:tcW w:type="dxa" w:w="9360"/>
+            <w:tcBorders>
+              <w:top w:val="single" w:color="BBBBBB" w:sz="1"/>
+              <w:left w:val="single" w:color="BBBBBB" w:sz="1"/>
+              <w:bottom w:val="single" w:color="BBBBBB" w:sz="1"/>
+              <w:right w:val="single" w:color="BBBBBB" w:sz="1"/>
+            </w:tcBorders>
+            <w:shd w:fill="1E1E1E" w:val="clear"/>
+            <w:tcMar>
+              <w:top w:type="dxa" w:w="100"/>
+              <w:left w:type="dxa" w:w="140"/>
+              <w:bottom w:type="dxa" w:w="100"/>
+              <w:right w:type="dxa" w:w="140"/>
+            </w:tcMar>
+          </w:tcPr>
           <w:p>
             <w:pPr>
               <w:spacing w:after="0"/>
@@ -2785,7 +2596,7 @@
                 <w:sz w:val="18"/>
                 <w:szCs w:val="18"/>
               </w:rPr>
-              <w:t xml:space="preserve">  -H "Content-Type: application/json" \</w:t>
+              <w:t xml:space="preserve">curl "http://localhost:8080/api/executions/{executionId}/status" \</w:t>
             </w:r>
           </w:p>
           <w:p>
@@ -2799,9 +2610,95 @@
                 <w:sz w:val="18"/>
                 <w:szCs w:val="18"/>
               </w:rPr>
-              <w:t xml:space="preserve">  -d '{</w:t>
-            </w:r>
-          </w:p>
+              <w:t xml:space="preserve">  -H "Authorization: Bearer $TOKEN"</w:t>
+            </w:r>
+          </w:p>
+        </w:tc>
+      </w:tr>
+    </w:tbl>
+    <w:p>
+      <w:pPr>
+        <w:spacing w:after="80"/>
+      </w:pPr>
+      <w:r>
+        <w:t xml:space="preserve"/>
+      </w:r>
+    </w:p>
+    <w:p>
+      <w:pPr>
+        <w:spacing w:after="120"/>
+      </w:pPr>
+      <w:r>
+        <w:rPr>
+          <w:i/>
+          <w:iCs/>
+          <w:color w:val="666666"/>
+        </w:rPr>
+        <w:t xml:space="preserve">Le p95 (95e percentile) est la metrique de reference : 95 % des transactions sont plus rapides que cette valeur. La moyenne masque les cas lents, le p95 les revele.</w:t>
+      </w:r>
+    </w:p>
+    <w:p>
+      <w:r>
+        <w:br w:type="page"/>
+      </w:r>
+    </w:p>
+    <w:p>
+      <w:pPr>
+        <w:pStyle w:val="Heading1"/>
+      </w:pPr>
+      <w:r>
+        <w:t xml:space="preserve">6. Exemple : un test simple de bout en bout</w:t>
+      </w:r>
+    </w:p>
+    <w:p>
+      <w:pPr>
+        <w:spacing w:after="120"/>
+      </w:pPr>
+      <w:r>
+        <w:t xml:space="preserve">Enchainement complet (les trois modules doivent etre demarres).</w:t>
+      </w:r>
+    </w:p>
+    <w:p>
+      <w:pPr>
+        <w:pStyle w:val="Heading3"/>
+      </w:pPr>
+      <w:r>
+        <w:t xml:space="preserve">Etape 1 - S'authentifier</w:t>
+      </w:r>
+    </w:p>
+    <w:tbl>
+      <w:tblPr>
+        <w:tblW w:type="dxa" w:w="9360"/>
+        <w:tblBorders>
+          <w:top w:val="single" w:color="auto" w:sz="4"/>
+          <w:left w:val="single" w:color="auto" w:sz="4"/>
+          <w:bottom w:val="single" w:color="auto" w:sz="4"/>
+          <w:right w:val="single" w:color="auto" w:sz="4"/>
+          <w:insideH w:val="single" w:color="auto" w:sz="4"/>
+          <w:insideV w:val="single" w:color="auto" w:sz="4"/>
+        </w:tblBorders>
+      </w:tblPr>
+      <w:tblGrid>
+        <w:gridCol w:w="9360"/>
+      </w:tblGrid>
+      <w:tr>
+        <w:tc>
+          <w:tcPr>
+            <w:tcW w:type="dxa" w:w="9360"/>
+            <w:tcBorders>
+              <w:top w:val="single" w:color="BBBBBB" w:sz="1"/>
+              <w:left w:val="single" w:color="BBBBBB" w:sz="1"/>
+              <w:bottom w:val="single" w:color="BBBBBB" w:sz="1"/>
+              <w:right w:val="single" w:color="BBBBBB" w:sz="1"/>
+            </w:tcBorders>
+            <w:shd w:fill="1E1E1E" w:val="clear"/>
+            <w:tcMar>
+              <w:top w:type="dxa" w:w="100"/>
+              <w:left w:type="dxa" w:w="140"/>
+              <w:bottom w:type="dxa" w:w="100"/>
+              <w:right w:type="dxa" w:w="140"/>
+            </w:tcMar>
+          </w:tcPr>
           <w:p>
             <w:pPr>
               <w:spacing w:after="0"/>
@@ -2813,7 +2710,7 @@
                 <w:sz w:val="18"/>
                 <w:szCs w:val="18"/>
               </w:rPr>
-              <w:t xml:space="preserve">    "name":"Achat nominal CB",</w:t>
+              <w:t xml:space="preserve">TOKEN=$(curl -s -X POST http://localhost:8080/auth/login \</w:t>
             </w:r>
           </w:p>
           <w:p>
@@ -2827,7 +2724,7 @@
                 <w:sz w:val="18"/>
                 <w:szCs w:val="18"/>
               </w:rPr>
-              <w:t xml:space="preserve">    "description":"Test achat standard",</w:t>
+              <w:t xml:space="preserve">  -H "Content-Type: application/json" \</w:t>
             </w:r>
           </w:p>
           <w:p>
@@ -2841,7 +2738,7 @@
                 <w:sz w:val="18"/>
                 <w:szCs w:val="18"/>
               </w:rPr>
-              <w:t xml:space="preserve">    "category":"DMAS",</w:t>
+              <w:t xml:space="preserve">  -d '{"login":"admin","password":"Admin123!"}' \</w:t>
             </w:r>
           </w:p>
           <w:p>
@@ -2855,9 +2752,53 @@
                 <w:sz w:val="18"/>
                 <w:szCs w:val="18"/>
               </w:rPr>
-              <w:t xml:space="preserve">    "active":true,</w:t>
-            </w:r>
-          </w:p>
+              <w:t xml:space="preserve">  | grep -o '"token":"[^"]*"' | cut -d'"' -f4)</w:t>
+            </w:r>
+          </w:p>
+        </w:tc>
+      </w:tr>
+    </w:tbl>
+    <w:p>
+      <w:pPr>
+        <w:pStyle w:val="Heading3"/>
+      </w:pPr>
+      <w:r>
+        <w:t xml:space="preserve">Etape 2 - Sign-on</w:t>
+      </w:r>
+    </w:p>
+    <w:tbl>
+      <w:tblPr>
+        <w:tblW w:type="dxa" w:w="9360"/>
+        <w:tblBorders>
+          <w:top w:val="single" w:color="auto" w:sz="4"/>
+          <w:left w:val="single" w:color="auto" w:sz="4"/>
+          <w:bottom w:val="single" w:color="auto" w:sz="4"/>
+          <w:right w:val="single" w:color="auto" w:sz="4"/>
+          <w:insideH w:val="single" w:color="auto" w:sz="4"/>
+          <w:insideV w:val="single" w:color="auto" w:sz="4"/>
+        </w:tblBorders>
+      </w:tblPr>
+      <w:tblGrid>
+        <w:gridCol w:w="9360"/>
+      </w:tblGrid>
+      <w:tr>
+        <w:tc>
+          <w:tcPr>
+            <w:tcW w:type="dxa" w:w="9360"/>
+            <w:tcBorders>
+              <w:top w:val="single" w:color="BBBBBB" w:sz="1"/>
+              <w:left w:val="single" w:color="BBBBBB" w:sz="1"/>
+              <w:bottom w:val="single" w:color="BBBBBB" w:sz="1"/>
+              <w:right w:val="single" w:color="BBBBBB" w:sz="1"/>
+            </w:tcBorders>
+            <w:shd w:fill="1E1E1E" w:val="clear"/>
+            <w:tcMar>
+              <w:top w:type="dxa" w:w="100"/>
+              <w:left w:type="dxa" w:w="140"/>
+              <w:bottom w:type="dxa" w:w="100"/>
+              <w:right w:type="dxa" w:w="140"/>
+            </w:tcMar>
+          </w:tcPr>
           <w:p>
             <w:pPr>
               <w:spacing w:after="0"/>
@@ -2869,9 +2810,53 @@
                 <w:sz w:val="18"/>
                 <w:szCs w:val="18"/>
               </w:rPr>
-              <w:t xml:space="preserve">    "config":"{\"DE002_PAN\":\"5321962145453348\",\"DE004_AMOUNT\":5000}",</w:t>
-            </w:r>
-          </w:p>
+              <w:t xml:space="preserve">curl -X POST http://localhost:8501/api/admin/dmas/jpos/signon -H "Authorization: Bearer $TOKEN_ISS"</w:t>
+            </w:r>
+          </w:p>
+        </w:tc>
+      </w:tr>
+    </w:tbl>
+    <w:p>
+      <w:pPr>
+        <w:pStyle w:val="Heading3"/>
+      </w:pPr>
+      <w:r>
+        <w:t xml:space="preserve">Etape 3 - Provisionner la carte</w:t>
+      </w:r>
+    </w:p>
+    <w:tbl>
+      <w:tblPr>
+        <w:tblW w:type="dxa" w:w="9360"/>
+        <w:tblBorders>
+          <w:top w:val="single" w:color="auto" w:sz="4"/>
+          <w:left w:val="single" w:color="auto" w:sz="4"/>
+          <w:bottom w:val="single" w:color="auto" w:sz="4"/>
+          <w:right w:val="single" w:color="auto" w:sz="4"/>
+          <w:insideH w:val="single" w:color="auto" w:sz="4"/>
+          <w:insideV w:val="single" w:color="auto" w:sz="4"/>
+        </w:tblBorders>
+      </w:tblPr>
+      <w:tblGrid>
+        <w:gridCol w:w="9360"/>
+      </w:tblGrid>
+      <w:tr>
+        <w:tc>
+          <w:tcPr>
+            <w:tcW w:type="dxa" w:w="9360"/>
+            <w:tcBorders>
+              <w:top w:val="single" w:color="BBBBBB" w:sz="1"/>
+              <w:left w:val="single" w:color="BBBBBB" w:sz="1"/>
+              <w:bottom w:val="single" w:color="BBBBBB" w:sz="1"/>
+              <w:right w:val="single" w:color="BBBBBB" w:sz="1"/>
+            </w:tcBorders>
+            <w:shd w:fill="1E1E1E" w:val="clear"/>
+            <w:tcMar>
+              <w:top w:type="dxa" w:w="100"/>
+              <w:left w:type="dxa" w:w="140"/>
+              <w:bottom w:type="dxa" w:w="100"/>
+              <w:right w:type="dxa" w:w="140"/>
+            </w:tcMar>
+          </w:tcPr>
           <w:p>
             <w:pPr>
               <w:spacing w:after="0"/>
@@ -2883,7 +2868,7 @@
                 <w:sz w:val="18"/>
                 <w:szCs w:val="18"/>
               </w:rPr>
-              <w:t xml:space="preserve">    "tpsSteps":[]</w:t>
+              <w:t xml:space="preserve">curl -X POST http://localhost:8501/api/admin/dmas/cards \</w:t>
             </w:r>
           </w:p>
           <w:p>
@@ -2897,7 +2882,21 @@
                 <w:sz w:val="18"/>
                 <w:szCs w:val="18"/>
               </w:rPr>
-              <w:t xml:space="preserve">  }'</w:t>
+              <w:t xml:space="preserve">  -H "Authorization: Bearer $TOKEN_ISS" -H "Content-Type: application/json" \</w:t>
+            </w:r>
+          </w:p>
+          <w:p>
+            <w:pPr>
+              <w:spacing w:after="0"/>
+            </w:pPr>
+            <w:r>
+              <w:rPr>
+                <w:rFonts w:ascii="Consolas" w:cs="Consolas" w:eastAsia="Consolas" w:hAnsi="Consolas"/>
+                <w:color w:val="E8E8E8"/>
+                <w:sz w:val="18"/>
+                <w:szCs w:val="18"/>
+              </w:rPr>
+              <w:t xml:space="preserve">  -d '{"pan":"5321962145453348","pin":"1234","balance":100000000}'</w:t>
             </w:r>
           </w:p>
         </w:tc>
@@ -2905,6 +2904,250 @@
     </w:tbl>
     <w:p>
       <w:pPr>
+        <w:pStyle w:val="Heading3"/>
+      </w:pPr>
+      <w:r>
+        <w:t xml:space="preserve">Etape 4 - Creer le test</w:t>
+      </w:r>
+    </w:p>
+    <w:tbl>
+      <w:tblPr>
+        <w:tblW w:type="dxa" w:w="9360"/>
+        <w:tblBorders>
+          <w:top w:val="single" w:color="auto" w:sz="4"/>
+          <w:left w:val="single" w:color="auto" w:sz="4"/>
+          <w:bottom w:val="single" w:color="auto" w:sz="4"/>
+          <w:right w:val="single" w:color="auto" w:sz="4"/>
+          <w:insideH w:val="single" w:color="auto" w:sz="4"/>
+          <w:insideV w:val="single" w:color="auto" w:sz="4"/>
+        </w:tblBorders>
+      </w:tblPr>
+      <w:tblGrid>
+        <w:gridCol w:w="9360"/>
+      </w:tblGrid>
+      <w:tr>
+        <w:tc>
+          <w:tcPr>
+            <w:tcW w:type="dxa" w:w="9360"/>
+            <w:tcBorders>
+              <w:top w:val="single" w:color="BBBBBB" w:sz="1"/>
+              <w:left w:val="single" w:color="BBBBBB" w:sz="1"/>
+              <w:bottom w:val="single" w:color="BBBBBB" w:sz="1"/>
+              <w:right w:val="single" w:color="BBBBBB" w:sz="1"/>
+            </w:tcBorders>
+            <w:shd w:fill="1E1E1E" w:val="clear"/>
+            <w:tcMar>
+              <w:top w:type="dxa" w:w="100"/>
+              <w:left w:type="dxa" w:w="140"/>
+              <w:bottom w:type="dxa" w:w="100"/>
+              <w:right w:type="dxa" w:w="140"/>
+            </w:tcMar>
+          </w:tcPr>
+          <w:p>
+            <w:pPr>
+              <w:spacing w:after="0"/>
+            </w:pPr>
+            <w:r>
+              <w:rPr>
+                <w:rFonts w:ascii="Consolas" w:cs="Consolas" w:eastAsia="Consolas" w:hAnsi="Consolas"/>
+                <w:color w:val="E8E8E8"/>
+                <w:sz w:val="18"/>
+                <w:szCs w:val="18"/>
+              </w:rPr>
+              <w:t xml:space="preserve">curl -X POST http://localhost:8080/api/admin/tests \</w:t>
+            </w:r>
+          </w:p>
+          <w:p>
+            <w:pPr>
+              <w:spacing w:after="0"/>
+            </w:pPr>
+            <w:r>
+              <w:rPr>
+                <w:rFonts w:ascii="Consolas" w:cs="Consolas" w:eastAsia="Consolas" w:hAnsi="Consolas"/>
+                <w:color w:val="E8E8E8"/>
+                <w:sz w:val="18"/>
+                <w:szCs w:val="18"/>
+              </w:rPr>
+              <w:t xml:space="preserve">  -H "Authorization: Bearer $TOKEN" -H "Content-Type: application/json" \</w:t>
+            </w:r>
+          </w:p>
+          <w:p>
+            <w:pPr>
+              <w:spacing w:after="0"/>
+            </w:pPr>
+            <w:r>
+              <w:rPr>
+                <w:rFonts w:ascii="Consolas" w:cs="Consolas" w:eastAsia="Consolas" w:hAnsi="Consolas"/>
+                <w:color w:val="E8E8E8"/>
+                <w:sz w:val="18"/>
+                <w:szCs w:val="18"/>
+              </w:rPr>
+              <w:t xml:space="preserve">  -d '{"name":"Mon premier achat","category":"DMAS","active":true,</w:t>
+            </w:r>
+          </w:p>
+          <w:p>
+            <w:pPr>
+              <w:spacing w:after="0"/>
+            </w:pPr>
+            <w:r>
+              <w:rPr>
+                <w:rFonts w:ascii="Consolas" w:cs="Consolas" w:eastAsia="Consolas" w:hAnsi="Consolas"/>
+                <w:color w:val="E8E8E8"/>
+                <w:sz w:val="18"/>
+                <w:szCs w:val="18"/>
+              </w:rPr>
+              <w:t xml:space="preserve">    "config":"{\"DE002_PAN\":\"5321962145453348\",\"DE004_AMOUNT\":5000}",</w:t>
+            </w:r>
+          </w:p>
+          <w:p>
+            <w:pPr>
+              <w:spacing w:after="0"/>
+            </w:pPr>
+            <w:r>
+              <w:rPr>
+                <w:rFonts w:ascii="Consolas" w:cs="Consolas" w:eastAsia="Consolas" w:hAnsi="Consolas"/>
+                <w:color w:val="E8E8E8"/>
+                <w:sz w:val="18"/>
+                <w:szCs w:val="18"/>
+              </w:rPr>
+              <w:t xml:space="preserve">    "tpsSteps":[]}'</w:t>
+            </w:r>
+          </w:p>
+        </w:tc>
+      </w:tr>
+    </w:tbl>
+    <w:p>
+      <w:pPr>
+        <w:pStyle w:val="Heading3"/>
+      </w:pPr>
+      <w:r>
+        <w:t xml:space="preserve">Etape 5 - Lancer (execution simple)</w:t>
+      </w:r>
+    </w:p>
+    <w:tbl>
+      <w:tblPr>
+        <w:tblW w:type="dxa" w:w="9360"/>
+        <w:tblBorders>
+          <w:top w:val="single" w:color="auto" w:sz="4"/>
+          <w:left w:val="single" w:color="auto" w:sz="4"/>
+          <w:bottom w:val="single" w:color="auto" w:sz="4"/>
+          <w:right w:val="single" w:color="auto" w:sz="4"/>
+          <w:insideH w:val="single" w:color="auto" w:sz="4"/>
+          <w:insideV w:val="single" w:color="auto" w:sz="4"/>
+        </w:tblBorders>
+      </w:tblPr>
+      <w:tblGrid>
+        <w:gridCol w:w="9360"/>
+      </w:tblGrid>
+      <w:tr>
+        <w:tc>
+          <w:tcPr>
+            <w:tcW w:type="dxa" w:w="9360"/>
+            <w:tcBorders>
+              <w:top w:val="single" w:color="BBBBBB" w:sz="1"/>
+              <w:left w:val="single" w:color="BBBBBB" w:sz="1"/>
+              <w:bottom w:val="single" w:color="BBBBBB" w:sz="1"/>
+              <w:right w:val="single" w:color="BBBBBB" w:sz="1"/>
+            </w:tcBorders>
+            <w:shd w:fill="1E1E1E" w:val="clear"/>
+            <w:tcMar>
+              <w:top w:type="dxa" w:w="100"/>
+              <w:left w:type="dxa" w:w="140"/>
+              <w:bottom w:type="dxa" w:w="100"/>
+              <w:right w:type="dxa" w:w="140"/>
+            </w:tcMar>
+          </w:tcPr>
+          <w:p>
+            <w:pPr>
+              <w:spacing w:after="0"/>
+            </w:pPr>
+            <w:r>
+              <w:rPr>
+                <w:rFonts w:ascii="Consolas" w:cs="Consolas" w:eastAsia="Consolas" w:hAnsi="Consolas"/>
+                <w:color w:val="E8E8E8"/>
+                <w:sz w:val="18"/>
+                <w:szCs w:val="18"/>
+              </w:rPr>
+              <w:t xml:space="preserve">curl -X POST "http://localhost:8080/api/executions/start/1?mode=SIMPLE" \</w:t>
+            </w:r>
+          </w:p>
+          <w:p>
+            <w:pPr>
+              <w:spacing w:after="0"/>
+            </w:pPr>
+            <w:r>
+              <w:rPr>
+                <w:rFonts w:ascii="Consolas" w:cs="Consolas" w:eastAsia="Consolas" w:hAnsi="Consolas"/>
+                <w:color w:val="E8E8E8"/>
+                <w:sz w:val="18"/>
+                <w:szCs w:val="18"/>
+              </w:rPr>
+              <w:t xml:space="preserve">  -H "Authorization: Bearer $TOKEN"</w:t>
+            </w:r>
+          </w:p>
+        </w:tc>
+      </w:tr>
+    </w:tbl>
+    <w:p>
+      <w:pPr>
+        <w:pStyle w:val="Heading3"/>
+      </w:pPr>
+      <w:r>
+        <w:t xml:space="preserve">Etape 6 - Consulter le resultat</w:t>
+      </w:r>
+    </w:p>
+    <w:tbl>
+      <w:tblPr>
+        <w:tblW w:type="dxa" w:w="9360"/>
+        <w:tblBorders>
+          <w:top w:val="single" w:color="auto" w:sz="4"/>
+          <w:left w:val="single" w:color="auto" w:sz="4"/>
+          <w:bottom w:val="single" w:color="auto" w:sz="4"/>
+          <w:right w:val="single" w:color="auto" w:sz="4"/>
+          <w:insideH w:val="single" w:color="auto" w:sz="4"/>
+          <w:insideV w:val="single" w:color="auto" w:sz="4"/>
+        </w:tblBorders>
+      </w:tblPr>
+      <w:tblGrid>
+        <w:gridCol w:w="9360"/>
+      </w:tblGrid>
+      <w:tr>
+        <w:tc>
+          <w:tcPr>
+            <w:tcW w:type="dxa" w:w="9360"/>
+            <w:tcBorders>
+              <w:top w:val="single" w:color="BBBBBB" w:sz="1"/>
+              <w:left w:val="single" w:color="BBBBBB" w:sz="1"/>
+              <w:bottom w:val="single" w:color="BBBBBB" w:sz="1"/>
+              <w:right w:val="single" w:color="BBBBBB" w:sz="1"/>
+            </w:tcBorders>
+            <w:shd w:fill="1E1E1E" w:val="clear"/>
+            <w:tcMar>
+              <w:top w:type="dxa" w:w="100"/>
+              <w:left w:type="dxa" w:w="140"/>
+              <w:bottom w:type="dxa" w:w="100"/>
+              <w:right w:type="dxa" w:w="140"/>
+            </w:tcMar>
+          </w:tcPr>
+          <w:p>
+            <w:pPr>
+              <w:spacing w:after="0"/>
+            </w:pPr>
+            <w:r>
+              <w:rPr>
+                <w:rFonts w:ascii="Consolas" w:cs="Consolas" w:eastAsia="Consolas" w:hAnsi="Consolas"/>
+                <w:color w:val="E8E8E8"/>
+                <w:sz w:val="18"/>
+                <w:szCs w:val="18"/>
+              </w:rPr>
+              <w:t xml:space="preserve">curl "http://localhost:8080/api/executions/1/status" -H "Authorization: Bearer $TOKEN"</w:t>
+            </w:r>
+          </w:p>
+        </w:tc>
+      </w:tr>
+    </w:tbl>
+    <w:p>
+      <w:pPr>
         <w:spacing w:after="80"/>
       </w:pPr>
       <w:r>
@@ -2916,7 +3159,581 @@
         <w:spacing w:after="120"/>
       </w:pPr>
       <w:r>
-        <w:t xml:space="preserve">Les principaux champs de configuration (config) :</w:t>
+        <w:rPr>
+          <w:b/>
+          <w:bCs/>
+        </w:rPr>
+        <w:t xml:space="preserve">Resultat attendu : transaction approuvee (txApproved = 1, de039 = 00).</w:t>
+      </w:r>
+    </w:p>
+    <w:p>
+      <w:r>
+        <w:br w:type="page"/>
+      </w:r>
+    </w:p>
+    <w:p>
+      <w:pPr>
+        <w:pStyle w:val="Heading1"/>
+      </w:pPr>
+      <w:r>
+        <w:t xml:space="preserve">7. Campagnes (test de charge avance)</w:t>
+      </w:r>
+    </w:p>
+    <w:p>
+      <w:pPr>
+        <w:spacing w:after="120"/>
+      </w:pPr>
+      <w:r>
+        <w:t xml:space="preserve">Une campagne est un test de charge structure en plusieurs paliers, assorti de criteres SLA. Elle rend un verdict PASSED/FAILED et reutilise le moteur de charge sur la connexion permanente.</w:t>
+      </w:r>
+    </w:p>
+    <w:p>
+      <w:pPr>
+        <w:pStyle w:val="Heading2"/>
+      </w:pPr>
+      <w:r>
+        <w:t xml:space="preserve">7.1 Creer une campagne (role generateur)</w:t>
+      </w:r>
+    </w:p>
+    <w:p>
+      <w:pPr>
+        <w:spacing w:after="120"/>
+      </w:pPr>
+      <w:r>
+        <w:t xml:space="preserve">La definition s'effectue actuellement en base. Exemple : trois paliers, SLA p95 &lt; 100 ms.</w:t>
+      </w:r>
+    </w:p>
+    <w:tbl>
+      <w:tblPr>
+        <w:tblW w:type="dxa" w:w="9360"/>
+        <w:tblBorders>
+          <w:top w:val="single" w:color="auto" w:sz="4"/>
+          <w:left w:val="single" w:color="auto" w:sz="4"/>
+          <w:bottom w:val="single" w:color="auto" w:sz="4"/>
+          <w:right w:val="single" w:color="auto" w:sz="4"/>
+          <w:insideH w:val="single" w:color="auto" w:sz="4"/>
+          <w:insideV w:val="single" w:color="auto" w:sz="4"/>
+        </w:tblBorders>
+      </w:tblPr>
+      <w:tblGrid>
+        <w:gridCol w:w="9360"/>
+      </w:tblGrid>
+      <w:tr>
+        <w:tc>
+          <w:tcPr>
+            <w:tcW w:type="dxa" w:w="9360"/>
+            <w:tcBorders>
+              <w:top w:val="single" w:color="BBBBBB" w:sz="1"/>
+              <w:left w:val="single" w:color="BBBBBB" w:sz="1"/>
+              <w:bottom w:val="single" w:color="BBBBBB" w:sz="1"/>
+              <w:right w:val="single" w:color="BBBBBB" w:sz="1"/>
+            </w:tcBorders>
+            <w:shd w:fill="1E1E1E" w:val="clear"/>
+            <w:tcMar>
+              <w:top w:type="dxa" w:w="100"/>
+              <w:left w:type="dxa" w:w="140"/>
+              <w:bottom w:type="dxa" w:w="100"/>
+              <w:right w:type="dxa" w:w="140"/>
+            </w:tcMar>
+          </w:tcPr>
+          <w:p>
+            <w:pPr>
+              <w:spacing w:after="0"/>
+            </w:pPr>
+            <w:r>
+              <w:rPr>
+                <w:rFonts w:ascii="Consolas" w:cs="Consolas" w:eastAsia="Consolas" w:hAnsi="Consolas"/>
+                <w:color w:val="E8E8E8"/>
+                <w:sz w:val="18"/>
+                <w:szCs w:val="18"/>
+              </w:rPr>
+              <w:t xml:space="preserve">INSERT INTO campaigns (name, description, category, config, active, created_by,</w:t>
+            </w:r>
+          </w:p>
+          <w:p>
+            <w:pPr>
+              <w:spacing w:after="0"/>
+            </w:pPr>
+            <w:r>
+              <w:rPr>
+                <w:rFonts w:ascii="Consolas" w:cs="Consolas" w:eastAsia="Consolas" w:hAnsi="Consolas"/>
+                <w:color w:val="E8E8E8"/>
+                <w:sz w:val="18"/>
+                <w:szCs w:val="18"/>
+              </w:rPr>
+              <w:t xml:space="preserve">   sla_p95_max_ms, sla_error_rate_max, sla_approval_min)</w:t>
+            </w:r>
+          </w:p>
+          <w:p>
+            <w:pPr>
+              <w:spacing w:after="0"/>
+            </w:pPr>
+            <w:r>
+              <w:rPr>
+                <w:rFonts w:ascii="Consolas" w:cs="Consolas" w:eastAsia="Consolas" w:hAnsi="Consolas"/>
+                <w:color w:val="E8E8E8"/>
+                <w:sz w:val="18"/>
+                <w:szCs w:val="18"/>
+              </w:rPr>
+              <w:t xml:space="preserve">VALUES ('CAMP-MULTIPALIERS', 'montee 5-&gt;15-&gt;5 TPS', 'DMAS',</w:t>
+            </w:r>
+          </w:p>
+          <w:p>
+            <w:pPr>
+              <w:spacing w:after="0"/>
+            </w:pPr>
+            <w:r>
+              <w:rPr>
+                <w:rFonts w:ascii="Consolas" w:cs="Consolas" w:eastAsia="Consolas" w:hAnsi="Consolas"/>
+                <w:color w:val="E8E8E8"/>
+                <w:sz w:val="18"/>
+                <w:szCs w:val="18"/>
+              </w:rPr>
+              <w:t xml:space="preserve">  '{"DE002_PAN":"5321962145453348","DE004_AMOUNT":0}',</w:t>
+            </w:r>
+          </w:p>
+          <w:p>
+            <w:pPr>
+              <w:spacing w:after="0"/>
+            </w:pPr>
+            <w:r>
+              <w:rPr>
+                <w:rFonts w:ascii="Consolas" w:cs="Consolas" w:eastAsia="Consolas" w:hAnsi="Consolas"/>
+                <w:color w:val="E8E8E8"/>
+                <w:sz w:val="18"/>
+                <w:szCs w:val="18"/>
+              </w:rPr>
+              <w:t xml:space="preserve">  TRUE, (SELECT id FROM users WHERE login='admin'), 100, 5.00, 95.00);</w:t>
+            </w:r>
+          </w:p>
+          <w:p>
+            <w:pPr>
+              <w:spacing w:after="0"/>
+            </w:pPr>
+            <w:r>
+              <w:rPr>
+                <w:rFonts w:ascii="Consolas" w:cs="Consolas" w:eastAsia="Consolas" w:hAnsi="Consolas"/>
+                <w:color w:val="E8E8E8"/>
+                <w:sz w:val="18"/>
+                <w:szCs w:val="18"/>
+              </w:rPr>
+              <w:t xml:space="preserve"> </w:t>
+            </w:r>
+          </w:p>
+          <w:p>
+            <w:pPr>
+              <w:spacing w:after="0"/>
+            </w:pPr>
+            <w:r>
+              <w:rPr>
+                <w:rFonts w:ascii="Consolas" w:cs="Consolas" w:eastAsia="Consolas" w:hAnsi="Consolas"/>
+                <w:color w:val="E8E8E8"/>
+                <w:sz w:val="18"/>
+                <w:szCs w:val="18"/>
+              </w:rPr>
+              <w:t xml:space="preserve">INSERT INTO campaign_load_steps</w:t>
+            </w:r>
+          </w:p>
+          <w:p>
+            <w:pPr>
+              <w:spacing w:after="0"/>
+            </w:pPr>
+            <w:r>
+              <w:rPr>
+                <w:rFonts w:ascii="Consolas" w:cs="Consolas" w:eastAsia="Consolas" w:hAnsi="Consolas"/>
+                <w:color w:val="E8E8E8"/>
+                <w:sz w:val="18"/>
+                <w:szCs w:val="18"/>
+              </w:rPr>
+              <w:t xml:space="preserve">  (campaign_id, step_order, start_seconds, end_seconds, tps_value)</w:t>
+            </w:r>
+          </w:p>
+          <w:p>
+            <w:pPr>
+              <w:spacing w:after="0"/>
+            </w:pPr>
+            <w:r>
+              <w:rPr>
+                <w:rFonts w:ascii="Consolas" w:cs="Consolas" w:eastAsia="Consolas" w:hAnsi="Consolas"/>
+                <w:color w:val="E8E8E8"/>
+                <w:sz w:val="18"/>
+                <w:szCs w:val="18"/>
+              </w:rPr>
+              <w:t xml:space="preserve">VALUES (1,1,0,3,5), (1,2,3,6,15), (1,3,6,9,5);</w:t>
+            </w:r>
+          </w:p>
+        </w:tc>
+      </w:tr>
+    </w:tbl>
+    <w:p>
+      <w:pPr>
+        <w:pStyle w:val="Heading2"/>
+      </w:pPr>
+      <w:r>
+        <w:t xml:space="preserve">7.2 Lancer une campagne (role orchestrateur)</w:t>
+      </w:r>
+    </w:p>
+    <w:tbl>
+      <w:tblPr>
+        <w:tblW w:type="dxa" w:w="9360"/>
+        <w:tblBorders>
+          <w:top w:val="single" w:color="auto" w:sz="4"/>
+          <w:left w:val="single" w:color="auto" w:sz="4"/>
+          <w:bottom w:val="single" w:color="auto" w:sz="4"/>
+          <w:right w:val="single" w:color="auto" w:sz="4"/>
+          <w:insideH w:val="single" w:color="auto" w:sz="4"/>
+          <w:insideV w:val="single" w:color="auto" w:sz="4"/>
+        </w:tblBorders>
+      </w:tblPr>
+      <w:tblGrid>
+        <w:gridCol w:w="9360"/>
+      </w:tblGrid>
+      <w:tr>
+        <w:tc>
+          <w:tcPr>
+            <w:tcW w:type="dxa" w:w="9360"/>
+            <w:tcBorders>
+              <w:top w:val="single" w:color="BBBBBB" w:sz="1"/>
+              <w:left w:val="single" w:color="BBBBBB" w:sz="1"/>
+              <w:bottom w:val="single" w:color="BBBBBB" w:sz="1"/>
+              <w:right w:val="single" w:color="BBBBBB" w:sz="1"/>
+            </w:tcBorders>
+            <w:shd w:fill="1E1E1E" w:val="clear"/>
+            <w:tcMar>
+              <w:top w:type="dxa" w:w="100"/>
+              <w:left w:type="dxa" w:w="140"/>
+              <w:bottom w:type="dxa" w:w="100"/>
+              <w:right w:type="dxa" w:w="140"/>
+            </w:tcMar>
+          </w:tcPr>
+          <w:p>
+            <w:pPr>
+              <w:spacing w:after="0"/>
+            </w:pPr>
+            <w:r>
+              <w:rPr>
+                <w:rFonts w:ascii="Consolas" w:cs="Consolas" w:eastAsia="Consolas" w:hAnsi="Consolas"/>
+                <w:color w:val="E8E8E8"/>
+                <w:sz w:val="18"/>
+                <w:szCs w:val="18"/>
+              </w:rPr>
+              <w:t xml:space="preserve">curl -X POST "http://localhost:8080/api/campaigns/1/run" -H "Authorization: Bearer $TOKEN"</w:t>
+            </w:r>
+          </w:p>
+        </w:tc>
+      </w:tr>
+    </w:tbl>
+    <w:p>
+      <w:pPr>
+        <w:pStyle w:val="Heading2"/>
+      </w:pPr>
+      <w:r>
+        <w:t xml:space="preserve">7.3 Interpreter le verdict</w:t>
+      </w:r>
+    </w:p>
+    <w:tbl>
+      <w:tblPr>
+        <w:tblW w:type="dxa" w:w="9360"/>
+        <w:tblBorders>
+          <w:top w:val="single" w:color="auto" w:sz="4"/>
+          <w:left w:val="single" w:color="auto" w:sz="4"/>
+          <w:bottom w:val="single" w:color="auto" w:sz="4"/>
+          <w:right w:val="single" w:color="auto" w:sz="4"/>
+          <w:insideH w:val="single" w:color="auto" w:sz="4"/>
+          <w:insideV w:val="single" w:color="auto" w:sz="4"/>
+        </w:tblBorders>
+      </w:tblPr>
+      <w:tblGrid>
+        <w:gridCol w:w="2200"/>
+        <w:gridCol w:w="7160"/>
+      </w:tblGrid>
+      <w:tr>
+        <w:trPr>
+          <w:tblHeader/>
+        </w:trPr>
+        <w:tc>
+          <w:tcPr>
+            <w:tcW w:type="dxa" w:w="2200"/>
+            <w:tcBorders>
+              <w:top w:val="single" w:color="BBBBBB" w:sz="1"/>
+              <w:left w:val="single" w:color="BBBBBB" w:sz="1"/>
+              <w:bottom w:val="single" w:color="BBBBBB" w:sz="1"/>
+              <w:right w:val="single" w:color="BBBBBB" w:sz="1"/>
+            </w:tcBorders>
+            <w:shd w:fill="2E5C8A" w:val="clear"/>
+            <w:tcMar>
+              <w:top w:type="dxa" w:w="80"/>
+              <w:left w:type="dxa" w:w="120"/>
+              <w:bottom w:type="dxa" w:w="80"/>
+              <w:right w:type="dxa" w:w="120"/>
+            </w:tcMar>
+          </w:tcPr>
+          <w:p>
+            <w:r>
+              <w:rPr>
+                <w:b/>
+                <w:bCs/>
+                <w:color w:val="FFFFFF"/>
+                <w:sz w:val="20"/>
+                <w:szCs w:val="20"/>
+              </w:rPr>
+              <w:t xml:space="preserve">Verdict</w:t>
+            </w:r>
+          </w:p>
+        </w:tc>
+        <w:tc>
+          <w:tcPr>
+            <w:tcW w:type="dxa" w:w="7160"/>
+            <w:tcBorders>
+              <w:top w:val="single" w:color="BBBBBB" w:sz="1"/>
+              <w:left w:val="single" w:color="BBBBBB" w:sz="1"/>
+              <w:bottom w:val="single" w:color="BBBBBB" w:sz="1"/>
+              <w:right w:val="single" w:color="BBBBBB" w:sz="1"/>
+            </w:tcBorders>
+            <w:shd w:fill="2E5C8A" w:val="clear"/>
+            <w:tcMar>
+              <w:top w:type="dxa" w:w="80"/>
+              <w:left w:type="dxa" w:w="120"/>
+              <w:bottom w:type="dxa" w:w="80"/>
+              <w:right w:type="dxa" w:w="120"/>
+            </w:tcMar>
+          </w:tcPr>
+          <w:p>
+            <w:r>
+              <w:rPr>
+                <w:b/>
+                <w:bCs/>
+                <w:color w:val="FFFFFF"/>
+                <w:sz w:val="20"/>
+                <w:szCs w:val="20"/>
+              </w:rPr>
+              <w:t xml:space="preserve">Signification</w:t>
+            </w:r>
+          </w:p>
+        </w:tc>
+      </w:tr>
+      <w:tr>
+        <w:tc>
+          <w:tcPr>
+            <w:tcW w:type="dxa" w:w="2200"/>
+            <w:tcBorders>
+              <w:top w:val="single" w:color="BBBBBB" w:sz="1"/>
+              <w:left w:val="single" w:color="BBBBBB" w:sz="1"/>
+              <w:bottom w:val="single" w:color="BBBBBB" w:sz="1"/>
+              <w:right w:val="single" w:color="BBBBBB" w:sz="1"/>
+            </w:tcBorders>
+            <w:shd w:fill="FFFFFF" w:val="clear"/>
+            <w:tcMar>
+              <w:top w:type="dxa" w:w="80"/>
+              <w:left w:type="dxa" w:w="120"/>
+              <w:bottom w:type="dxa" w:w="80"/>
+              <w:right w:type="dxa" w:w="120"/>
+            </w:tcMar>
+          </w:tcPr>
+          <w:p>
+            <w:pPr>
+              <w:spacing w:after="0"/>
+            </w:pPr>
+            <w:r>
+              <w:rPr>
+                <w:sz w:val="19"/>
+                <w:szCs w:val="19"/>
+              </w:rPr>
+              <w:t xml:space="preserve">PASSED</w:t>
+            </w:r>
+          </w:p>
+        </w:tc>
+        <w:tc>
+          <w:tcPr>
+            <w:tcW w:type="dxa" w:w="7160"/>
+            <w:tcBorders>
+              <w:top w:val="single" w:color="BBBBBB" w:sz="1"/>
+              <w:left w:val="single" w:color="BBBBBB" w:sz="1"/>
+              <w:bottom w:val="single" w:color="BBBBBB" w:sz="1"/>
+              <w:right w:val="single" w:color="BBBBBB" w:sz="1"/>
+            </w:tcBorders>
+            <w:shd w:fill="FFFFFF" w:val="clear"/>
+            <w:tcMar>
+              <w:top w:type="dxa" w:w="80"/>
+              <w:left w:type="dxa" w:w="120"/>
+              <w:bottom w:type="dxa" w:w="80"/>
+              <w:right w:type="dxa" w:w="120"/>
+            </w:tcMar>
+          </w:tcPr>
+          <w:p>
+            <w:pPr>
+              <w:spacing w:after="0"/>
+            </w:pPr>
+            <w:r>
+              <w:rPr>
+                <w:sz w:val="19"/>
+                <w:szCs w:val="19"/>
+              </w:rPr>
+              <w:t xml:space="preserve">Tous les criteres SLA respectes : campagne reussie.</w:t>
+            </w:r>
+          </w:p>
+        </w:tc>
+      </w:tr>
+      <w:tr>
+        <w:tc>
+          <w:tcPr>
+            <w:tcW w:type="dxa" w:w="2200"/>
+            <w:tcBorders>
+              <w:top w:val="single" w:color="BBBBBB" w:sz="1"/>
+              <w:left w:val="single" w:color="BBBBBB" w:sz="1"/>
+              <w:bottom w:val="single" w:color="BBBBBB" w:sz="1"/>
+              <w:right w:val="single" w:color="BBBBBB" w:sz="1"/>
+            </w:tcBorders>
+            <w:shd w:fill="F2F2F2" w:val="clear"/>
+            <w:tcMar>
+              <w:top w:type="dxa" w:w="80"/>
+              <w:left w:type="dxa" w:w="120"/>
+              <w:bottom w:type="dxa" w:w="80"/>
+              <w:right w:type="dxa" w:w="120"/>
+            </w:tcMar>
+          </w:tcPr>
+          <w:p>
+            <w:pPr>
+              <w:spacing w:after="0"/>
+            </w:pPr>
+            <w:r>
+              <w:rPr>
+                <w:sz w:val="19"/>
+                <w:szCs w:val="19"/>
+              </w:rPr>
+              <w:t xml:space="preserve">FAILED</w:t>
+            </w:r>
+          </w:p>
+        </w:tc>
+        <w:tc>
+          <w:tcPr>
+            <w:tcW w:type="dxa" w:w="7160"/>
+            <w:tcBorders>
+              <w:top w:val="single" w:color="BBBBBB" w:sz="1"/>
+              <w:left w:val="single" w:color="BBBBBB" w:sz="1"/>
+              <w:bottom w:val="single" w:color="BBBBBB" w:sz="1"/>
+              <w:right w:val="single" w:color="BBBBBB" w:sz="1"/>
+            </w:tcBorders>
+            <w:shd w:fill="F2F2F2" w:val="clear"/>
+            <w:tcMar>
+              <w:top w:type="dxa" w:w="80"/>
+              <w:left w:type="dxa" w:w="120"/>
+              <w:bottom w:type="dxa" w:w="80"/>
+              <w:right w:type="dxa" w:w="120"/>
+            </w:tcMar>
+          </w:tcPr>
+          <w:p>
+            <w:pPr>
+              <w:spacing w:after="0"/>
+            </w:pPr>
+            <w:r>
+              <w:rPr>
+                <w:sz w:val="19"/>
+                <w:szCs w:val="19"/>
+              </w:rPr>
+              <w:t xml:space="preserve">Au moins un critere SLA depasse (ex : p95=340ms &gt; 100ms).</w:t>
+            </w:r>
+          </w:p>
+        </w:tc>
+      </w:tr>
+      <w:tr>
+        <w:tc>
+          <w:tcPr>
+            <w:tcW w:type="dxa" w:w="2200"/>
+            <w:tcBorders>
+              <w:top w:val="single" w:color="BBBBBB" w:sz="1"/>
+              <w:left w:val="single" w:color="BBBBBB" w:sz="1"/>
+              <w:bottom w:val="single" w:color="BBBBBB" w:sz="1"/>
+              <w:right w:val="single" w:color="BBBBBB" w:sz="1"/>
+            </w:tcBorders>
+            <w:shd w:fill="FFFFFF" w:val="clear"/>
+            <w:tcMar>
+              <w:top w:type="dxa" w:w="80"/>
+              <w:left w:type="dxa" w:w="120"/>
+              <w:bottom w:type="dxa" w:w="80"/>
+              <w:right w:type="dxa" w:w="120"/>
+            </w:tcMar>
+          </w:tcPr>
+          <w:p>
+            <w:pPr>
+              <w:spacing w:after="0"/>
+            </w:pPr>
+            <w:r>
+              <w:rPr>
+                <w:sz w:val="19"/>
+                <w:szCs w:val="19"/>
+              </w:rPr>
+              <w:t xml:space="preserve">(vide)</w:t>
+            </w:r>
+          </w:p>
+        </w:tc>
+        <w:tc>
+          <w:tcPr>
+            <w:tcW w:type="dxa" w:w="7160"/>
+            <w:tcBorders>
+              <w:top w:val="single" w:color="BBBBBB" w:sz="1"/>
+              <w:left w:val="single" w:color="BBBBBB" w:sz="1"/>
+              <w:bottom w:val="single" w:color="BBBBBB" w:sz="1"/>
+              <w:right w:val="single" w:color="BBBBBB" w:sz="1"/>
+            </w:tcBorders>
+            <w:shd w:fill="FFFFFF" w:val="clear"/>
+            <w:tcMar>
+              <w:top w:type="dxa" w:w="80"/>
+              <w:left w:type="dxa" w:w="120"/>
+              <w:bottom w:type="dxa" w:w="80"/>
+              <w:right w:type="dxa" w:w="120"/>
+            </w:tcMar>
+          </w:tcPr>
+          <w:p>
+            <w:pPr>
+              <w:spacing w:after="0"/>
+            </w:pPr>
+            <w:r>
+              <w:rPr>
+                <w:sz w:val="19"/>
+                <w:szCs w:val="19"/>
+              </w:rPr>
+              <w:t xml:space="preserve">Aucun SLA defini : pas de verdict calcule.</w:t>
+            </w:r>
+          </w:p>
+        </w:tc>
+      </w:tr>
+    </w:tbl>
+    <w:p>
+      <w:r>
+        <w:br w:type="page"/>
+      </w:r>
+    </w:p>
+    <w:p>
+      <w:pPr>
+        <w:pStyle w:val="Heading1"/>
+      </w:pPr>
+      <w:r>
+        <w:t xml:space="preserve">8. Tirage de cartes reelles et PIN</w:t>
+      </w:r>
+    </w:p>
+    <w:p>
+      <w:pPr>
+        <w:spacing w:after="120"/>
+      </w:pPr>
+      <w:r>
+        <w:t xml:space="preserve">Par defaut, une campagne envoie toujours la meme transaction (PAN fixe). Depuis la version 1.1.0, une campagne peut tirer au hasard, pour chaque transaction, parmi les cartes reelles enregistrees (table dmas_cards), et chiffrer le PIN. Le trafic devient varie et realiste, et les transactions sont reellement approuvees car les cartes existent.</w:t>
+      </w:r>
+    </w:p>
+    <w:p>
+      <w:pPr>
+        <w:pStyle w:val="Heading2"/>
+      </w:pPr>
+      <w:r>
+        <w:t xml:space="preserve">8.1 Activer le tirage de cartes</w:t>
+      </w:r>
+    </w:p>
+    <w:p>
+      <w:pPr>
+        <w:spacing w:after="120"/>
+      </w:pPr>
+      <w:r>
+        <w:t xml:space="preserve">Le mode se definit dans le config JSON de la campagne (il fait partie de sa definition) :</w:t>
       </w:r>
     </w:p>
     <w:tbl>
@@ -2965,7 +3782,7 @@
                 <w:sz w:val="20"/>
                 <w:szCs w:val="20"/>
               </w:rPr>
-              <w:t xml:space="preserve">Champ</w:t>
+              <w:t xml:space="preserve">Champ du config</w:t>
             </w:r>
           </w:p>
         </w:tc>
@@ -2995,7 +3812,7 @@
                 <w:sz w:val="20"/>
                 <w:szCs w:val="20"/>
               </w:rPr>
-              <w:t xml:space="preserve">Signification</w:t>
+              <w:t xml:space="preserve">Effet</w:t>
             </w:r>
           </w:p>
         </w:tc>
@@ -3027,7 +3844,7 @@
                 <w:sz w:val="19"/>
                 <w:szCs w:val="19"/>
               </w:rPr>
-              <w:t xml:space="preserve">DE002_PAN</w:t>
+              <w:t xml:space="preserve">"DE002_PAN_MODE":"RANDOM"</w:t>
             </w:r>
           </w:p>
         </w:tc>
@@ -3057,7 +3874,7 @@
                 <w:sz w:val="19"/>
                 <w:szCs w:val="19"/>
               </w:rPr>
-              <w:t xml:space="preserve">Numero de carte</w:t>
+              <w:t xml:space="preserve">Tire une carte au hasard parmi les cartes ACTIVE (solde &gt; 0) de dmas_cards, pour chaque transaction. Sans ce champ : PAN fixe (DE002_PAN).</w:t>
             </w:r>
           </w:p>
         </w:tc>
@@ -3089,7 +3906,7 @@
                 <w:sz w:val="19"/>
                 <w:szCs w:val="19"/>
               </w:rPr>
-              <w:t xml:space="preserve">DE004_AMOUNT</w:t>
+              <w:t xml:space="preserve">"WITH_PIN":true</w:t>
             </w:r>
           </w:p>
         </w:tc>
@@ -3119,7 +3936,7 @@
                 <w:sz w:val="19"/>
                 <w:szCs w:val="19"/>
               </w:rPr>
-              <w:t xml:space="preserve">Montant en centimes</w:t>
+              <w:t xml:space="preserve">Chiffre le PIN block (DE52) de chaque carte tiree, sous PEK. Sans ce champ : pas de PIN.</w:t>
             </w:r>
           </w:p>
         </w:tc>
@@ -3151,7 +3968,7 @@
                 <w:sz w:val="19"/>
                 <w:szCs w:val="19"/>
               </w:rPr>
-              <w:t xml:space="preserve">DE003_PROCESSING_CODE</w:t>
+              <w:t xml:space="preserve">"DE004_AMOUNT":1000</w:t>
             </w:r>
           </w:p>
         </w:tc>
@@ -3181,255 +3998,7 @@
                 <w:sz w:val="19"/>
                 <w:szCs w:val="19"/>
               </w:rPr>
-              <w:t xml:space="preserve">Code de traitement (achat, retrait...)</w:t>
-            </w:r>
-          </w:p>
-        </w:tc>
-      </w:tr>
-      <w:tr>
-        <w:tc>
-          <w:tcPr>
-            <w:tcW w:type="dxa" w:w="3000"/>
-            <w:tcBorders>
-              <w:top w:val="single" w:color="BBBBBB" w:sz="1"/>
-              <w:left w:val="single" w:color="BBBBBB" w:sz="1"/>
-              <w:bottom w:val="single" w:color="BBBBBB" w:sz="1"/>
-              <w:right w:val="single" w:color="BBBBBB" w:sz="1"/>
-            </w:tcBorders>
-            <w:shd w:fill="F2F2F2" w:val="clear"/>
-            <w:tcMar>
-              <w:top w:type="dxa" w:w="80"/>
-              <w:left w:type="dxa" w:w="120"/>
-              <w:bottom w:type="dxa" w:w="80"/>
-              <w:right w:type="dxa" w:w="120"/>
-            </w:tcMar>
-          </w:tcPr>
-          <w:p>
-            <w:pPr>
-              <w:spacing w:after="0"/>
-            </w:pPr>
-            <w:r>
-              <w:rPr>
-                <w:sz w:val="19"/>
-                <w:szCs w:val="19"/>
-              </w:rPr>
-              <w:t xml:space="preserve">DE018_MCC</w:t>
-            </w:r>
-          </w:p>
-        </w:tc>
-        <w:tc>
-          <w:tcPr>
-            <w:tcW w:type="dxa" w:w="6360"/>
-            <w:tcBorders>
-              <w:top w:val="single" w:color="BBBBBB" w:sz="1"/>
-              <w:left w:val="single" w:color="BBBBBB" w:sz="1"/>
-              <w:bottom w:val="single" w:color="BBBBBB" w:sz="1"/>
-              <w:right w:val="single" w:color="BBBBBB" w:sz="1"/>
-            </w:tcBorders>
-            <w:shd w:fill="F2F2F2" w:val="clear"/>
-            <w:tcMar>
-              <w:top w:type="dxa" w:w="80"/>
-              <w:left w:type="dxa" w:w="120"/>
-              <w:bottom w:type="dxa" w:w="80"/>
-              <w:right w:type="dxa" w:w="120"/>
-            </w:tcMar>
-          </w:tcPr>
-          <w:p>
-            <w:pPr>
-              <w:spacing w:after="0"/>
-            </w:pPr>
-            <w:r>
-              <w:rPr>
-                <w:sz w:val="19"/>
-                <w:szCs w:val="19"/>
-              </w:rPr>
-              <w:t xml:space="preserve">Code activite du commercant</w:t>
-            </w:r>
-          </w:p>
-        </w:tc>
-      </w:tr>
-      <w:tr>
-        <w:tc>
-          <w:tcPr>
-            <w:tcW w:type="dxa" w:w="3000"/>
-            <w:tcBorders>
-              <w:top w:val="single" w:color="BBBBBB" w:sz="1"/>
-              <w:left w:val="single" w:color="BBBBBB" w:sz="1"/>
-              <w:bottom w:val="single" w:color="BBBBBB" w:sz="1"/>
-              <w:right w:val="single" w:color="BBBBBB" w:sz="1"/>
-            </w:tcBorders>
-            <w:shd w:fill="FFFFFF" w:val="clear"/>
-            <w:tcMar>
-              <w:top w:type="dxa" w:w="80"/>
-              <w:left w:type="dxa" w:w="120"/>
-              <w:bottom w:type="dxa" w:w="80"/>
-              <w:right w:type="dxa" w:w="120"/>
-            </w:tcMar>
-          </w:tcPr>
-          <w:p>
-            <w:pPr>
-              <w:spacing w:after="0"/>
-            </w:pPr>
-            <w:r>
-              <w:rPr>
-                <w:sz w:val="19"/>
-                <w:szCs w:val="19"/>
-              </w:rPr>
-              <w:t xml:space="preserve">DE022_POS_ENTRY_MODE</w:t>
-            </w:r>
-          </w:p>
-        </w:tc>
-        <w:tc>
-          <w:tcPr>
-            <w:tcW w:type="dxa" w:w="6360"/>
-            <w:tcBorders>
-              <w:top w:val="single" w:color="BBBBBB" w:sz="1"/>
-              <w:left w:val="single" w:color="BBBBBB" w:sz="1"/>
-              <w:bottom w:val="single" w:color="BBBBBB" w:sz="1"/>
-              <w:right w:val="single" w:color="BBBBBB" w:sz="1"/>
-            </w:tcBorders>
-            <w:shd w:fill="FFFFFF" w:val="clear"/>
-            <w:tcMar>
-              <w:top w:type="dxa" w:w="80"/>
-              <w:left w:type="dxa" w:w="120"/>
-              <w:bottom w:type="dxa" w:w="80"/>
-              <w:right w:type="dxa" w:w="120"/>
-            </w:tcMar>
-          </w:tcPr>
-          <w:p>
-            <w:pPr>
-              <w:spacing w:after="0"/>
-            </w:pPr>
-            <w:r>
-              <w:rPr>
-                <w:sz w:val="19"/>
-                <w:szCs w:val="19"/>
-              </w:rPr>
-              <w:t xml:space="preserve">Mode de saisie (puce, sans contact...)</w:t>
-            </w:r>
-          </w:p>
-        </w:tc>
-      </w:tr>
-      <w:tr>
-        <w:tc>
-          <w:tcPr>
-            <w:tcW w:type="dxa" w:w="3000"/>
-            <w:tcBorders>
-              <w:top w:val="single" w:color="BBBBBB" w:sz="1"/>
-              <w:left w:val="single" w:color="BBBBBB" w:sz="1"/>
-              <w:bottom w:val="single" w:color="BBBBBB" w:sz="1"/>
-              <w:right w:val="single" w:color="BBBBBB" w:sz="1"/>
-            </w:tcBorders>
-            <w:shd w:fill="F2F2F2" w:val="clear"/>
-            <w:tcMar>
-              <w:top w:type="dxa" w:w="80"/>
-              <w:left w:type="dxa" w:w="120"/>
-              <w:bottom w:type="dxa" w:w="80"/>
-              <w:right w:type="dxa" w:w="120"/>
-            </w:tcMar>
-          </w:tcPr>
-          <w:p>
-            <w:pPr>
-              <w:spacing w:after="0"/>
-            </w:pPr>
-            <w:r>
-              <w:rPr>
-                <w:sz w:val="19"/>
-                <w:szCs w:val="19"/>
-              </w:rPr>
-              <w:t xml:space="preserve">DE049_CURRENCY_CODE</w:t>
-            </w:r>
-          </w:p>
-        </w:tc>
-        <w:tc>
-          <w:tcPr>
-            <w:tcW w:type="dxa" w:w="6360"/>
-            <w:tcBorders>
-              <w:top w:val="single" w:color="BBBBBB" w:sz="1"/>
-              <w:left w:val="single" w:color="BBBBBB" w:sz="1"/>
-              <w:bottom w:val="single" w:color="BBBBBB" w:sz="1"/>
-              <w:right w:val="single" w:color="BBBBBB" w:sz="1"/>
-            </w:tcBorders>
-            <w:shd w:fill="F2F2F2" w:val="clear"/>
-            <w:tcMar>
-              <w:top w:type="dxa" w:w="80"/>
-              <w:left w:type="dxa" w:w="120"/>
-              <w:bottom w:type="dxa" w:w="80"/>
-              <w:right w:type="dxa" w:w="120"/>
-            </w:tcMar>
-          </w:tcPr>
-          <w:p>
-            <w:pPr>
-              <w:spacing w:after="0"/>
-            </w:pPr>
-            <w:r>
-              <w:rPr>
-                <w:sz w:val="19"/>
-                <w:szCs w:val="19"/>
-              </w:rPr>
-              <w:t xml:space="preserve">Devise (978 = EUR)</w:t>
-            </w:r>
-          </w:p>
-        </w:tc>
-      </w:tr>
-      <w:tr>
-        <w:tc>
-          <w:tcPr>
-            <w:tcW w:type="dxa" w:w="3000"/>
-            <w:tcBorders>
-              <w:top w:val="single" w:color="BBBBBB" w:sz="1"/>
-              <w:left w:val="single" w:color="BBBBBB" w:sz="1"/>
-              <w:bottom w:val="single" w:color="BBBBBB" w:sz="1"/>
-              <w:right w:val="single" w:color="BBBBBB" w:sz="1"/>
-            </w:tcBorders>
-            <w:shd w:fill="FFFFFF" w:val="clear"/>
-            <w:tcMar>
-              <w:top w:type="dxa" w:w="80"/>
-              <w:left w:type="dxa" w:w="120"/>
-              <w:bottom w:type="dxa" w:w="80"/>
-              <w:right w:type="dxa" w:w="120"/>
-            </w:tcMar>
-          </w:tcPr>
-          <w:p>
-            <w:pPr>
-              <w:spacing w:after="0"/>
-            </w:pPr>
-            <w:r>
-              <w:rPr>
-                <w:sz w:val="19"/>
-                <w:szCs w:val="19"/>
-              </w:rPr>
-              <w:t xml:space="preserve">DE052_PIN</w:t>
-            </w:r>
-          </w:p>
-        </w:tc>
-        <w:tc>
-          <w:tcPr>
-            <w:tcW w:type="dxa" w:w="6360"/>
-            <w:tcBorders>
-              <w:top w:val="single" w:color="BBBBBB" w:sz="1"/>
-              <w:left w:val="single" w:color="BBBBBB" w:sz="1"/>
-              <w:bottom w:val="single" w:color="BBBBBB" w:sz="1"/>
-              <w:right w:val="single" w:color="BBBBBB" w:sz="1"/>
-            </w:tcBorders>
-            <w:shd w:fill="FFFFFF" w:val="clear"/>
-            <w:tcMar>
-              <w:top w:type="dxa" w:w="80"/>
-              <w:left w:type="dxa" w:w="120"/>
-              <w:bottom w:type="dxa" w:w="80"/>
-              <w:right w:type="dxa" w:w="120"/>
-            </w:tcMar>
-          </w:tcPr>
-          <w:p>
-            <w:pPr>
-              <w:spacing w:after="0"/>
-            </w:pPr>
-            <w:r>
-              <w:rPr>
-                <w:sz w:val="19"/>
-                <w:szCs w:val="19"/>
-              </w:rPr>
-              <w:t xml:space="preserve">Code PIN</w:t>
+              <w:t xml:space="preserve">Montant en centimes (1000 = 10,00). Avec WITH_PIN : transaction authentifiee.</w:t>
             </w:r>
           </w:p>
         </w:tc>
@@ -3437,10 +4006,10 @@
     </w:tbl>
     <w:p>
       <w:pPr>
-        <w:pStyle w:val="Heading2"/>
-      </w:pPr>
-      <w:r>
-        <w:t xml:space="preserve">4.2 Creer un test de charge (TPS)</w:t>
+        <w:spacing w:after="80"/>
+      </w:pPr>
+      <w:r>
+        <w:t xml:space="preserve"/>
       </w:r>
     </w:p>
     <w:p>
@@ -3448,7 +4017,7 @@
         <w:spacing w:after="120"/>
       </w:pPr>
       <w:r>
-        <w:t xml:space="preserve">Pour un test de charge, on ajoute un ou plusieurs paliers TPS. Chaque palier definit une cadence (transactions par seconde) sur un intervalle de temps.</w:t>
+        <w:t xml:space="preserve">Exemple de config (tirage + PIN) :</w:t>
       </w:r>
     </w:p>
     <w:tbl>
@@ -3495,35 +4064,7 @@
                 <w:sz w:val="18"/>
                 <w:szCs w:val="18"/>
               </w:rPr>
-              <w:t xml:space="preserve">"tpsSteps":[</w:t>
-            </w:r>
-          </w:p>
-          <w:p>
-            <w:pPr>
-              <w:spacing w:after="0"/>
-            </w:pPr>
-            <w:r>
-              <w:rPr>
-                <w:rFonts w:ascii="Consolas" w:cs="Consolas" w:eastAsia="Consolas" w:hAnsi="Consolas"/>
-                <w:color w:val="E8E8E8"/>
-                <w:sz w:val="18"/>
-                <w:szCs w:val="18"/>
-              </w:rPr>
-              <w:t xml:space="preserve">  {"stepOrder":1,"startSeconds":0,"endSeconds":5,"tpsValue":10}</w:t>
-            </w:r>
-          </w:p>
-          <w:p>
-            <w:pPr>
-              <w:spacing w:after="0"/>
-            </w:pPr>
-            <w:r>
-              <w:rPr>
-                <w:rFonts w:ascii="Consolas" w:cs="Consolas" w:eastAsia="Consolas" w:hAnsi="Consolas"/>
-                <w:color w:val="E8E8E8"/>
-                <w:sz w:val="18"/>
-                <w:szCs w:val="18"/>
-              </w:rPr>
-              <w:t xml:space="preserve">]</w:t>
+              <w:t xml:space="preserve">{"DE002_PAN_MODE":"RANDOM","WITH_PIN":true,"DE004_AMOUNT":1000}</w:t>
             </w:r>
           </w:p>
         </w:tc>
@@ -3531,356 +4072,10 @@
     </w:tbl>
     <w:p>
       <w:pPr>
-        <w:spacing w:after="80"/>
-      </w:pPr>
-      <w:r>
-        <w:t xml:space="preserve"/>
-      </w:r>
-    </w:p>
-    <w:tbl>
-      <w:tblPr>
-        <w:tblW w:type="dxa" w:w="9360"/>
-        <w:tblBorders>
-          <w:top w:val="single" w:color="auto" w:sz="4"/>
-          <w:left w:val="single" w:color="auto" w:sz="4"/>
-          <w:bottom w:val="single" w:color="auto" w:sz="4"/>
-          <w:right w:val="single" w:color="auto" w:sz="4"/>
-          <w:insideH w:val="single" w:color="auto" w:sz="4"/>
-          <w:insideV w:val="single" w:color="auto" w:sz="4"/>
-        </w:tblBorders>
-      </w:tblPr>
-      <w:tblGrid>
-        <w:gridCol w:w="2600"/>
-        <w:gridCol w:w="6760"/>
-      </w:tblGrid>
-      <w:tr>
-        <w:trPr>
-          <w:tblHeader/>
-        </w:trPr>
-        <w:tc>
-          <w:tcPr>
-            <w:tcW w:type="dxa" w:w="2600"/>
-            <w:tcBorders>
-              <w:top w:val="single" w:color="BBBBBB" w:sz="1"/>
-              <w:left w:val="single" w:color="BBBBBB" w:sz="1"/>
-              <w:bottom w:val="single" w:color="BBBBBB" w:sz="1"/>
-              <w:right w:val="single" w:color="BBBBBB" w:sz="1"/>
-            </w:tcBorders>
-            <w:shd w:fill="2E5C8A" w:val="clear"/>
-            <w:tcMar>
-              <w:top w:type="dxa" w:w="80"/>
-              <w:left w:type="dxa" w:w="120"/>
-              <w:bottom w:type="dxa" w:w="80"/>
-              <w:right w:type="dxa" w:w="120"/>
-            </w:tcMar>
-          </w:tcPr>
-          <w:p>
-            <w:r>
-              <w:rPr>
-                <w:b/>
-                <w:bCs/>
-                <w:color w:val="FFFFFF"/>
-                <w:sz w:val="20"/>
-                <w:szCs w:val="20"/>
-              </w:rPr>
-              <w:t xml:space="preserve">Champ du palier</w:t>
-            </w:r>
-          </w:p>
-        </w:tc>
-        <w:tc>
-          <w:tcPr>
-            <w:tcW w:type="dxa" w:w="6760"/>
-            <w:tcBorders>
-              <w:top w:val="single" w:color="BBBBBB" w:sz="1"/>
-              <w:left w:val="single" w:color="BBBBBB" w:sz="1"/>
-              <w:bottom w:val="single" w:color="BBBBBB" w:sz="1"/>
-              <w:right w:val="single" w:color="BBBBBB" w:sz="1"/>
-            </w:tcBorders>
-            <w:shd w:fill="2E5C8A" w:val="clear"/>
-            <w:tcMar>
-              <w:top w:type="dxa" w:w="80"/>
-              <w:left w:type="dxa" w:w="120"/>
-              <w:bottom w:type="dxa" w:w="80"/>
-              <w:right w:type="dxa" w:w="120"/>
-            </w:tcMar>
-          </w:tcPr>
-          <w:p>
-            <w:r>
-              <w:rPr>
-                <w:b/>
-                <w:bCs/>
-                <w:color w:val="FFFFFF"/>
-                <w:sz w:val="20"/>
-                <w:szCs w:val="20"/>
-              </w:rPr>
-              <w:t xml:space="preserve">Description</w:t>
-            </w:r>
-          </w:p>
-        </w:tc>
-      </w:tr>
-      <w:tr>
-        <w:tc>
-          <w:tcPr>
-            <w:tcW w:type="dxa" w:w="2600"/>
-            <w:tcBorders>
-              <w:top w:val="single" w:color="BBBBBB" w:sz="1"/>
-              <w:left w:val="single" w:color="BBBBBB" w:sz="1"/>
-              <w:bottom w:val="single" w:color="BBBBBB" w:sz="1"/>
-              <w:right w:val="single" w:color="BBBBBB" w:sz="1"/>
-            </w:tcBorders>
-            <w:shd w:fill="FFFFFF" w:val="clear"/>
-            <w:tcMar>
-              <w:top w:type="dxa" w:w="80"/>
-              <w:left w:type="dxa" w:w="120"/>
-              <w:bottom w:type="dxa" w:w="80"/>
-              <w:right w:type="dxa" w:w="120"/>
-            </w:tcMar>
-          </w:tcPr>
-          <w:p>
-            <w:pPr>
-              <w:spacing w:after="0"/>
-            </w:pPr>
-            <w:r>
-              <w:rPr>
-                <w:sz w:val="19"/>
-                <w:szCs w:val="19"/>
-              </w:rPr>
-              <w:t xml:space="preserve">stepOrder</w:t>
-            </w:r>
-          </w:p>
-        </w:tc>
-        <w:tc>
-          <w:tcPr>
-            <w:tcW w:type="dxa" w:w="6760"/>
-            <w:tcBorders>
-              <w:top w:val="single" w:color="BBBBBB" w:sz="1"/>
-              <w:left w:val="single" w:color="BBBBBB" w:sz="1"/>
-              <w:bottom w:val="single" w:color="BBBBBB" w:sz="1"/>
-              <w:right w:val="single" w:color="BBBBBB" w:sz="1"/>
-            </w:tcBorders>
-            <w:shd w:fill="FFFFFF" w:val="clear"/>
-            <w:tcMar>
-              <w:top w:type="dxa" w:w="80"/>
-              <w:left w:type="dxa" w:w="120"/>
-              <w:bottom w:type="dxa" w:w="80"/>
-              <w:right w:type="dxa" w:w="120"/>
-            </w:tcMar>
-          </w:tcPr>
-          <w:p>
-            <w:pPr>
-              <w:spacing w:after="0"/>
-            </w:pPr>
-            <w:r>
-              <w:rPr>
-                <w:sz w:val="19"/>
-                <w:szCs w:val="19"/>
-              </w:rPr>
-              <w:t xml:space="preserve">Ordre du palier (1, 2, 3...)</w:t>
-            </w:r>
-          </w:p>
-        </w:tc>
-      </w:tr>
-      <w:tr>
-        <w:tc>
-          <w:tcPr>
-            <w:tcW w:type="dxa" w:w="2600"/>
-            <w:tcBorders>
-              <w:top w:val="single" w:color="BBBBBB" w:sz="1"/>
-              <w:left w:val="single" w:color="BBBBBB" w:sz="1"/>
-              <w:bottom w:val="single" w:color="BBBBBB" w:sz="1"/>
-              <w:right w:val="single" w:color="BBBBBB" w:sz="1"/>
-            </w:tcBorders>
-            <w:shd w:fill="F2F2F2" w:val="clear"/>
-            <w:tcMar>
-              <w:top w:type="dxa" w:w="80"/>
-              <w:left w:type="dxa" w:w="120"/>
-              <w:bottom w:type="dxa" w:w="80"/>
-              <w:right w:type="dxa" w:w="120"/>
-            </w:tcMar>
-          </w:tcPr>
-          <w:p>
-            <w:pPr>
-              <w:spacing w:after="0"/>
-            </w:pPr>
-            <w:r>
-              <w:rPr>
-                <w:sz w:val="19"/>
-                <w:szCs w:val="19"/>
-              </w:rPr>
-              <w:t xml:space="preserve">startSeconds</w:t>
-            </w:r>
-          </w:p>
-        </w:tc>
-        <w:tc>
-          <w:tcPr>
-            <w:tcW w:type="dxa" w:w="6760"/>
-            <w:tcBorders>
-              <w:top w:val="single" w:color="BBBBBB" w:sz="1"/>
-              <w:left w:val="single" w:color="BBBBBB" w:sz="1"/>
-              <w:bottom w:val="single" w:color="BBBBBB" w:sz="1"/>
-              <w:right w:val="single" w:color="BBBBBB" w:sz="1"/>
-            </w:tcBorders>
-            <w:shd w:fill="F2F2F2" w:val="clear"/>
-            <w:tcMar>
-              <w:top w:type="dxa" w:w="80"/>
-              <w:left w:type="dxa" w:w="120"/>
-              <w:bottom w:type="dxa" w:w="80"/>
-              <w:right w:type="dxa" w:w="120"/>
-            </w:tcMar>
-          </w:tcPr>
-          <w:p>
-            <w:pPr>
-              <w:spacing w:after="0"/>
-            </w:pPr>
-            <w:r>
-              <w:rPr>
-                <w:sz w:val="19"/>
-                <w:szCs w:val="19"/>
-              </w:rPr>
-              <w:t xml:space="preserve">Debut du palier (en secondes depuis le lancement)</w:t>
-            </w:r>
-          </w:p>
-        </w:tc>
-      </w:tr>
-      <w:tr>
-        <w:tc>
-          <w:tcPr>
-            <w:tcW w:type="dxa" w:w="2600"/>
-            <w:tcBorders>
-              <w:top w:val="single" w:color="BBBBBB" w:sz="1"/>
-              <w:left w:val="single" w:color="BBBBBB" w:sz="1"/>
-              <w:bottom w:val="single" w:color="BBBBBB" w:sz="1"/>
-              <w:right w:val="single" w:color="BBBBBB" w:sz="1"/>
-            </w:tcBorders>
-            <w:shd w:fill="FFFFFF" w:val="clear"/>
-            <w:tcMar>
-              <w:top w:type="dxa" w:w="80"/>
-              <w:left w:type="dxa" w:w="120"/>
-              <w:bottom w:type="dxa" w:w="80"/>
-              <w:right w:type="dxa" w:w="120"/>
-            </w:tcMar>
-          </w:tcPr>
-          <w:p>
-            <w:pPr>
-              <w:spacing w:after="0"/>
-            </w:pPr>
-            <w:r>
-              <w:rPr>
-                <w:sz w:val="19"/>
-                <w:szCs w:val="19"/>
-              </w:rPr>
-              <w:t xml:space="preserve">endSeconds</w:t>
-            </w:r>
-          </w:p>
-        </w:tc>
-        <w:tc>
-          <w:tcPr>
-            <w:tcW w:type="dxa" w:w="6760"/>
-            <w:tcBorders>
-              <w:top w:val="single" w:color="BBBBBB" w:sz="1"/>
-              <w:left w:val="single" w:color="BBBBBB" w:sz="1"/>
-              <w:bottom w:val="single" w:color="BBBBBB" w:sz="1"/>
-              <w:right w:val="single" w:color="BBBBBB" w:sz="1"/>
-            </w:tcBorders>
-            <w:shd w:fill="FFFFFF" w:val="clear"/>
-            <w:tcMar>
-              <w:top w:type="dxa" w:w="80"/>
-              <w:left w:type="dxa" w:w="120"/>
-              <w:bottom w:type="dxa" w:w="80"/>
-              <w:right w:type="dxa" w:w="120"/>
-            </w:tcMar>
-          </w:tcPr>
-          <w:p>
-            <w:pPr>
-              <w:spacing w:after="0"/>
-            </w:pPr>
-            <w:r>
-              <w:rPr>
-                <w:sz w:val="19"/>
-                <w:szCs w:val="19"/>
-              </w:rPr>
-              <w:t xml:space="preserve">Fin du palier</w:t>
-            </w:r>
-          </w:p>
-        </w:tc>
-      </w:tr>
-      <w:tr>
-        <w:tc>
-          <w:tcPr>
-            <w:tcW w:type="dxa" w:w="2600"/>
-            <w:tcBorders>
-              <w:top w:val="single" w:color="BBBBBB" w:sz="1"/>
-              <w:left w:val="single" w:color="BBBBBB" w:sz="1"/>
-              <w:bottom w:val="single" w:color="BBBBBB" w:sz="1"/>
-              <w:right w:val="single" w:color="BBBBBB" w:sz="1"/>
-            </w:tcBorders>
-            <w:shd w:fill="F2F2F2" w:val="clear"/>
-            <w:tcMar>
-              <w:top w:type="dxa" w:w="80"/>
-              <w:left w:type="dxa" w:w="120"/>
-              <w:bottom w:type="dxa" w:w="80"/>
-              <w:right w:type="dxa" w:w="120"/>
-            </w:tcMar>
-          </w:tcPr>
-          <w:p>
-            <w:pPr>
-              <w:spacing w:after="0"/>
-            </w:pPr>
-            <w:r>
-              <w:rPr>
-                <w:sz w:val="19"/>
-                <w:szCs w:val="19"/>
-              </w:rPr>
-              <w:t xml:space="preserve">tpsValue</w:t>
-            </w:r>
-          </w:p>
-        </w:tc>
-        <w:tc>
-          <w:tcPr>
-            <w:tcW w:type="dxa" w:w="6760"/>
-            <w:tcBorders>
-              <w:top w:val="single" w:color="BBBBBB" w:sz="1"/>
-              <w:left w:val="single" w:color="BBBBBB" w:sz="1"/>
-              <w:bottom w:val="single" w:color="BBBBBB" w:sz="1"/>
-              <w:right w:val="single" w:color="BBBBBB" w:sz="1"/>
-            </w:tcBorders>
-            <w:shd w:fill="F2F2F2" w:val="clear"/>
-            <w:tcMar>
-              <w:top w:type="dxa" w:w="80"/>
-              <w:left w:type="dxa" w:w="120"/>
-              <w:bottom w:type="dxa" w:w="80"/>
-              <w:right w:type="dxa" w:w="120"/>
-            </w:tcMar>
-          </w:tcPr>
-          <w:p>
-            <w:pPr>
-              <w:spacing w:after="0"/>
-            </w:pPr>
-            <w:r>
-              <w:rPr>
-                <w:sz w:val="19"/>
-                <w:szCs w:val="19"/>
-              </w:rPr>
-              <w:t xml:space="preserve">Cadence cible : transactions par seconde</w:t>
-            </w:r>
-          </w:p>
-        </w:tc>
-      </w:tr>
-    </w:tbl>
-    <w:p>
-      <w:pPr>
-        <w:pStyle w:val="Heading1"/>
-      </w:pPr>
-      <w:r>
-        <w:t xml:space="preserve">5. Executer un test</w:t>
-      </w:r>
-    </w:p>
-    <w:p>
-      <w:pPr>
         <w:pStyle w:val="Heading2"/>
       </w:pPr>
       <w:r>
-        <w:t xml:space="preserve">5.1 Execution simple</w:t>
+        <w:t xml:space="preserve">8.2 Prerequis pour le PIN</w:t>
       </w:r>
     </w:p>
     <w:p>
@@ -3888,79 +4083,15 @@
         <w:spacing w:after="120"/>
       </w:pPr>
       <w:r>
-        <w:t xml:space="preserve">Lance une transaction unique a partir d'un test. Remplacer {testId} par l'identifiant du test.</w:t>
-      </w:r>
-    </w:p>
-    <w:tbl>
-      <w:tblPr>
-        <w:tblW w:type="dxa" w:w="9360"/>
-        <w:tblBorders>
-          <w:top w:val="single" w:color="auto" w:sz="4"/>
-          <w:left w:val="single" w:color="auto" w:sz="4"/>
-          <w:bottom w:val="single" w:color="auto" w:sz="4"/>
-          <w:right w:val="single" w:color="auto" w:sz="4"/>
-          <w:insideH w:val="single" w:color="auto" w:sz="4"/>
-          <w:insideV w:val="single" w:color="auto" w:sz="4"/>
-        </w:tblBorders>
-      </w:tblPr>
-      <w:tblGrid>
-        <w:gridCol w:w="9360"/>
-      </w:tblGrid>
-      <w:tr>
-        <w:tc>
-          <w:tcPr>
-            <w:tcW w:type="dxa" w:w="9360"/>
-            <w:tcBorders>
-              <w:top w:val="single" w:color="BBBBBB" w:sz="1"/>
-              <w:left w:val="single" w:color="BBBBBB" w:sz="1"/>
-              <w:bottom w:val="single" w:color="BBBBBB" w:sz="1"/>
-              <w:right w:val="single" w:color="BBBBBB" w:sz="1"/>
-            </w:tcBorders>
-            <w:shd w:fill="1E1E1E" w:val="clear"/>
-            <w:tcMar>
-              <w:top w:type="dxa" w:w="100"/>
-              <w:left w:type="dxa" w:w="140"/>
-              <w:bottom w:type="dxa" w:w="100"/>
-              <w:right w:type="dxa" w:w="140"/>
-            </w:tcMar>
-          </w:tcPr>
-          <w:p>
-            <w:pPr>
-              <w:spacing w:after="0"/>
-            </w:pPr>
-            <w:r>
-              <w:rPr>
-                <w:rFonts w:ascii="Consolas" w:cs="Consolas" w:eastAsia="Consolas" w:hAnsi="Consolas"/>
-                <w:color w:val="E8E8E8"/>
-                <w:sz w:val="18"/>
-                <w:szCs w:val="18"/>
-              </w:rPr>
-              <w:t xml:space="preserve">curl -X POST "http://localhost:8080/api/executions/start/{testId}?mode=SIMPLE" \</w:t>
-            </w:r>
-          </w:p>
-          <w:p>
-            <w:pPr>
-              <w:spacing w:after="0"/>
-            </w:pPr>
-            <w:r>
-              <w:rPr>
-                <w:rFonts w:ascii="Consolas" w:cs="Consolas" w:eastAsia="Consolas" w:hAnsi="Consolas"/>
-                <w:color w:val="E8E8E8"/>
-                <w:sz w:val="18"/>
-                <w:szCs w:val="18"/>
-              </w:rPr>
-              <w:t xml:space="preserve">  -H "Authorization: Bearer $TOKEN"</w:t>
-            </w:r>
-          </w:p>
-        </w:tc>
-      </w:tr>
-    </w:tbl>
+        <w:t xml:space="preserve">Le mode WITH_PIN exige une cle de chiffrement PIN active (PEK ACTIVE), obtenue via un echange de cle prealable (key exchange). Sans PEK active, les transactions avec PIN echouent. Le sign-on reseau reste egalement requis.</w:t>
+      </w:r>
+    </w:p>
     <w:p>
       <w:pPr>
         <w:pStyle w:val="Heading2"/>
       </w:pPr>
       <w:r>
-        <w:t xml:space="preserve">5.2 Execution en charge (load test)</w:t>
+        <w:t xml:space="preserve">8.3 Fonctionnement</w:t>
       </w:r>
     </w:p>
     <w:p>
@@ -3968,623 +4099,9 @@
         <w:spacing w:after="120"/>
       </w:pPr>
       <w:r>
-        <w:t xml:space="preserve">Lance un test de charge a partir d'un test comportant des paliers TPS. L'execution est asynchrone : l'appel renvoie immediatement un executionId, et le test tourne en arriere-plan.</w:t>
-      </w:r>
-    </w:p>
-    <w:tbl>
-      <w:tblPr>
-        <w:tblW w:type="dxa" w:w="9360"/>
-        <w:tblBorders>
-          <w:top w:val="single" w:color="auto" w:sz="4"/>
-          <w:left w:val="single" w:color="auto" w:sz="4"/>
-          <w:bottom w:val="single" w:color="auto" w:sz="4"/>
-          <w:right w:val="single" w:color="auto" w:sz="4"/>
-          <w:insideH w:val="single" w:color="auto" w:sz="4"/>
-          <w:insideV w:val="single" w:color="auto" w:sz="4"/>
-        </w:tblBorders>
-      </w:tblPr>
-      <w:tblGrid>
-        <w:gridCol w:w="9360"/>
-      </w:tblGrid>
-      <w:tr>
-        <w:tc>
-          <w:tcPr>
-            <w:tcW w:type="dxa" w:w="9360"/>
-            <w:tcBorders>
-              <w:top w:val="single" w:color="BBBBBB" w:sz="1"/>
-              <w:left w:val="single" w:color="BBBBBB" w:sz="1"/>
-              <w:bottom w:val="single" w:color="BBBBBB" w:sz="1"/>
-              <w:right w:val="single" w:color="BBBBBB" w:sz="1"/>
-            </w:tcBorders>
-            <w:shd w:fill="1E1E1E" w:val="clear"/>
-            <w:tcMar>
-              <w:top w:type="dxa" w:w="100"/>
-              <w:left w:type="dxa" w:w="140"/>
-              <w:bottom w:type="dxa" w:w="100"/>
-              <w:right w:type="dxa" w:w="140"/>
-            </w:tcMar>
-          </w:tcPr>
-          <w:p>
-            <w:pPr>
-              <w:spacing w:after="0"/>
-            </w:pPr>
-            <w:r>
-              <w:rPr>
-                <w:rFonts w:ascii="Consolas" w:cs="Consolas" w:eastAsia="Consolas" w:hAnsi="Consolas"/>
-                <w:color w:val="E8E8E8"/>
-                <w:sz w:val="18"/>
-                <w:szCs w:val="18"/>
-              </w:rPr>
-              <w:t xml:space="preserve">curl -X POST "http://localhost:8080/api/executions/loadtest/{testId}" \</w:t>
-            </w:r>
-          </w:p>
-          <w:p>
-            <w:pPr>
-              <w:spacing w:after="0"/>
-            </w:pPr>
-            <w:r>
-              <w:rPr>
-                <w:rFonts w:ascii="Consolas" w:cs="Consolas" w:eastAsia="Consolas" w:hAnsi="Consolas"/>
-                <w:color w:val="E8E8E8"/>
-                <w:sz w:val="18"/>
-                <w:szCs w:val="18"/>
-              </w:rPr>
-              <w:t xml:space="preserve">  -H "Authorization: Bearer $TOKEN"</w:t>
-            </w:r>
-          </w:p>
-        </w:tc>
-      </w:tr>
-    </w:tbl>
-    <w:p>
-      <w:pPr>
-        <w:pStyle w:val="Heading2"/>
-      </w:pPr>
-      <w:r>
-        <w:t xml:space="preserve">5.3 Suivre une execution</w:t>
-      </w:r>
-    </w:p>
-    <w:p>
-      <w:pPr>
-        <w:spacing w:after="120"/>
-      </w:pPr>
-      <w:r>
-        <w:t xml:space="preserve">On consulte l'etat et les metriques d'une execution avec son executionId :</w:t>
-      </w:r>
-    </w:p>
-    <w:tbl>
-      <w:tblPr>
-        <w:tblW w:type="dxa" w:w="9360"/>
-        <w:tblBorders>
-          <w:top w:val="single" w:color="auto" w:sz="4"/>
-          <w:left w:val="single" w:color="auto" w:sz="4"/>
-          <w:bottom w:val="single" w:color="auto" w:sz="4"/>
-          <w:right w:val="single" w:color="auto" w:sz="4"/>
-          <w:insideH w:val="single" w:color="auto" w:sz="4"/>
-          <w:insideV w:val="single" w:color="auto" w:sz="4"/>
-        </w:tblBorders>
-      </w:tblPr>
-      <w:tblGrid>
-        <w:gridCol w:w="9360"/>
-      </w:tblGrid>
-      <w:tr>
-        <w:tc>
-          <w:tcPr>
-            <w:tcW w:type="dxa" w:w="9360"/>
-            <w:tcBorders>
-              <w:top w:val="single" w:color="BBBBBB" w:sz="1"/>
-              <w:left w:val="single" w:color="BBBBBB" w:sz="1"/>
-              <w:bottom w:val="single" w:color="BBBBBB" w:sz="1"/>
-              <w:right w:val="single" w:color="BBBBBB" w:sz="1"/>
-            </w:tcBorders>
-            <w:shd w:fill="1E1E1E" w:val="clear"/>
-            <w:tcMar>
-              <w:top w:type="dxa" w:w="100"/>
-              <w:left w:type="dxa" w:w="140"/>
-              <w:bottom w:type="dxa" w:w="100"/>
-              <w:right w:type="dxa" w:w="140"/>
-            </w:tcMar>
-          </w:tcPr>
-          <w:p>
-            <w:pPr>
-              <w:spacing w:after="0"/>
-            </w:pPr>
-            <w:r>
-              <w:rPr>
-                <w:rFonts w:ascii="Consolas" w:cs="Consolas" w:eastAsia="Consolas" w:hAnsi="Consolas"/>
-                <w:color w:val="E8E8E8"/>
-                <w:sz w:val="18"/>
-                <w:szCs w:val="18"/>
-              </w:rPr>
-              <w:t xml:space="preserve">curl "http://localhost:8080/api/executions/{executionId}/status" \</w:t>
-            </w:r>
-          </w:p>
-          <w:p>
-            <w:pPr>
-              <w:spacing w:after="0"/>
-            </w:pPr>
-            <w:r>
-              <w:rPr>
-                <w:rFonts w:ascii="Consolas" w:cs="Consolas" w:eastAsia="Consolas" w:hAnsi="Consolas"/>
-                <w:color w:val="E8E8E8"/>
-                <w:sz w:val="18"/>
-                <w:szCs w:val="18"/>
-              </w:rPr>
-              <w:t xml:space="preserve">  -H "Authorization: Bearer $TOKEN"</w:t>
-            </w:r>
-          </w:p>
-        </w:tc>
-      </w:tr>
-    </w:tbl>
-    <w:p>
-      <w:pPr>
-        <w:spacing w:after="80"/>
-      </w:pPr>
-      <w:r>
-        <w:t xml:space="preserve"/>
-      </w:r>
-    </w:p>
-    <w:p>
-      <w:pPr>
-        <w:spacing w:after="120"/>
-      </w:pPr>
-      <w:r>
-        <w:t xml:space="preserve">Les metriques renvoyees incluent :</w:t>
-      </w:r>
-    </w:p>
-    <w:tbl>
-      <w:tblPr>
-        <w:tblW w:type="dxa" w:w="9360"/>
-        <w:tblBorders>
-          <w:top w:val="single" w:color="auto" w:sz="4"/>
-          <w:left w:val="single" w:color="auto" w:sz="4"/>
-          <w:bottom w:val="single" w:color="auto" w:sz="4"/>
-          <w:right w:val="single" w:color="auto" w:sz="4"/>
-          <w:insideH w:val="single" w:color="auto" w:sz="4"/>
-          <w:insideV w:val="single" w:color="auto" w:sz="4"/>
-        </w:tblBorders>
-      </w:tblPr>
-      <w:tblGrid>
-        <w:gridCol w:w="3400"/>
-        <w:gridCol w:w="5960"/>
-      </w:tblGrid>
-      <w:tr>
-        <w:trPr>
-          <w:tblHeader/>
-        </w:trPr>
-        <w:tc>
-          <w:tcPr>
-            <w:tcW w:type="dxa" w:w="3400"/>
-            <w:tcBorders>
-              <w:top w:val="single" w:color="BBBBBB" w:sz="1"/>
-              <w:left w:val="single" w:color="BBBBBB" w:sz="1"/>
-              <w:bottom w:val="single" w:color="BBBBBB" w:sz="1"/>
-              <w:right w:val="single" w:color="BBBBBB" w:sz="1"/>
-            </w:tcBorders>
-            <w:shd w:fill="2E5C8A" w:val="clear"/>
-            <w:tcMar>
-              <w:top w:type="dxa" w:w="80"/>
-              <w:left w:type="dxa" w:w="120"/>
-              <w:bottom w:type="dxa" w:w="80"/>
-              <w:right w:type="dxa" w:w="120"/>
-            </w:tcMar>
-          </w:tcPr>
-          <w:p>
-            <w:r>
-              <w:rPr>
-                <w:b/>
-                <w:bCs/>
-                <w:color w:val="FFFFFF"/>
-                <w:sz w:val="20"/>
-                <w:szCs w:val="20"/>
-              </w:rPr>
-              <w:t xml:space="preserve">Metrique</w:t>
-            </w:r>
-          </w:p>
-        </w:tc>
-        <w:tc>
-          <w:tcPr>
-            <w:tcW w:type="dxa" w:w="5960"/>
-            <w:tcBorders>
-              <w:top w:val="single" w:color="BBBBBB" w:sz="1"/>
-              <w:left w:val="single" w:color="BBBBBB" w:sz="1"/>
-              <w:bottom w:val="single" w:color="BBBBBB" w:sz="1"/>
-              <w:right w:val="single" w:color="BBBBBB" w:sz="1"/>
-            </w:tcBorders>
-            <w:shd w:fill="2E5C8A" w:val="clear"/>
-            <w:tcMar>
-              <w:top w:type="dxa" w:w="80"/>
-              <w:left w:type="dxa" w:w="120"/>
-              <w:bottom w:type="dxa" w:w="80"/>
-              <w:right w:type="dxa" w:w="120"/>
-            </w:tcMar>
-          </w:tcPr>
-          <w:p>
-            <w:r>
-              <w:rPr>
-                <w:b/>
-                <w:bCs/>
-                <w:color w:val="FFFFFF"/>
-                <w:sz w:val="20"/>
-                <w:szCs w:val="20"/>
-              </w:rPr>
-              <w:t xml:space="preserve">Signification</w:t>
-            </w:r>
-          </w:p>
-        </w:tc>
-      </w:tr>
-      <w:tr>
-        <w:tc>
-          <w:tcPr>
-            <w:tcW w:type="dxa" w:w="3400"/>
-            <w:tcBorders>
-              <w:top w:val="single" w:color="BBBBBB" w:sz="1"/>
-              <w:left w:val="single" w:color="BBBBBB" w:sz="1"/>
-              <w:bottom w:val="single" w:color="BBBBBB" w:sz="1"/>
-              <w:right w:val="single" w:color="BBBBBB" w:sz="1"/>
-            </w:tcBorders>
-            <w:shd w:fill="FFFFFF" w:val="clear"/>
-            <w:tcMar>
-              <w:top w:type="dxa" w:w="80"/>
-              <w:left w:type="dxa" w:w="120"/>
-              <w:bottom w:type="dxa" w:w="80"/>
-              <w:right w:type="dxa" w:w="120"/>
-            </w:tcMar>
-          </w:tcPr>
-          <w:p>
-            <w:pPr>
-              <w:spacing w:after="0"/>
-            </w:pPr>
-            <w:r>
-              <w:rPr>
-                <w:sz w:val="19"/>
-                <w:szCs w:val="19"/>
-              </w:rPr>
-              <w:t xml:space="preserve">status</w:t>
-            </w:r>
-          </w:p>
-        </w:tc>
-        <w:tc>
-          <w:tcPr>
-            <w:tcW w:type="dxa" w:w="5960"/>
-            <w:tcBorders>
-              <w:top w:val="single" w:color="BBBBBB" w:sz="1"/>
-              <w:left w:val="single" w:color="BBBBBB" w:sz="1"/>
-              <w:bottom w:val="single" w:color="BBBBBB" w:sz="1"/>
-              <w:right w:val="single" w:color="BBBBBB" w:sz="1"/>
-            </w:tcBorders>
-            <w:shd w:fill="FFFFFF" w:val="clear"/>
-            <w:tcMar>
-              <w:top w:type="dxa" w:w="80"/>
-              <w:left w:type="dxa" w:w="120"/>
-              <w:bottom w:type="dxa" w:w="80"/>
-              <w:right w:type="dxa" w:w="120"/>
-            </w:tcMar>
-          </w:tcPr>
-          <w:p>
-            <w:pPr>
-              <w:spacing w:after="0"/>
-            </w:pPr>
-            <w:r>
-              <w:rPr>
-                <w:sz w:val="19"/>
-                <w:szCs w:val="19"/>
-              </w:rPr>
-              <w:t xml:space="preserve">RUNNING, COMPLETED, STOPPED ou ERROR</w:t>
-            </w:r>
-          </w:p>
-        </w:tc>
-      </w:tr>
-      <w:tr>
-        <w:tc>
-          <w:tcPr>
-            <w:tcW w:type="dxa" w:w="3400"/>
-            <w:tcBorders>
-              <w:top w:val="single" w:color="BBBBBB" w:sz="1"/>
-              <w:left w:val="single" w:color="BBBBBB" w:sz="1"/>
-              <w:bottom w:val="single" w:color="BBBBBB" w:sz="1"/>
-              <w:right w:val="single" w:color="BBBBBB" w:sz="1"/>
-            </w:tcBorders>
-            <w:shd w:fill="F2F2F2" w:val="clear"/>
-            <w:tcMar>
-              <w:top w:type="dxa" w:w="80"/>
-              <w:left w:type="dxa" w:w="120"/>
-              <w:bottom w:type="dxa" w:w="80"/>
-              <w:right w:type="dxa" w:w="120"/>
-            </w:tcMar>
-          </w:tcPr>
-          <w:p>
-            <w:pPr>
-              <w:spacing w:after="0"/>
-            </w:pPr>
-            <w:r>
-              <w:rPr>
-                <w:sz w:val="19"/>
-                <w:szCs w:val="19"/>
-              </w:rPr>
-              <w:t xml:space="preserve">txTotal / txApproved / txDeclined</w:t>
-            </w:r>
-          </w:p>
-        </w:tc>
-        <w:tc>
-          <w:tcPr>
-            <w:tcW w:type="dxa" w:w="5960"/>
-            <w:tcBorders>
-              <w:top w:val="single" w:color="BBBBBB" w:sz="1"/>
-              <w:left w:val="single" w:color="BBBBBB" w:sz="1"/>
-              <w:bottom w:val="single" w:color="BBBBBB" w:sz="1"/>
-              <w:right w:val="single" w:color="BBBBBB" w:sz="1"/>
-            </w:tcBorders>
-            <w:shd w:fill="F2F2F2" w:val="clear"/>
-            <w:tcMar>
-              <w:top w:type="dxa" w:w="80"/>
-              <w:left w:type="dxa" w:w="120"/>
-              <w:bottom w:type="dxa" w:w="80"/>
-              <w:right w:type="dxa" w:w="120"/>
-            </w:tcMar>
-          </w:tcPr>
-          <w:p>
-            <w:pPr>
-              <w:spacing w:after="0"/>
-            </w:pPr>
-            <w:r>
-              <w:rPr>
-                <w:sz w:val="19"/>
-                <w:szCs w:val="19"/>
-              </w:rPr>
-              <w:t xml:space="preserve">Nombre de transactions total / approuvees / refusees</w:t>
-            </w:r>
-          </w:p>
-        </w:tc>
-      </w:tr>
-      <w:tr>
-        <w:tc>
-          <w:tcPr>
-            <w:tcW w:type="dxa" w:w="3400"/>
-            <w:tcBorders>
-              <w:top w:val="single" w:color="BBBBBB" w:sz="1"/>
-              <w:left w:val="single" w:color="BBBBBB" w:sz="1"/>
-              <w:bottom w:val="single" w:color="BBBBBB" w:sz="1"/>
-              <w:right w:val="single" w:color="BBBBBB" w:sz="1"/>
-            </w:tcBorders>
-            <w:shd w:fill="FFFFFF" w:val="clear"/>
-            <w:tcMar>
-              <w:top w:type="dxa" w:w="80"/>
-              <w:left w:type="dxa" w:w="120"/>
-              <w:bottom w:type="dxa" w:w="80"/>
-              <w:right w:type="dxa" w:w="120"/>
-            </w:tcMar>
-          </w:tcPr>
-          <w:p>
-            <w:pPr>
-              <w:spacing w:after="0"/>
-            </w:pPr>
-            <w:r>
-              <w:rPr>
-                <w:sz w:val="19"/>
-                <w:szCs w:val="19"/>
-              </w:rPr>
-              <w:t xml:space="preserve">avgTps</w:t>
-            </w:r>
-          </w:p>
-        </w:tc>
-        <w:tc>
-          <w:tcPr>
-            <w:tcW w:type="dxa" w:w="5960"/>
-            <w:tcBorders>
-              <w:top w:val="single" w:color="BBBBBB" w:sz="1"/>
-              <w:left w:val="single" w:color="BBBBBB" w:sz="1"/>
-              <w:bottom w:val="single" w:color="BBBBBB" w:sz="1"/>
-              <w:right w:val="single" w:color="BBBBBB" w:sz="1"/>
-            </w:tcBorders>
-            <w:shd w:fill="FFFFFF" w:val="clear"/>
-            <w:tcMar>
-              <w:top w:type="dxa" w:w="80"/>
-              <w:left w:type="dxa" w:w="120"/>
-              <w:bottom w:type="dxa" w:w="80"/>
-              <w:right w:type="dxa" w:w="120"/>
-            </w:tcMar>
-          </w:tcPr>
-          <w:p>
-            <w:pPr>
-              <w:spacing w:after="0"/>
-            </w:pPr>
-            <w:r>
-              <w:rPr>
-                <w:sz w:val="19"/>
-                <w:szCs w:val="19"/>
-              </w:rPr>
-              <w:t xml:space="preserve">Cadence moyenne reellement atteinte</w:t>
-            </w:r>
-          </w:p>
-        </w:tc>
-      </w:tr>
-      <w:tr>
-        <w:tc>
-          <w:tcPr>
-            <w:tcW w:type="dxa" w:w="3400"/>
-            <w:tcBorders>
-              <w:top w:val="single" w:color="BBBBBB" w:sz="1"/>
-              <w:left w:val="single" w:color="BBBBBB" w:sz="1"/>
-              <w:bottom w:val="single" w:color="BBBBBB" w:sz="1"/>
-              <w:right w:val="single" w:color="BBBBBB" w:sz="1"/>
-            </w:tcBorders>
-            <w:shd w:fill="F2F2F2" w:val="clear"/>
-            <w:tcMar>
-              <w:top w:type="dxa" w:w="80"/>
-              <w:left w:type="dxa" w:w="120"/>
-              <w:bottom w:type="dxa" w:w="80"/>
-              <w:right w:type="dxa" w:w="120"/>
-            </w:tcMar>
-          </w:tcPr>
-          <w:p>
-            <w:pPr>
-              <w:spacing w:after="0"/>
-            </w:pPr>
-            <w:r>
-              <w:rPr>
-                <w:sz w:val="19"/>
-                <w:szCs w:val="19"/>
-              </w:rPr>
-              <w:t xml:space="preserve">avgResponseMs</w:t>
-            </w:r>
-          </w:p>
-        </w:tc>
-        <w:tc>
-          <w:tcPr>
-            <w:tcW w:type="dxa" w:w="5960"/>
-            <w:tcBorders>
-              <w:top w:val="single" w:color="BBBBBB" w:sz="1"/>
-              <w:left w:val="single" w:color="BBBBBB" w:sz="1"/>
-              <w:bottom w:val="single" w:color="BBBBBB" w:sz="1"/>
-              <w:right w:val="single" w:color="BBBBBB" w:sz="1"/>
-            </w:tcBorders>
-            <w:shd w:fill="F2F2F2" w:val="clear"/>
-            <w:tcMar>
-              <w:top w:type="dxa" w:w="80"/>
-              <w:left w:type="dxa" w:w="120"/>
-              <w:bottom w:type="dxa" w:w="80"/>
-              <w:right w:type="dxa" w:w="120"/>
-            </w:tcMar>
-          </w:tcPr>
-          <w:p>
-            <w:pPr>
-              <w:spacing w:after="0"/>
-            </w:pPr>
-            <w:r>
-              <w:rPr>
-                <w:sz w:val="19"/>
-                <w:szCs w:val="19"/>
-              </w:rPr>
-              <w:t xml:space="preserve">Temps de reponse moyen</w:t>
-            </w:r>
-          </w:p>
-        </w:tc>
-      </w:tr>
-      <w:tr>
-        <w:tc>
-          <w:tcPr>
-            <w:tcW w:type="dxa" w:w="3400"/>
-            <w:tcBorders>
-              <w:top w:val="single" w:color="BBBBBB" w:sz="1"/>
-              <w:left w:val="single" w:color="BBBBBB" w:sz="1"/>
-              <w:bottom w:val="single" w:color="BBBBBB" w:sz="1"/>
-              <w:right w:val="single" w:color="BBBBBB" w:sz="1"/>
-            </w:tcBorders>
-            <w:shd w:fill="FFFFFF" w:val="clear"/>
-            <w:tcMar>
-              <w:top w:type="dxa" w:w="80"/>
-              <w:left w:type="dxa" w:w="120"/>
-              <w:bottom w:type="dxa" w:w="80"/>
-              <w:right w:type="dxa" w:w="120"/>
-            </w:tcMar>
-          </w:tcPr>
-          <w:p>
-            <w:pPr>
-              <w:spacing w:after="0"/>
-            </w:pPr>
-            <w:r>
-              <w:rPr>
-                <w:sz w:val="19"/>
-                <w:szCs w:val="19"/>
-              </w:rPr>
-              <w:t xml:space="preserve">p95ResponseMs</w:t>
-            </w:r>
-          </w:p>
-        </w:tc>
-        <w:tc>
-          <w:tcPr>
-            <w:tcW w:type="dxa" w:w="5960"/>
-            <w:tcBorders>
-              <w:top w:val="single" w:color="BBBBBB" w:sz="1"/>
-              <w:left w:val="single" w:color="BBBBBB" w:sz="1"/>
-              <w:bottom w:val="single" w:color="BBBBBB" w:sz="1"/>
-              <w:right w:val="single" w:color="BBBBBB" w:sz="1"/>
-            </w:tcBorders>
-            <w:shd w:fill="FFFFFF" w:val="clear"/>
-            <w:tcMar>
-              <w:top w:type="dxa" w:w="80"/>
-              <w:left w:type="dxa" w:w="120"/>
-              <w:bottom w:type="dxa" w:w="80"/>
-              <w:right w:type="dxa" w:w="120"/>
-            </w:tcMar>
-          </w:tcPr>
-          <w:p>
-            <w:pPr>
-              <w:spacing w:after="0"/>
-            </w:pPr>
-            <w:r>
-              <w:rPr>
-                <w:sz w:val="19"/>
-                <w:szCs w:val="19"/>
-              </w:rPr>
-              <w:t xml:space="preserve">95 % des transactions sont plus rapides que cette valeur</w:t>
-            </w:r>
-          </w:p>
-        </w:tc>
-      </w:tr>
-      <w:tr>
-        <w:tc>
-          <w:tcPr>
-            <w:tcW w:type="dxa" w:w="3400"/>
-            <w:tcBorders>
-              <w:top w:val="single" w:color="BBBBBB" w:sz="1"/>
-              <w:left w:val="single" w:color="BBBBBB" w:sz="1"/>
-              <w:bottom w:val="single" w:color="BBBBBB" w:sz="1"/>
-              <w:right w:val="single" w:color="BBBBBB" w:sz="1"/>
-            </w:tcBorders>
-            <w:shd w:fill="F2F2F2" w:val="clear"/>
-            <w:tcMar>
-              <w:top w:type="dxa" w:w="80"/>
-              <w:left w:type="dxa" w:w="120"/>
-              <w:bottom w:type="dxa" w:w="80"/>
-              <w:right w:type="dxa" w:w="120"/>
-            </w:tcMar>
-          </w:tcPr>
-          <w:p>
-            <w:pPr>
-              <w:spacing w:after="0"/>
-            </w:pPr>
-            <w:r>
-              <w:rPr>
-                <w:sz w:val="19"/>
-                <w:szCs w:val="19"/>
-              </w:rPr>
-              <w:t xml:space="preserve">p99ResponseMs</w:t>
-            </w:r>
-          </w:p>
-        </w:tc>
-        <w:tc>
-          <w:tcPr>
-            <w:tcW w:type="dxa" w:w="5960"/>
-            <w:tcBorders>
-              <w:top w:val="single" w:color="BBBBBB" w:sz="1"/>
-              <w:left w:val="single" w:color="BBBBBB" w:sz="1"/>
-              <w:bottom w:val="single" w:color="BBBBBB" w:sz="1"/>
-              <w:right w:val="single" w:color="BBBBBB" w:sz="1"/>
-            </w:tcBorders>
-            <w:shd w:fill="F2F2F2" w:val="clear"/>
-            <w:tcMar>
-              <w:top w:type="dxa" w:w="80"/>
-              <w:left w:type="dxa" w:w="120"/>
-              <w:bottom w:type="dxa" w:w="80"/>
-              <w:right w:type="dxa" w:w="120"/>
-            </w:tcMar>
-          </w:tcPr>
-          <w:p>
-            <w:pPr>
-              <w:spacing w:after="0"/>
-            </w:pPr>
-            <w:r>
-              <w:rPr>
-                <w:sz w:val="19"/>
-                <w:szCs w:val="19"/>
-              </w:rPr>
-              <w:t xml:space="preserve">99 % des transactions sont plus rapides que cette valeur</w:t>
-            </w:r>
-          </w:p>
-        </w:tc>
-      </w:tr>
-    </w:tbl>
+        <w:t xml:space="preserve">A l'execution, l'orchestrateur charge la liste des cartes actives et la transmet au moteur de charge. Pour chaque transaction, le moteur tire une carte au hasard ; si WITH_PIN est actif, il chiffre le PIN block de cette carte. Le PAN reellement utilise est trace dans les resultats, permettant de verifier la repartition par carte.</w:t>
+      </w:r>
+    </w:p>
     <w:p>
       <w:pPr>
         <w:spacing w:after="120"/>
@@ -4595,12 +4112,7 @@
           <w:iCs/>
           <w:color w:val="666666"/>
         </w:rPr>
-        <w:t xml:space="preserve">Le p95 est la metrique de reference pour juger la performance : la moyenne peut masquer des transactions lentes, alors que le p95 revele l'experience des 5 % de cas les plus lents.</w:t>
-      </w:r>
-    </w:p>
-    <w:p>
-      <w:r>
-        <w:br w:type="page"/>
+        <w:t xml:space="preserve">Exemple observe : campagne de 71 transactions sur 7 cartes, tirage uniforme (6 a 13 transactions par carte), toutes approuvees.</w:t>
       </w:r>
     </w:p>
     <w:p>
@@ -4608,7 +4120,7 @@
         <w:pStyle w:val="Heading1"/>
       </w:pPr>
       <w:r>
-        <w:t xml:space="preserve">6. Exemple : un test simple de bout en bout</w:t>
+        <w:t xml:space="preserve">9. Rapports</w:t>
       </w:r>
     </w:p>
     <w:p>
@@ -4616,1849 +4128,7 @@
         <w:spacing w:after="120"/>
       </w:pPr>
       <w:r>
-        <w:t xml:space="preserve">Cet exemple complet enchaine toutes les etapes necessaires pour executer une transaction d'achat et en consulter le resultat. Il suppose que les trois modules (orchestrateur, acquereur, emetteur) sont demarres.</w:t>
-      </w:r>
-    </w:p>
-    <w:p>
-      <w:pPr>
-        <w:pStyle w:val="Heading3"/>
-      </w:pPr>
-      <w:r>
-        <w:t xml:space="preserve">Etape 1 - S'authentifier</w:t>
-      </w:r>
-    </w:p>
-    <w:p>
-      <w:pPr>
-        <w:spacing w:after="120"/>
-      </w:pPr>
-      <w:r>
-        <w:t xml:space="preserve">On recupere un jeton sur l'orchestrateur et un sur l'emetteur (pour le sign-on et la carte) :</w:t>
-      </w:r>
-    </w:p>
-    <w:tbl>
-      <w:tblPr>
-        <w:tblW w:type="dxa" w:w="9360"/>
-        <w:tblBorders>
-          <w:top w:val="single" w:color="auto" w:sz="4"/>
-          <w:left w:val="single" w:color="auto" w:sz="4"/>
-          <w:bottom w:val="single" w:color="auto" w:sz="4"/>
-          <w:right w:val="single" w:color="auto" w:sz="4"/>
-          <w:insideH w:val="single" w:color="auto" w:sz="4"/>
-          <w:insideV w:val="single" w:color="auto" w:sz="4"/>
-        </w:tblBorders>
-      </w:tblPr>
-      <w:tblGrid>
-        <w:gridCol w:w="9360"/>
-      </w:tblGrid>
-      <w:tr>
-        <w:tc>
-          <w:tcPr>
-            <w:tcW w:type="dxa" w:w="9360"/>
-            <w:tcBorders>
-              <w:top w:val="single" w:color="BBBBBB" w:sz="1"/>
-              <w:left w:val="single" w:color="BBBBBB" w:sz="1"/>
-              <w:bottom w:val="single" w:color="BBBBBB" w:sz="1"/>
-              <w:right w:val="single" w:color="BBBBBB" w:sz="1"/>
-            </w:tcBorders>
-            <w:shd w:fill="1E1E1E" w:val="clear"/>
-            <w:tcMar>
-              <w:top w:type="dxa" w:w="100"/>
-              <w:left w:type="dxa" w:w="140"/>
-              <w:bottom w:type="dxa" w:w="100"/>
-              <w:right w:type="dxa" w:w="140"/>
-            </w:tcMar>
-          </w:tcPr>
-          <w:p>
-            <w:pPr>
-              <w:spacing w:after="0"/>
-            </w:pPr>
-            <w:r>
-              <w:rPr>
-                <w:rFonts w:ascii="Consolas" w:cs="Consolas" w:eastAsia="Consolas" w:hAnsi="Consolas"/>
-                <w:color w:val="E8E8E8"/>
-                <w:sz w:val="18"/>
-                <w:szCs w:val="18"/>
-              </w:rPr>
-              <w:t xml:space="preserve">TOKEN=$(curl -s -X POST http://localhost:8080/auth/login \</w:t>
-            </w:r>
-          </w:p>
-          <w:p>
-            <w:pPr>
-              <w:spacing w:after="0"/>
-            </w:pPr>
-            <w:r>
-              <w:rPr>
-                <w:rFonts w:ascii="Consolas" w:cs="Consolas" w:eastAsia="Consolas" w:hAnsi="Consolas"/>
-                <w:color w:val="E8E8E8"/>
-                <w:sz w:val="18"/>
-                <w:szCs w:val="18"/>
-              </w:rPr>
-              <w:t xml:space="preserve">  -H "Content-Type: application/json" \</w:t>
-            </w:r>
-          </w:p>
-          <w:p>
-            <w:pPr>
-              <w:spacing w:after="0"/>
-            </w:pPr>
-            <w:r>
-              <w:rPr>
-                <w:rFonts w:ascii="Consolas" w:cs="Consolas" w:eastAsia="Consolas" w:hAnsi="Consolas"/>
-                <w:color w:val="E8E8E8"/>
-                <w:sz w:val="18"/>
-                <w:szCs w:val="18"/>
-              </w:rPr>
-              <w:t xml:space="preserve">  -d '{"login":"admin","password":"Admin123!"}' \</w:t>
-            </w:r>
-          </w:p>
-          <w:p>
-            <w:pPr>
-              <w:spacing w:after="0"/>
-            </w:pPr>
-            <w:r>
-              <w:rPr>
-                <w:rFonts w:ascii="Consolas" w:cs="Consolas" w:eastAsia="Consolas" w:hAnsi="Consolas"/>
-                <w:color w:val="E8E8E8"/>
-                <w:sz w:val="18"/>
-                <w:szCs w:val="18"/>
-              </w:rPr>
-              <w:t xml:space="preserve">  | grep -o '"token":"[^"]*"' | cut -d'"' -f4)</w:t>
-            </w:r>
-          </w:p>
-          <w:p>
-            <w:pPr>
-              <w:spacing w:after="0"/>
-            </w:pPr>
-            <w:r>
-              <w:rPr>
-                <w:rFonts w:ascii="Consolas" w:cs="Consolas" w:eastAsia="Consolas" w:hAnsi="Consolas"/>
-                <w:color w:val="E8E8E8"/>
-                <w:sz w:val="18"/>
-                <w:szCs w:val="18"/>
-              </w:rPr>
-              <w:t xml:space="preserve"> </w:t>
-            </w:r>
-          </w:p>
-          <w:p>
-            <w:pPr>
-              <w:spacing w:after="0"/>
-            </w:pPr>
-            <w:r>
-              <w:rPr>
-                <w:rFonts w:ascii="Consolas" w:cs="Consolas" w:eastAsia="Consolas" w:hAnsi="Consolas"/>
-                <w:color w:val="E8E8E8"/>
-                <w:sz w:val="18"/>
-                <w:szCs w:val="18"/>
-              </w:rPr>
-              <w:t xml:space="preserve">TOKEN_ISS=$(curl -s -X POST http://localhost:8501/auth/login \</w:t>
-            </w:r>
-          </w:p>
-          <w:p>
-            <w:pPr>
-              <w:spacing w:after="0"/>
-            </w:pPr>
-            <w:r>
-              <w:rPr>
-                <w:rFonts w:ascii="Consolas" w:cs="Consolas" w:eastAsia="Consolas" w:hAnsi="Consolas"/>
-                <w:color w:val="E8E8E8"/>
-                <w:sz w:val="18"/>
-                <w:szCs w:val="18"/>
-              </w:rPr>
-              <w:t xml:space="preserve">  -H "Content-Type: application/json" \</w:t>
-            </w:r>
-          </w:p>
-          <w:p>
-            <w:pPr>
-              <w:spacing w:after="0"/>
-            </w:pPr>
-            <w:r>
-              <w:rPr>
-                <w:rFonts w:ascii="Consolas" w:cs="Consolas" w:eastAsia="Consolas" w:hAnsi="Consolas"/>
-                <w:color w:val="E8E8E8"/>
-                <w:sz w:val="18"/>
-                <w:szCs w:val="18"/>
-              </w:rPr>
-              <w:t xml:space="preserve">  -d '{"login":"admin","password":"Admin123!"}' \</w:t>
-            </w:r>
-          </w:p>
-          <w:p>
-            <w:pPr>
-              <w:spacing w:after="0"/>
-            </w:pPr>
-            <w:r>
-              <w:rPr>
-                <w:rFonts w:ascii="Consolas" w:cs="Consolas" w:eastAsia="Consolas" w:hAnsi="Consolas"/>
-                <w:color w:val="E8E8E8"/>
-                <w:sz w:val="18"/>
-                <w:szCs w:val="18"/>
-              </w:rPr>
-              <w:t xml:space="preserve">  | grep -o '"token":"[^"]*"' | cut -d'"' -f4)</w:t>
-            </w:r>
-          </w:p>
-        </w:tc>
-      </w:tr>
-    </w:tbl>
-    <w:p>
-      <w:pPr>
-        <w:pStyle w:val="Heading3"/>
-      </w:pPr>
-      <w:r>
-        <w:t xml:space="preserve">Etape 2 - Ouvrir la session reseau</w:t>
-      </w:r>
-    </w:p>
-    <w:tbl>
-      <w:tblPr>
-        <w:tblW w:type="dxa" w:w="9360"/>
-        <w:tblBorders>
-          <w:top w:val="single" w:color="auto" w:sz="4"/>
-          <w:left w:val="single" w:color="auto" w:sz="4"/>
-          <w:bottom w:val="single" w:color="auto" w:sz="4"/>
-          <w:right w:val="single" w:color="auto" w:sz="4"/>
-          <w:insideH w:val="single" w:color="auto" w:sz="4"/>
-          <w:insideV w:val="single" w:color="auto" w:sz="4"/>
-        </w:tblBorders>
-      </w:tblPr>
-      <w:tblGrid>
-        <w:gridCol w:w="9360"/>
-      </w:tblGrid>
-      <w:tr>
-        <w:tc>
-          <w:tcPr>
-            <w:tcW w:type="dxa" w:w="9360"/>
-            <w:tcBorders>
-              <w:top w:val="single" w:color="BBBBBB" w:sz="1"/>
-              <w:left w:val="single" w:color="BBBBBB" w:sz="1"/>
-              <w:bottom w:val="single" w:color="BBBBBB" w:sz="1"/>
-              <w:right w:val="single" w:color="BBBBBB" w:sz="1"/>
-            </w:tcBorders>
-            <w:shd w:fill="1E1E1E" w:val="clear"/>
-            <w:tcMar>
-              <w:top w:type="dxa" w:w="100"/>
-              <w:left w:type="dxa" w:w="140"/>
-              <w:bottom w:type="dxa" w:w="100"/>
-              <w:right w:type="dxa" w:w="140"/>
-            </w:tcMar>
-          </w:tcPr>
-          <w:p>
-            <w:pPr>
-              <w:spacing w:after="0"/>
-            </w:pPr>
-            <w:r>
-              <w:rPr>
-                <w:rFonts w:ascii="Consolas" w:cs="Consolas" w:eastAsia="Consolas" w:hAnsi="Consolas"/>
-                <w:color w:val="E8E8E8"/>
-                <w:sz w:val="18"/>
-                <w:szCs w:val="18"/>
-              </w:rPr>
-              <w:t xml:space="preserve">curl -X POST http://localhost:8501/api/admin/dmas/jpos/signon \</w:t>
-            </w:r>
-          </w:p>
-          <w:p>
-            <w:pPr>
-              <w:spacing w:after="0"/>
-            </w:pPr>
-            <w:r>
-              <w:rPr>
-                <w:rFonts w:ascii="Consolas" w:cs="Consolas" w:eastAsia="Consolas" w:hAnsi="Consolas"/>
-                <w:color w:val="E8E8E8"/>
-                <w:sz w:val="18"/>
-                <w:szCs w:val="18"/>
-              </w:rPr>
-              <w:t xml:space="preserve">  -H "Authorization: Bearer $TOKEN_ISS"</w:t>
-            </w:r>
-          </w:p>
-        </w:tc>
-      </w:tr>
-    </w:tbl>
-    <w:p>
-      <w:pPr>
-        <w:spacing w:after="120"/>
-      </w:pPr>
-      <w:r>
-        <w:rPr>
-          <w:i/>
-          <w:iCs/>
-          <w:color w:val="666666"/>
-        </w:rPr>
-        <w:t xml:space="preserve">Attendre une reponse "success": true.</w:t>
-      </w:r>
-    </w:p>
-    <w:p>
-      <w:pPr>
-        <w:pStyle w:val="Heading3"/>
-      </w:pPr>
-      <w:r>
-        <w:t xml:space="preserve">Etape 3 - Provisionner la carte</w:t>
-      </w:r>
-    </w:p>
-    <w:tbl>
-      <w:tblPr>
-        <w:tblW w:type="dxa" w:w="9360"/>
-        <w:tblBorders>
-          <w:top w:val="single" w:color="auto" w:sz="4"/>
-          <w:left w:val="single" w:color="auto" w:sz="4"/>
-          <w:bottom w:val="single" w:color="auto" w:sz="4"/>
-          <w:right w:val="single" w:color="auto" w:sz="4"/>
-          <w:insideH w:val="single" w:color="auto" w:sz="4"/>
-          <w:insideV w:val="single" w:color="auto" w:sz="4"/>
-        </w:tblBorders>
-      </w:tblPr>
-      <w:tblGrid>
-        <w:gridCol w:w="9360"/>
-      </w:tblGrid>
-      <w:tr>
-        <w:tc>
-          <w:tcPr>
-            <w:tcW w:type="dxa" w:w="9360"/>
-            <w:tcBorders>
-              <w:top w:val="single" w:color="BBBBBB" w:sz="1"/>
-              <w:left w:val="single" w:color="BBBBBB" w:sz="1"/>
-              <w:bottom w:val="single" w:color="BBBBBB" w:sz="1"/>
-              <w:right w:val="single" w:color="BBBBBB" w:sz="1"/>
-            </w:tcBorders>
-            <w:shd w:fill="1E1E1E" w:val="clear"/>
-            <w:tcMar>
-              <w:top w:type="dxa" w:w="100"/>
-              <w:left w:type="dxa" w:w="140"/>
-              <w:bottom w:type="dxa" w:w="100"/>
-              <w:right w:type="dxa" w:w="140"/>
-            </w:tcMar>
-          </w:tcPr>
-          <w:p>
-            <w:pPr>
-              <w:spacing w:after="0"/>
-            </w:pPr>
-            <w:r>
-              <w:rPr>
-                <w:rFonts w:ascii="Consolas" w:cs="Consolas" w:eastAsia="Consolas" w:hAnsi="Consolas"/>
-                <w:color w:val="E8E8E8"/>
-                <w:sz w:val="18"/>
-                <w:szCs w:val="18"/>
-              </w:rPr>
-              <w:t xml:space="preserve">curl -X POST http://localhost:8501/api/admin/dmas/cards \</w:t>
-            </w:r>
-          </w:p>
-          <w:p>
-            <w:pPr>
-              <w:spacing w:after="0"/>
-            </w:pPr>
-            <w:r>
-              <w:rPr>
-                <w:rFonts w:ascii="Consolas" w:cs="Consolas" w:eastAsia="Consolas" w:hAnsi="Consolas"/>
-                <w:color w:val="E8E8E8"/>
-                <w:sz w:val="18"/>
-                <w:szCs w:val="18"/>
-              </w:rPr>
-              <w:t xml:space="preserve">  -H "Authorization: Bearer $TOKEN_ISS" \</w:t>
-            </w:r>
-          </w:p>
-          <w:p>
-            <w:pPr>
-              <w:spacing w:after="0"/>
-            </w:pPr>
-            <w:r>
-              <w:rPr>
-                <w:rFonts w:ascii="Consolas" w:cs="Consolas" w:eastAsia="Consolas" w:hAnsi="Consolas"/>
-                <w:color w:val="E8E8E8"/>
-                <w:sz w:val="18"/>
-                <w:szCs w:val="18"/>
-              </w:rPr>
-              <w:t xml:space="preserve">  -H "Content-Type: application/json" \</w:t>
-            </w:r>
-          </w:p>
-          <w:p>
-            <w:pPr>
-              <w:spacing w:after="0"/>
-            </w:pPr>
-            <w:r>
-              <w:rPr>
-                <w:rFonts w:ascii="Consolas" w:cs="Consolas" w:eastAsia="Consolas" w:hAnsi="Consolas"/>
-                <w:color w:val="E8E8E8"/>
-                <w:sz w:val="18"/>
-                <w:szCs w:val="18"/>
-              </w:rPr>
-              <w:t xml:space="preserve">  -d '{"pan":"5321962145453348","pin":"1234","balance":100000000}'</w:t>
-            </w:r>
-          </w:p>
-        </w:tc>
-      </w:tr>
-    </w:tbl>
-    <w:p>
-      <w:pPr>
-        <w:pStyle w:val="Heading3"/>
-      </w:pPr>
-      <w:r>
-        <w:t xml:space="preserve">Etape 4 - Creer le test</w:t>
-      </w:r>
-    </w:p>
-    <w:tbl>
-      <w:tblPr>
-        <w:tblW w:type="dxa" w:w="9360"/>
-        <w:tblBorders>
-          <w:top w:val="single" w:color="auto" w:sz="4"/>
-          <w:left w:val="single" w:color="auto" w:sz="4"/>
-          <w:bottom w:val="single" w:color="auto" w:sz="4"/>
-          <w:right w:val="single" w:color="auto" w:sz="4"/>
-          <w:insideH w:val="single" w:color="auto" w:sz="4"/>
-          <w:insideV w:val="single" w:color="auto" w:sz="4"/>
-        </w:tblBorders>
-      </w:tblPr>
-      <w:tblGrid>
-        <w:gridCol w:w="9360"/>
-      </w:tblGrid>
-      <w:tr>
-        <w:tc>
-          <w:tcPr>
-            <w:tcW w:type="dxa" w:w="9360"/>
-            <w:tcBorders>
-              <w:top w:val="single" w:color="BBBBBB" w:sz="1"/>
-              <w:left w:val="single" w:color="BBBBBB" w:sz="1"/>
-              <w:bottom w:val="single" w:color="BBBBBB" w:sz="1"/>
-              <w:right w:val="single" w:color="BBBBBB" w:sz="1"/>
-            </w:tcBorders>
-            <w:shd w:fill="1E1E1E" w:val="clear"/>
-            <w:tcMar>
-              <w:top w:type="dxa" w:w="100"/>
-              <w:left w:type="dxa" w:w="140"/>
-              <w:bottom w:type="dxa" w:w="100"/>
-              <w:right w:type="dxa" w:w="140"/>
-            </w:tcMar>
-          </w:tcPr>
-          <w:p>
-            <w:pPr>
-              <w:spacing w:after="0"/>
-            </w:pPr>
-            <w:r>
-              <w:rPr>
-                <w:rFonts w:ascii="Consolas" w:cs="Consolas" w:eastAsia="Consolas" w:hAnsi="Consolas"/>
-                <w:color w:val="E8E8E8"/>
-                <w:sz w:val="18"/>
-                <w:szCs w:val="18"/>
-              </w:rPr>
-              <w:t xml:space="preserve">curl -X POST http://localhost:8080/api/admin/tests \</w:t>
-            </w:r>
-          </w:p>
-          <w:p>
-            <w:pPr>
-              <w:spacing w:after="0"/>
-            </w:pPr>
-            <w:r>
-              <w:rPr>
-                <w:rFonts w:ascii="Consolas" w:cs="Consolas" w:eastAsia="Consolas" w:hAnsi="Consolas"/>
-                <w:color w:val="E8E8E8"/>
-                <w:sz w:val="18"/>
-                <w:szCs w:val="18"/>
-              </w:rPr>
-              <w:t xml:space="preserve">  -H "Authorization: Bearer $TOKEN" \</w:t>
-            </w:r>
-          </w:p>
-          <w:p>
-            <w:pPr>
-              <w:spacing w:after="0"/>
-            </w:pPr>
-            <w:r>
-              <w:rPr>
-                <w:rFonts w:ascii="Consolas" w:cs="Consolas" w:eastAsia="Consolas" w:hAnsi="Consolas"/>
-                <w:color w:val="E8E8E8"/>
-                <w:sz w:val="18"/>
-                <w:szCs w:val="18"/>
-              </w:rPr>
-              <w:t xml:space="preserve">  -H "Content-Type: application/json" \</w:t>
-            </w:r>
-          </w:p>
-          <w:p>
-            <w:pPr>
-              <w:spacing w:after="0"/>
-            </w:pPr>
-            <w:r>
-              <w:rPr>
-                <w:rFonts w:ascii="Consolas" w:cs="Consolas" w:eastAsia="Consolas" w:hAnsi="Consolas"/>
-                <w:color w:val="E8E8E8"/>
-                <w:sz w:val="18"/>
-                <w:szCs w:val="18"/>
-              </w:rPr>
-              <w:t xml:space="preserve">  -d '{</w:t>
-            </w:r>
-          </w:p>
-          <w:p>
-            <w:pPr>
-              <w:spacing w:after="0"/>
-            </w:pPr>
-            <w:r>
-              <w:rPr>
-                <w:rFonts w:ascii="Consolas" w:cs="Consolas" w:eastAsia="Consolas" w:hAnsi="Consolas"/>
-                <w:color w:val="E8E8E8"/>
-                <w:sz w:val="18"/>
-                <w:szCs w:val="18"/>
-              </w:rPr>
-              <w:t xml:space="preserve">    "name":"Mon premier achat",</w:t>
-            </w:r>
-          </w:p>
-          <w:p>
-            <w:pPr>
-              <w:spacing w:after="0"/>
-            </w:pPr>
-            <w:r>
-              <w:rPr>
-                <w:rFonts w:ascii="Consolas" w:cs="Consolas" w:eastAsia="Consolas" w:hAnsi="Consolas"/>
-                <w:color w:val="E8E8E8"/>
-                <w:sz w:val="18"/>
-                <w:szCs w:val="18"/>
-              </w:rPr>
-              <w:t xml:space="preserve">    "category":"DMAS",</w:t>
-            </w:r>
-          </w:p>
-          <w:p>
-            <w:pPr>
-              <w:spacing w:after="0"/>
-            </w:pPr>
-            <w:r>
-              <w:rPr>
-                <w:rFonts w:ascii="Consolas" w:cs="Consolas" w:eastAsia="Consolas" w:hAnsi="Consolas"/>
-                <w:color w:val="E8E8E8"/>
-                <w:sz w:val="18"/>
-                <w:szCs w:val="18"/>
-              </w:rPr>
-              <w:t xml:space="preserve">    "active":true,</w:t>
-            </w:r>
-          </w:p>
-          <w:p>
-            <w:pPr>
-              <w:spacing w:after="0"/>
-            </w:pPr>
-            <w:r>
-              <w:rPr>
-                <w:rFonts w:ascii="Consolas" w:cs="Consolas" w:eastAsia="Consolas" w:hAnsi="Consolas"/>
-                <w:color w:val="E8E8E8"/>
-                <w:sz w:val="18"/>
-                <w:szCs w:val="18"/>
-              </w:rPr>
-              <w:t xml:space="preserve">    "config":"{\"DE002_PAN\":\"5321962145453348\",\"DE004_AMOUNT\":5000}",</w:t>
-            </w:r>
-          </w:p>
-          <w:p>
-            <w:pPr>
-              <w:spacing w:after="0"/>
-            </w:pPr>
-            <w:r>
-              <w:rPr>
-                <w:rFonts w:ascii="Consolas" w:cs="Consolas" w:eastAsia="Consolas" w:hAnsi="Consolas"/>
-                <w:color w:val="E8E8E8"/>
-                <w:sz w:val="18"/>
-                <w:szCs w:val="18"/>
-              </w:rPr>
-              <w:t xml:space="preserve">    "tpsSteps":[]</w:t>
-            </w:r>
-          </w:p>
-          <w:p>
-            <w:pPr>
-              <w:spacing w:after="0"/>
-            </w:pPr>
-            <w:r>
-              <w:rPr>
-                <w:rFonts w:ascii="Consolas" w:cs="Consolas" w:eastAsia="Consolas" w:hAnsi="Consolas"/>
-                <w:color w:val="E8E8E8"/>
-                <w:sz w:val="18"/>
-                <w:szCs w:val="18"/>
-              </w:rPr>
-              <w:t xml:space="preserve">  }'</w:t>
-            </w:r>
-          </w:p>
-        </w:tc>
-      </w:tr>
-    </w:tbl>
-    <w:p>
-      <w:pPr>
-        <w:spacing w:after="120"/>
-      </w:pPr>
-      <w:r>
-        <w:rPr>
-          <w:i/>
-          <w:iCs/>
-          <w:color w:val="666666"/>
-        </w:rPr>
-        <w:t xml:space="preserve">La reponse contient l'id du test. On le note (par exemple 1).</w:t>
-      </w:r>
-    </w:p>
-    <w:p>
-      <w:pPr>
-        <w:pStyle w:val="Heading3"/>
-      </w:pPr>
-      <w:r>
-        <w:t xml:space="preserve">Etape 5 - Lancer l'execution simple</w:t>
-      </w:r>
-    </w:p>
-    <w:tbl>
-      <w:tblPr>
-        <w:tblW w:type="dxa" w:w="9360"/>
-        <w:tblBorders>
-          <w:top w:val="single" w:color="auto" w:sz="4"/>
-          <w:left w:val="single" w:color="auto" w:sz="4"/>
-          <w:bottom w:val="single" w:color="auto" w:sz="4"/>
-          <w:right w:val="single" w:color="auto" w:sz="4"/>
-          <w:insideH w:val="single" w:color="auto" w:sz="4"/>
-          <w:insideV w:val="single" w:color="auto" w:sz="4"/>
-        </w:tblBorders>
-      </w:tblPr>
-      <w:tblGrid>
-        <w:gridCol w:w="9360"/>
-      </w:tblGrid>
-      <w:tr>
-        <w:tc>
-          <w:tcPr>
-            <w:tcW w:type="dxa" w:w="9360"/>
-            <w:tcBorders>
-              <w:top w:val="single" w:color="BBBBBB" w:sz="1"/>
-              <w:left w:val="single" w:color="BBBBBB" w:sz="1"/>
-              <w:bottom w:val="single" w:color="BBBBBB" w:sz="1"/>
-              <w:right w:val="single" w:color="BBBBBB" w:sz="1"/>
-            </w:tcBorders>
-            <w:shd w:fill="1E1E1E" w:val="clear"/>
-            <w:tcMar>
-              <w:top w:type="dxa" w:w="100"/>
-              <w:left w:type="dxa" w:w="140"/>
-              <w:bottom w:type="dxa" w:w="100"/>
-              <w:right w:type="dxa" w:w="140"/>
-            </w:tcMar>
-          </w:tcPr>
-          <w:p>
-            <w:pPr>
-              <w:spacing w:after="0"/>
-            </w:pPr>
-            <w:r>
-              <w:rPr>
-                <w:rFonts w:ascii="Consolas" w:cs="Consolas" w:eastAsia="Consolas" w:hAnsi="Consolas"/>
-                <w:color w:val="E8E8E8"/>
-                <w:sz w:val="18"/>
-                <w:szCs w:val="18"/>
-              </w:rPr>
-              <w:t xml:space="preserve">curl -X POST "http://localhost:8080/api/executions/start/1?mode=SIMPLE" \</w:t>
-            </w:r>
-          </w:p>
-          <w:p>
-            <w:pPr>
-              <w:spacing w:after="0"/>
-            </w:pPr>
-            <w:r>
-              <w:rPr>
-                <w:rFonts w:ascii="Consolas" w:cs="Consolas" w:eastAsia="Consolas" w:hAnsi="Consolas"/>
-                <w:color w:val="E8E8E8"/>
-                <w:sz w:val="18"/>
-                <w:szCs w:val="18"/>
-              </w:rPr>
-              <w:t xml:space="preserve">  -H "Authorization: Bearer $TOKEN"</w:t>
-            </w:r>
-          </w:p>
-        </w:tc>
-      </w:tr>
-    </w:tbl>
-    <w:p>
-      <w:pPr>
-        <w:spacing w:after="120"/>
-      </w:pPr>
-      <w:r>
-        <w:rPr>
-          <w:i/>
-          <w:iCs/>
-          <w:color w:val="666666"/>
-        </w:rPr>
-        <w:t xml:space="preserve">La reponse contient l'executionId.</w:t>
-      </w:r>
-    </w:p>
-    <w:p>
-      <w:pPr>
-        <w:pStyle w:val="Heading3"/>
-      </w:pPr>
-      <w:r>
-        <w:t xml:space="preserve">Etape 6 - Consulter le resultat</w:t>
-      </w:r>
-    </w:p>
-    <w:tbl>
-      <w:tblPr>
-        <w:tblW w:type="dxa" w:w="9360"/>
-        <w:tblBorders>
-          <w:top w:val="single" w:color="auto" w:sz="4"/>
-          <w:left w:val="single" w:color="auto" w:sz="4"/>
-          <w:bottom w:val="single" w:color="auto" w:sz="4"/>
-          <w:right w:val="single" w:color="auto" w:sz="4"/>
-          <w:insideH w:val="single" w:color="auto" w:sz="4"/>
-          <w:insideV w:val="single" w:color="auto" w:sz="4"/>
-        </w:tblBorders>
-      </w:tblPr>
-      <w:tblGrid>
-        <w:gridCol w:w="9360"/>
-      </w:tblGrid>
-      <w:tr>
-        <w:tc>
-          <w:tcPr>
-            <w:tcW w:type="dxa" w:w="9360"/>
-            <w:tcBorders>
-              <w:top w:val="single" w:color="BBBBBB" w:sz="1"/>
-              <w:left w:val="single" w:color="BBBBBB" w:sz="1"/>
-              <w:bottom w:val="single" w:color="BBBBBB" w:sz="1"/>
-              <w:right w:val="single" w:color="BBBBBB" w:sz="1"/>
-            </w:tcBorders>
-            <w:shd w:fill="1E1E1E" w:val="clear"/>
-            <w:tcMar>
-              <w:top w:type="dxa" w:w="100"/>
-              <w:left w:type="dxa" w:w="140"/>
-              <w:bottom w:type="dxa" w:w="100"/>
-              <w:right w:type="dxa" w:w="140"/>
-            </w:tcMar>
-          </w:tcPr>
-          <w:p>
-            <w:pPr>
-              <w:spacing w:after="0"/>
-            </w:pPr>
-            <w:r>
-              <w:rPr>
-                <w:rFonts w:ascii="Consolas" w:cs="Consolas" w:eastAsia="Consolas" w:hAnsi="Consolas"/>
-                <w:color w:val="E8E8E8"/>
-                <w:sz w:val="18"/>
-                <w:szCs w:val="18"/>
-              </w:rPr>
-              <w:t xml:space="preserve">curl "http://localhost:8080/api/executions/1/status" \</w:t>
-            </w:r>
-          </w:p>
-          <w:p>
-            <w:pPr>
-              <w:spacing w:after="0"/>
-            </w:pPr>
-            <w:r>
-              <w:rPr>
-                <w:rFonts w:ascii="Consolas" w:cs="Consolas" w:eastAsia="Consolas" w:hAnsi="Consolas"/>
-                <w:color w:val="E8E8E8"/>
-                <w:sz w:val="18"/>
-                <w:szCs w:val="18"/>
-              </w:rPr>
-              <w:t xml:space="preserve">  -H "Authorization: Bearer $TOKEN"</w:t>
-            </w:r>
-          </w:p>
-        </w:tc>
-      </w:tr>
-    </w:tbl>
-    <w:p>
-      <w:pPr>
-        <w:spacing w:after="80"/>
-      </w:pPr>
-      <w:r>
-        <w:t xml:space="preserve"/>
-      </w:r>
-    </w:p>
-    <w:p>
-      <w:pPr>
-        <w:spacing w:after="120"/>
-      </w:pPr>
-      <w:r>
-        <w:rPr>
-          <w:b/>
-          <w:bCs/>
-        </w:rPr>
-        <w:t xml:space="preserve">Resultat attendu : une transaction approuvee (txApproved = 1, de039 = 00). La chaine complete acquereur -&gt; emetteur -&gt; reponse a fonctionne.</w:t>
-      </w:r>
-    </w:p>
-    <w:p>
-      <w:r>
-        <w:br w:type="page"/>
-      </w:r>
-    </w:p>
-    <w:p>
-      <w:pPr>
-        <w:pStyle w:val="Heading1"/>
-      </w:pPr>
-      <w:r>
-        <w:t xml:space="preserve">7. Campagnes (test de charge avance)</w:t>
-      </w:r>
-    </w:p>
-    <w:p>
-      <w:pPr>
-        <w:spacing w:after="120"/>
-      </w:pPr>
-      <w:r>
-        <w:t xml:space="preserve">Une campagne est un test de charge structure en plusieurs paliers, assorti de criteres de succes (SLA). A la fin, la campagne rend un verdict objectif : PASSED si tous les seuils sont respectes, FAILED sinon. La campagne reutilise le moteur de charge sur la connexion permanente.</w:t>
-      </w:r>
-    </w:p>
-    <w:p>
-      <w:pPr>
-        <w:pStyle w:val="Heading2"/>
-      </w:pPr>
-      <w:r>
-        <w:t xml:space="preserve">7.1 Anatomie d'une campagne</w:t>
-      </w:r>
-    </w:p>
-    <w:tbl>
-      <w:tblPr>
-        <w:tblW w:type="dxa" w:w="9360"/>
-        <w:tblBorders>
-          <w:top w:val="single" w:color="auto" w:sz="4"/>
-          <w:left w:val="single" w:color="auto" w:sz="4"/>
-          <w:bottom w:val="single" w:color="auto" w:sz="4"/>
-          <w:right w:val="single" w:color="auto" w:sz="4"/>
-          <w:insideH w:val="single" w:color="auto" w:sz="4"/>
-          <w:insideV w:val="single" w:color="auto" w:sz="4"/>
-        </w:tblBorders>
-      </w:tblPr>
-      <w:tblGrid>
-        <w:gridCol w:w="2600"/>
-        <w:gridCol w:w="6760"/>
-      </w:tblGrid>
-      <w:tr>
-        <w:trPr>
-          <w:tblHeader/>
-        </w:trPr>
-        <w:tc>
-          <w:tcPr>
-            <w:tcW w:type="dxa" w:w="2600"/>
-            <w:tcBorders>
-              <w:top w:val="single" w:color="BBBBBB" w:sz="1"/>
-              <w:left w:val="single" w:color="BBBBBB" w:sz="1"/>
-              <w:bottom w:val="single" w:color="BBBBBB" w:sz="1"/>
-              <w:right w:val="single" w:color="BBBBBB" w:sz="1"/>
-            </w:tcBorders>
-            <w:shd w:fill="2E5C8A" w:val="clear"/>
-            <w:tcMar>
-              <w:top w:type="dxa" w:w="80"/>
-              <w:left w:type="dxa" w:w="120"/>
-              <w:bottom w:type="dxa" w:w="80"/>
-              <w:right w:type="dxa" w:w="120"/>
-            </w:tcMar>
-          </w:tcPr>
-          <w:p>
-            <w:r>
-              <w:rPr>
-                <w:b/>
-                <w:bCs/>
-                <w:color w:val="FFFFFF"/>
-                <w:sz w:val="20"/>
-                <w:szCs w:val="20"/>
-              </w:rPr>
-              <w:t xml:space="preserve">Element</w:t>
-            </w:r>
-          </w:p>
-        </w:tc>
-        <w:tc>
-          <w:tcPr>
-            <w:tcW w:type="dxa" w:w="6760"/>
-            <w:tcBorders>
-              <w:top w:val="single" w:color="BBBBBB" w:sz="1"/>
-              <w:left w:val="single" w:color="BBBBBB" w:sz="1"/>
-              <w:bottom w:val="single" w:color="BBBBBB" w:sz="1"/>
-              <w:right w:val="single" w:color="BBBBBB" w:sz="1"/>
-            </w:tcBorders>
-            <w:shd w:fill="2E5C8A" w:val="clear"/>
-            <w:tcMar>
-              <w:top w:type="dxa" w:w="80"/>
-              <w:left w:type="dxa" w:w="120"/>
-              <w:bottom w:type="dxa" w:w="80"/>
-              <w:right w:type="dxa" w:w="120"/>
-            </w:tcMar>
-          </w:tcPr>
-          <w:p>
-            <w:r>
-              <w:rPr>
-                <w:b/>
-                <w:bCs/>
-                <w:color w:val="FFFFFF"/>
-                <w:sz w:val="20"/>
-                <w:szCs w:val="20"/>
-              </w:rPr>
-              <w:t xml:space="preserve">Description</w:t>
-            </w:r>
-          </w:p>
-        </w:tc>
-      </w:tr>
-      <w:tr>
-        <w:tc>
-          <w:tcPr>
-            <w:tcW w:type="dxa" w:w="2600"/>
-            <w:tcBorders>
-              <w:top w:val="single" w:color="BBBBBB" w:sz="1"/>
-              <w:left w:val="single" w:color="BBBBBB" w:sz="1"/>
-              <w:bottom w:val="single" w:color="BBBBBB" w:sz="1"/>
-              <w:right w:val="single" w:color="BBBBBB" w:sz="1"/>
-            </w:tcBorders>
-            <w:shd w:fill="FFFFFF" w:val="clear"/>
-            <w:tcMar>
-              <w:top w:type="dxa" w:w="80"/>
-              <w:left w:type="dxa" w:w="120"/>
-              <w:bottom w:type="dxa" w:w="80"/>
-              <w:right w:type="dxa" w:w="120"/>
-            </w:tcMar>
-          </w:tcPr>
-          <w:p>
-            <w:pPr>
-              <w:spacing w:after="0"/>
-            </w:pPr>
-            <w:r>
-              <w:rPr>
-                <w:sz w:val="19"/>
-                <w:szCs w:val="19"/>
-              </w:rPr>
-              <w:t xml:space="preserve">Definition</w:t>
-            </w:r>
-          </w:p>
-        </w:tc>
-        <w:tc>
-          <w:tcPr>
-            <w:tcW w:type="dxa" w:w="6760"/>
-            <w:tcBorders>
-              <w:top w:val="single" w:color="BBBBBB" w:sz="1"/>
-              <w:left w:val="single" w:color="BBBBBB" w:sz="1"/>
-              <w:bottom w:val="single" w:color="BBBBBB" w:sz="1"/>
-              <w:right w:val="single" w:color="BBBBBB" w:sz="1"/>
-            </w:tcBorders>
-            <w:shd w:fill="FFFFFF" w:val="clear"/>
-            <w:tcMar>
-              <w:top w:type="dxa" w:w="80"/>
-              <w:left w:type="dxa" w:w="120"/>
-              <w:bottom w:type="dxa" w:w="80"/>
-              <w:right w:type="dxa" w:w="120"/>
-            </w:tcMar>
-          </w:tcPr>
-          <w:p>
-            <w:pPr>
-              <w:spacing w:after="0"/>
-            </w:pPr>
-            <w:r>
-              <w:rPr>
-                <w:sz w:val="19"/>
-                <w:szCs w:val="19"/>
-              </w:rPr>
-              <w:t xml:space="preserve">Nom, description, configuration des champs (comme un test)</w:t>
-            </w:r>
-          </w:p>
-        </w:tc>
-      </w:tr>
-      <w:tr>
-        <w:tc>
-          <w:tcPr>
-            <w:tcW w:type="dxa" w:w="2600"/>
-            <w:tcBorders>
-              <w:top w:val="single" w:color="BBBBBB" w:sz="1"/>
-              <w:left w:val="single" w:color="BBBBBB" w:sz="1"/>
-              <w:bottom w:val="single" w:color="BBBBBB" w:sz="1"/>
-              <w:right w:val="single" w:color="BBBBBB" w:sz="1"/>
-            </w:tcBorders>
-            <w:shd w:fill="F2F2F2" w:val="clear"/>
-            <w:tcMar>
-              <w:top w:type="dxa" w:w="80"/>
-              <w:left w:type="dxa" w:w="120"/>
-              <w:bottom w:type="dxa" w:w="80"/>
-              <w:right w:type="dxa" w:w="120"/>
-            </w:tcMar>
-          </w:tcPr>
-          <w:p>
-            <w:pPr>
-              <w:spacing w:after="0"/>
-            </w:pPr>
-            <w:r>
-              <w:rPr>
-                <w:sz w:val="19"/>
-                <w:szCs w:val="19"/>
-              </w:rPr>
-              <w:t xml:space="preserve">Paliers de charge</w:t>
-            </w:r>
-          </w:p>
-        </w:tc>
-        <w:tc>
-          <w:tcPr>
-            <w:tcW w:type="dxa" w:w="6760"/>
-            <w:tcBorders>
-              <w:top w:val="single" w:color="BBBBBB" w:sz="1"/>
-              <w:left w:val="single" w:color="BBBBBB" w:sz="1"/>
-              <w:bottom w:val="single" w:color="BBBBBB" w:sz="1"/>
-              <w:right w:val="single" w:color="BBBBBB" w:sz="1"/>
-            </w:tcBorders>
-            <w:shd w:fill="F2F2F2" w:val="clear"/>
-            <w:tcMar>
-              <w:top w:type="dxa" w:w="80"/>
-              <w:left w:type="dxa" w:w="120"/>
-              <w:bottom w:type="dxa" w:w="80"/>
-              <w:right w:type="dxa" w:w="120"/>
-            </w:tcMar>
-          </w:tcPr>
-          <w:p>
-            <w:pPr>
-              <w:spacing w:after="0"/>
-            </w:pPr>
-            <w:r>
-              <w:rPr>
-                <w:sz w:val="19"/>
-                <w:szCs w:val="19"/>
-              </w:rPr>
-              <w:t xml:space="preserve">Sequence de cadences : par ex. montee 5 TPS, plateau 15 TPS, descente 5 TPS</w:t>
-            </w:r>
-          </w:p>
-        </w:tc>
-      </w:tr>
-      <w:tr>
-        <w:tc>
-          <w:tcPr>
-            <w:tcW w:type="dxa" w:w="2600"/>
-            <w:tcBorders>
-              <w:top w:val="single" w:color="BBBBBB" w:sz="1"/>
-              <w:left w:val="single" w:color="BBBBBB" w:sz="1"/>
-              <w:bottom w:val="single" w:color="BBBBBB" w:sz="1"/>
-              <w:right w:val="single" w:color="BBBBBB" w:sz="1"/>
-            </w:tcBorders>
-            <w:shd w:fill="FFFFFF" w:val="clear"/>
-            <w:tcMar>
-              <w:top w:type="dxa" w:w="80"/>
-              <w:left w:type="dxa" w:w="120"/>
-              <w:bottom w:type="dxa" w:w="80"/>
-              <w:right w:type="dxa" w:w="120"/>
-            </w:tcMar>
-          </w:tcPr>
-          <w:p>
-            <w:pPr>
-              <w:spacing w:after="0"/>
-            </w:pPr>
-            <w:r>
-              <w:rPr>
-                <w:sz w:val="19"/>
-                <w:szCs w:val="19"/>
-              </w:rPr>
-              <w:t xml:space="preserve">SLA p95</w:t>
-            </w:r>
-          </w:p>
-        </w:tc>
-        <w:tc>
-          <w:tcPr>
-            <w:tcW w:type="dxa" w:w="6760"/>
-            <w:tcBorders>
-              <w:top w:val="single" w:color="BBBBBB" w:sz="1"/>
-              <w:left w:val="single" w:color="BBBBBB" w:sz="1"/>
-              <w:bottom w:val="single" w:color="BBBBBB" w:sz="1"/>
-              <w:right w:val="single" w:color="BBBBBB" w:sz="1"/>
-            </w:tcBorders>
-            <w:shd w:fill="FFFFFF" w:val="clear"/>
-            <w:tcMar>
-              <w:top w:type="dxa" w:w="80"/>
-              <w:left w:type="dxa" w:w="120"/>
-              <w:bottom w:type="dxa" w:w="80"/>
-              <w:right w:type="dxa" w:w="120"/>
-            </w:tcMar>
-          </w:tcPr>
-          <w:p>
-            <w:pPr>
-              <w:spacing w:after="0"/>
-            </w:pPr>
-            <w:r>
-              <w:rPr>
-                <w:sz w:val="19"/>
-                <w:szCs w:val="19"/>
-              </w:rPr>
-              <w:t xml:space="preserve">Seuil maximal du p95 en millisecondes</w:t>
-            </w:r>
-          </w:p>
-        </w:tc>
-      </w:tr>
-      <w:tr>
-        <w:tc>
-          <w:tcPr>
-            <w:tcW w:type="dxa" w:w="2600"/>
-            <w:tcBorders>
-              <w:top w:val="single" w:color="BBBBBB" w:sz="1"/>
-              <w:left w:val="single" w:color="BBBBBB" w:sz="1"/>
-              <w:bottom w:val="single" w:color="BBBBBB" w:sz="1"/>
-              <w:right w:val="single" w:color="BBBBBB" w:sz="1"/>
-            </w:tcBorders>
-            <w:shd w:fill="F2F2F2" w:val="clear"/>
-            <w:tcMar>
-              <w:top w:type="dxa" w:w="80"/>
-              <w:left w:type="dxa" w:w="120"/>
-              <w:bottom w:type="dxa" w:w="80"/>
-              <w:right w:type="dxa" w:w="120"/>
-            </w:tcMar>
-          </w:tcPr>
-          <w:p>
-            <w:pPr>
-              <w:spacing w:after="0"/>
-            </w:pPr>
-            <w:r>
-              <w:rPr>
-                <w:sz w:val="19"/>
-                <w:szCs w:val="19"/>
-              </w:rPr>
-              <w:t xml:space="preserve">SLA taux d'erreur</w:t>
-            </w:r>
-          </w:p>
-        </w:tc>
-        <w:tc>
-          <w:tcPr>
-            <w:tcW w:type="dxa" w:w="6760"/>
-            <w:tcBorders>
-              <w:top w:val="single" w:color="BBBBBB" w:sz="1"/>
-              <w:left w:val="single" w:color="BBBBBB" w:sz="1"/>
-              <w:bottom w:val="single" w:color="BBBBBB" w:sz="1"/>
-              <w:right w:val="single" w:color="BBBBBB" w:sz="1"/>
-            </w:tcBorders>
-            <w:shd w:fill="F2F2F2" w:val="clear"/>
-            <w:tcMar>
-              <w:top w:type="dxa" w:w="80"/>
-              <w:left w:type="dxa" w:w="120"/>
-              <w:bottom w:type="dxa" w:w="80"/>
-              <w:right w:type="dxa" w:w="120"/>
-            </w:tcMar>
-          </w:tcPr>
-          <w:p>
-            <w:pPr>
-              <w:spacing w:after="0"/>
-            </w:pPr>
-            <w:r>
-              <w:rPr>
-                <w:sz w:val="19"/>
-                <w:szCs w:val="19"/>
-              </w:rPr>
-              <w:t xml:space="preserve">Pourcentage maximal de transactions refusees</w:t>
-            </w:r>
-          </w:p>
-        </w:tc>
-      </w:tr>
-      <w:tr>
-        <w:tc>
-          <w:tcPr>
-            <w:tcW w:type="dxa" w:w="2600"/>
-            <w:tcBorders>
-              <w:top w:val="single" w:color="BBBBBB" w:sz="1"/>
-              <w:left w:val="single" w:color="BBBBBB" w:sz="1"/>
-              <w:bottom w:val="single" w:color="BBBBBB" w:sz="1"/>
-              <w:right w:val="single" w:color="BBBBBB" w:sz="1"/>
-            </w:tcBorders>
-            <w:shd w:fill="FFFFFF" w:val="clear"/>
-            <w:tcMar>
-              <w:top w:type="dxa" w:w="80"/>
-              <w:left w:type="dxa" w:w="120"/>
-              <w:bottom w:type="dxa" w:w="80"/>
-              <w:right w:type="dxa" w:w="120"/>
-            </w:tcMar>
-          </w:tcPr>
-          <w:p>
-            <w:pPr>
-              <w:spacing w:after="0"/>
-            </w:pPr>
-            <w:r>
-              <w:rPr>
-                <w:sz w:val="19"/>
-                <w:szCs w:val="19"/>
-              </w:rPr>
-              <w:t xml:space="preserve">SLA taux d'approbation</w:t>
-            </w:r>
-          </w:p>
-        </w:tc>
-        <w:tc>
-          <w:tcPr>
-            <w:tcW w:type="dxa" w:w="6760"/>
-            <w:tcBorders>
-              <w:top w:val="single" w:color="BBBBBB" w:sz="1"/>
-              <w:left w:val="single" w:color="BBBBBB" w:sz="1"/>
-              <w:bottom w:val="single" w:color="BBBBBB" w:sz="1"/>
-              <w:right w:val="single" w:color="BBBBBB" w:sz="1"/>
-            </w:tcBorders>
-            <w:shd w:fill="FFFFFF" w:val="clear"/>
-            <w:tcMar>
-              <w:top w:type="dxa" w:w="80"/>
-              <w:left w:type="dxa" w:w="120"/>
-              <w:bottom w:type="dxa" w:w="80"/>
-              <w:right w:type="dxa" w:w="120"/>
-            </w:tcMar>
-          </w:tcPr>
-          <w:p>
-            <w:pPr>
-              <w:spacing w:after="0"/>
-            </w:pPr>
-            <w:r>
-              <w:rPr>
-                <w:sz w:val="19"/>
-                <w:szCs w:val="19"/>
-              </w:rPr>
-              <w:t xml:space="preserve">Pourcentage minimal de transactions approuvees</w:t>
-            </w:r>
-          </w:p>
-        </w:tc>
-      </w:tr>
-      <w:tr>
-        <w:tc>
-          <w:tcPr>
-            <w:tcW w:type="dxa" w:w="2600"/>
-            <w:tcBorders>
-              <w:top w:val="single" w:color="BBBBBB" w:sz="1"/>
-              <w:left w:val="single" w:color="BBBBBB" w:sz="1"/>
-              <w:bottom w:val="single" w:color="BBBBBB" w:sz="1"/>
-              <w:right w:val="single" w:color="BBBBBB" w:sz="1"/>
-            </w:tcBorders>
-            <w:shd w:fill="F2F2F2" w:val="clear"/>
-            <w:tcMar>
-              <w:top w:type="dxa" w:w="80"/>
-              <w:left w:type="dxa" w:w="120"/>
-              <w:bottom w:type="dxa" w:w="80"/>
-              <w:right w:type="dxa" w:w="120"/>
-            </w:tcMar>
-          </w:tcPr>
-          <w:p>
-            <w:pPr>
-              <w:spacing w:after="0"/>
-            </w:pPr>
-            <w:r>
-              <w:rPr>
-                <w:sz w:val="19"/>
-                <w:szCs w:val="19"/>
-              </w:rPr>
-              <w:t xml:space="preserve">Verdict</w:t>
-            </w:r>
-          </w:p>
-        </w:tc>
-        <w:tc>
-          <w:tcPr>
-            <w:tcW w:type="dxa" w:w="6760"/>
-            <w:tcBorders>
-              <w:top w:val="single" w:color="BBBBBB" w:sz="1"/>
-              <w:left w:val="single" w:color="BBBBBB" w:sz="1"/>
-              <w:bottom w:val="single" w:color="BBBBBB" w:sz="1"/>
-              <w:right w:val="single" w:color="BBBBBB" w:sz="1"/>
-            </w:tcBorders>
-            <w:shd w:fill="F2F2F2" w:val="clear"/>
-            <w:tcMar>
-              <w:top w:type="dxa" w:w="80"/>
-              <w:left w:type="dxa" w:w="120"/>
-              <w:bottom w:type="dxa" w:w="80"/>
-              <w:right w:type="dxa" w:w="120"/>
-            </w:tcMar>
-          </w:tcPr>
-          <w:p>
-            <w:pPr>
-              <w:spacing w:after="0"/>
-            </w:pPr>
-            <w:r>
-              <w:rPr>
-                <w:sz w:val="19"/>
-                <w:szCs w:val="19"/>
-              </w:rPr>
-              <w:t xml:space="preserve">PASSED ou FAILED, calcule en comparant les metriques aux SLA</w:t>
-            </w:r>
-          </w:p>
-        </w:tc>
-      </w:tr>
-    </w:tbl>
-    <w:p>
-      <w:pPr>
-        <w:pStyle w:val="Heading2"/>
-      </w:pPr>
-      <w:r>
-        <w:t xml:space="preserve">7.2 Creer une campagne (role generateur)</w:t>
-      </w:r>
-    </w:p>
-    <w:p>
-      <w:pPr>
-        <w:spacing w:after="120"/>
-      </w:pPr>
-      <w:r>
-        <w:t xml:space="preserve">La definition d'une campagne et de ses paliers releve du role generateur. Elle s'effectue actuellement en base de donnees. Exemple : une campagne a trois paliers avec un SLA p95 &lt; 100 ms.</w:t>
-      </w:r>
-    </w:p>
-    <w:tbl>
-      <w:tblPr>
-        <w:tblW w:type="dxa" w:w="9360"/>
-        <w:tblBorders>
-          <w:top w:val="single" w:color="auto" w:sz="4"/>
-          <w:left w:val="single" w:color="auto" w:sz="4"/>
-          <w:bottom w:val="single" w:color="auto" w:sz="4"/>
-          <w:right w:val="single" w:color="auto" w:sz="4"/>
-          <w:insideH w:val="single" w:color="auto" w:sz="4"/>
-          <w:insideV w:val="single" w:color="auto" w:sz="4"/>
-        </w:tblBorders>
-      </w:tblPr>
-      <w:tblGrid>
-        <w:gridCol w:w="9360"/>
-      </w:tblGrid>
-      <w:tr>
-        <w:tc>
-          <w:tcPr>
-            <w:tcW w:type="dxa" w:w="9360"/>
-            <w:tcBorders>
-              <w:top w:val="single" w:color="BBBBBB" w:sz="1"/>
-              <w:left w:val="single" w:color="BBBBBB" w:sz="1"/>
-              <w:bottom w:val="single" w:color="BBBBBB" w:sz="1"/>
-              <w:right w:val="single" w:color="BBBBBB" w:sz="1"/>
-            </w:tcBorders>
-            <w:shd w:fill="1E1E1E" w:val="clear"/>
-            <w:tcMar>
-              <w:top w:type="dxa" w:w="100"/>
-              <w:left w:type="dxa" w:w="140"/>
-              <w:bottom w:type="dxa" w:w="100"/>
-              <w:right w:type="dxa" w:w="140"/>
-            </w:tcMar>
-          </w:tcPr>
-          <w:p>
-            <w:pPr>
-              <w:spacing w:after="0"/>
-            </w:pPr>
-            <w:r>
-              <w:rPr>
-                <w:rFonts w:ascii="Consolas" w:cs="Consolas" w:eastAsia="Consolas" w:hAnsi="Consolas"/>
-                <w:color w:val="E8E8E8"/>
-                <w:sz w:val="18"/>
-                <w:szCs w:val="18"/>
-              </w:rPr>
-              <w:t xml:space="preserve">-- Definition de la campagne</w:t>
-            </w:r>
-          </w:p>
-          <w:p>
-            <w:pPr>
-              <w:spacing w:after="0"/>
-            </w:pPr>
-            <w:r>
-              <w:rPr>
-                <w:rFonts w:ascii="Consolas" w:cs="Consolas" w:eastAsia="Consolas" w:hAnsi="Consolas"/>
-                <w:color w:val="E8E8E8"/>
-                <w:sz w:val="18"/>
-                <w:szCs w:val="18"/>
-              </w:rPr>
-              <w:t xml:space="preserve">INSERT INTO campaigns</w:t>
-            </w:r>
-          </w:p>
-          <w:p>
-            <w:pPr>
-              <w:spacing w:after="0"/>
-            </w:pPr>
-            <w:r>
-              <w:rPr>
-                <w:rFonts w:ascii="Consolas" w:cs="Consolas" w:eastAsia="Consolas" w:hAnsi="Consolas"/>
-                <w:color w:val="E8E8E8"/>
-                <w:sz w:val="18"/>
-                <w:szCs w:val="18"/>
-              </w:rPr>
-              <w:t xml:space="preserve">  (name, description, category, config, active, created_by,</w:t>
-            </w:r>
-          </w:p>
-          <w:p>
-            <w:pPr>
-              <w:spacing w:after="0"/>
-            </w:pPr>
-            <w:r>
-              <w:rPr>
-                <w:rFonts w:ascii="Consolas" w:cs="Consolas" w:eastAsia="Consolas" w:hAnsi="Consolas"/>
-                <w:color w:val="E8E8E8"/>
-                <w:sz w:val="18"/>
-                <w:szCs w:val="18"/>
-              </w:rPr>
-              <w:t xml:space="preserve">   sla_p95_max_ms, sla_error_rate_max, sla_approval_min)</w:t>
-            </w:r>
-          </w:p>
-          <w:p>
-            <w:pPr>
-              <w:spacing w:after="0"/>
-            </w:pPr>
-            <w:r>
-              <w:rPr>
-                <w:rFonts w:ascii="Consolas" w:cs="Consolas" w:eastAsia="Consolas" w:hAnsi="Consolas"/>
-                <w:color w:val="E8E8E8"/>
-                <w:sz w:val="18"/>
-                <w:szCs w:val="18"/>
-              </w:rPr>
-              <w:t xml:space="preserve">VALUES ('CAMP-MULTIPALIERS', 'montee 5-&gt;15-&gt;5 TPS', 'DMAS',</w:t>
-            </w:r>
-          </w:p>
-          <w:p>
-            <w:pPr>
-              <w:spacing w:after="0"/>
-            </w:pPr>
-            <w:r>
-              <w:rPr>
-                <w:rFonts w:ascii="Consolas" w:cs="Consolas" w:eastAsia="Consolas" w:hAnsi="Consolas"/>
-                <w:color w:val="E8E8E8"/>
-                <w:sz w:val="18"/>
-                <w:szCs w:val="18"/>
-              </w:rPr>
-              <w:t xml:space="preserve">  '{"DE002_PAN":"5321962145453348","DE004_AMOUNT":0}',</w:t>
-            </w:r>
-          </w:p>
-          <w:p>
-            <w:pPr>
-              <w:spacing w:after="0"/>
-            </w:pPr>
-            <w:r>
-              <w:rPr>
-                <w:rFonts w:ascii="Consolas" w:cs="Consolas" w:eastAsia="Consolas" w:hAnsi="Consolas"/>
-                <w:color w:val="E8E8E8"/>
-                <w:sz w:val="18"/>
-                <w:szCs w:val="18"/>
-              </w:rPr>
-              <w:t xml:space="preserve">  TRUE, (SELECT id FROM users WHERE login='admin'),</w:t>
-            </w:r>
-          </w:p>
-          <w:p>
-            <w:pPr>
-              <w:spacing w:after="0"/>
-            </w:pPr>
-            <w:r>
-              <w:rPr>
-                <w:rFonts w:ascii="Consolas" w:cs="Consolas" w:eastAsia="Consolas" w:hAnsi="Consolas"/>
-                <w:color w:val="E8E8E8"/>
-                <w:sz w:val="18"/>
-                <w:szCs w:val="18"/>
-              </w:rPr>
-              <w:t xml:space="preserve">  100, 5.00, 95.00);</w:t>
-            </w:r>
-          </w:p>
-          <w:p>
-            <w:pPr>
-              <w:spacing w:after="0"/>
-            </w:pPr>
-            <w:r>
-              <w:rPr>
-                <w:rFonts w:ascii="Consolas" w:cs="Consolas" w:eastAsia="Consolas" w:hAnsi="Consolas"/>
-                <w:color w:val="E8E8E8"/>
-                <w:sz w:val="18"/>
-                <w:szCs w:val="18"/>
-              </w:rPr>
-              <w:t xml:space="preserve"> </w:t>
-            </w:r>
-          </w:p>
-          <w:p>
-            <w:pPr>
-              <w:spacing w:after="0"/>
-            </w:pPr>
-            <w:r>
-              <w:rPr>
-                <w:rFonts w:ascii="Consolas" w:cs="Consolas" w:eastAsia="Consolas" w:hAnsi="Consolas"/>
-                <w:color w:val="E8E8E8"/>
-                <w:sz w:val="18"/>
-                <w:szCs w:val="18"/>
-              </w:rPr>
-              <w:t xml:space="preserve">-- Les trois paliers (campaign_id = id retourne ci-dessus)</w:t>
-            </w:r>
-          </w:p>
-          <w:p>
-            <w:pPr>
-              <w:spacing w:after="0"/>
-            </w:pPr>
-            <w:r>
-              <w:rPr>
-                <w:rFonts w:ascii="Consolas" w:cs="Consolas" w:eastAsia="Consolas" w:hAnsi="Consolas"/>
-                <w:color w:val="E8E8E8"/>
-                <w:sz w:val="18"/>
-                <w:szCs w:val="18"/>
-              </w:rPr>
-              <w:t xml:space="preserve">INSERT INTO campaign_load_steps</w:t>
-            </w:r>
-          </w:p>
-          <w:p>
-            <w:pPr>
-              <w:spacing w:after="0"/>
-            </w:pPr>
-            <w:r>
-              <w:rPr>
-                <w:rFonts w:ascii="Consolas" w:cs="Consolas" w:eastAsia="Consolas" w:hAnsi="Consolas"/>
-                <w:color w:val="E8E8E8"/>
-                <w:sz w:val="18"/>
-                <w:szCs w:val="18"/>
-              </w:rPr>
-              <w:t xml:space="preserve">  (campaign_id, step_order, start_seconds, end_seconds, tps_value)</w:t>
-            </w:r>
-          </w:p>
-          <w:p>
-            <w:pPr>
-              <w:spacing w:after="0"/>
-            </w:pPr>
-            <w:r>
-              <w:rPr>
-                <w:rFonts w:ascii="Consolas" w:cs="Consolas" w:eastAsia="Consolas" w:hAnsi="Consolas"/>
-                <w:color w:val="E8E8E8"/>
-                <w:sz w:val="18"/>
-                <w:szCs w:val="18"/>
-              </w:rPr>
-              <w:t xml:space="preserve">VALUES (1,1,0,3,5), (1,2,3,6,15), (1,3,6,9,5);</w:t>
-            </w:r>
-          </w:p>
-        </w:tc>
-      </w:tr>
-    </w:tbl>
-    <w:p>
-      <w:pPr>
-        <w:pStyle w:val="Heading2"/>
-      </w:pPr>
-      <w:r>
-        <w:t xml:space="preserve">7.3 Lancer une campagne (role orchestrateur)</w:t>
-      </w:r>
-    </w:p>
-    <w:p>
-      <w:pPr>
-        <w:spacing w:after="120"/>
-      </w:pPr>
-      <w:r>
-        <w:t xml:space="preserve">Le lancement releve du role orchestrateur. Il est asynchrone : l'orchestrateur joue chaque palier successivement en pilotant le moteur de charge de l'acquereur, agrege les resultats, puis calcule le verdict.</w:t>
-      </w:r>
-    </w:p>
-    <w:tbl>
-      <w:tblPr>
-        <w:tblW w:type="dxa" w:w="9360"/>
-        <w:tblBorders>
-          <w:top w:val="single" w:color="auto" w:sz="4"/>
-          <w:left w:val="single" w:color="auto" w:sz="4"/>
-          <w:bottom w:val="single" w:color="auto" w:sz="4"/>
-          <w:right w:val="single" w:color="auto" w:sz="4"/>
-          <w:insideH w:val="single" w:color="auto" w:sz="4"/>
-          <w:insideV w:val="single" w:color="auto" w:sz="4"/>
-        </w:tblBorders>
-      </w:tblPr>
-      <w:tblGrid>
-        <w:gridCol w:w="9360"/>
-      </w:tblGrid>
-      <w:tr>
-        <w:tc>
-          <w:tcPr>
-            <w:tcW w:type="dxa" w:w="9360"/>
-            <w:tcBorders>
-              <w:top w:val="single" w:color="BBBBBB" w:sz="1"/>
-              <w:left w:val="single" w:color="BBBBBB" w:sz="1"/>
-              <w:bottom w:val="single" w:color="BBBBBB" w:sz="1"/>
-              <w:right w:val="single" w:color="BBBBBB" w:sz="1"/>
-            </w:tcBorders>
-            <w:shd w:fill="1E1E1E" w:val="clear"/>
-            <w:tcMar>
-              <w:top w:type="dxa" w:w="100"/>
-              <w:left w:type="dxa" w:w="140"/>
-              <w:bottom w:type="dxa" w:w="100"/>
-              <w:right w:type="dxa" w:w="140"/>
-            </w:tcMar>
-          </w:tcPr>
-          <w:p>
-            <w:pPr>
-              <w:spacing w:after="0"/>
-            </w:pPr>
-            <w:r>
-              <w:rPr>
-                <w:rFonts w:ascii="Consolas" w:cs="Consolas" w:eastAsia="Consolas" w:hAnsi="Consolas"/>
-                <w:color w:val="E8E8E8"/>
-                <w:sz w:val="18"/>
-                <w:szCs w:val="18"/>
-              </w:rPr>
-              <w:t xml:space="preserve">curl -X POST "http://localhost:8080/api/campaigns/1/run" \</w:t>
-            </w:r>
-          </w:p>
-          <w:p>
-            <w:pPr>
-              <w:spacing w:after="0"/>
-            </w:pPr>
-            <w:r>
-              <w:rPr>
-                <w:rFonts w:ascii="Consolas" w:cs="Consolas" w:eastAsia="Consolas" w:hAnsi="Consolas"/>
-                <w:color w:val="E8E8E8"/>
-                <w:sz w:val="18"/>
-                <w:szCs w:val="18"/>
-              </w:rPr>
-              <w:t xml:space="preserve">  -H "Authorization: Bearer $TOKEN"</w:t>
-            </w:r>
-          </w:p>
-        </w:tc>
-      </w:tr>
-    </w:tbl>
-    <w:p>
-      <w:pPr>
-        <w:spacing w:after="80"/>
-      </w:pPr>
-      <w:r>
-        <w:t xml:space="preserve"/>
-      </w:r>
-    </w:p>
-    <w:p>
-      <w:pPr>
-        <w:spacing w:after="120"/>
-      </w:pPr>
-      <w:r>
-        <w:t xml:space="preserve">La reponse renvoie un campaignExecutionId, le nombre de paliers, la cadence cible et la duree totale. Les resultats (metriques agregees, verdict, repartition par palier) et les rapports Excel/PDF sont disponibles a la fin de l'execution.</w:t>
-      </w:r>
-    </w:p>
-    <w:p>
-      <w:pPr>
-        <w:pStyle w:val="Heading2"/>
-      </w:pPr>
-      <w:r>
-        <w:t xml:space="preserve">7.4 Interpreter le verdict</w:t>
-      </w:r>
-    </w:p>
-    <w:tbl>
-      <w:tblPr>
-        <w:tblW w:type="dxa" w:w="9360"/>
-        <w:tblBorders>
-          <w:top w:val="single" w:color="auto" w:sz="4"/>
-          <w:left w:val="single" w:color="auto" w:sz="4"/>
-          <w:bottom w:val="single" w:color="auto" w:sz="4"/>
-          <w:right w:val="single" w:color="auto" w:sz="4"/>
-          <w:insideH w:val="single" w:color="auto" w:sz="4"/>
-          <w:insideV w:val="single" w:color="auto" w:sz="4"/>
-        </w:tblBorders>
-      </w:tblPr>
-      <w:tblGrid>
-        <w:gridCol w:w="2200"/>
-        <w:gridCol w:w="7160"/>
-      </w:tblGrid>
-      <w:tr>
-        <w:trPr>
-          <w:tblHeader/>
-        </w:trPr>
-        <w:tc>
-          <w:tcPr>
-            <w:tcW w:type="dxa" w:w="2200"/>
-            <w:tcBorders>
-              <w:top w:val="single" w:color="BBBBBB" w:sz="1"/>
-              <w:left w:val="single" w:color="BBBBBB" w:sz="1"/>
-              <w:bottom w:val="single" w:color="BBBBBB" w:sz="1"/>
-              <w:right w:val="single" w:color="BBBBBB" w:sz="1"/>
-            </w:tcBorders>
-            <w:shd w:fill="2E5C8A" w:val="clear"/>
-            <w:tcMar>
-              <w:top w:type="dxa" w:w="80"/>
-              <w:left w:type="dxa" w:w="120"/>
-              <w:bottom w:type="dxa" w:w="80"/>
-              <w:right w:type="dxa" w:w="120"/>
-            </w:tcMar>
-          </w:tcPr>
-          <w:p>
-            <w:r>
-              <w:rPr>
-                <w:b/>
-                <w:bCs/>
-                <w:color w:val="FFFFFF"/>
-                <w:sz w:val="20"/>
-                <w:szCs w:val="20"/>
-              </w:rPr>
-              <w:t xml:space="preserve">Verdict</w:t>
-            </w:r>
-          </w:p>
-        </w:tc>
-        <w:tc>
-          <w:tcPr>
-            <w:tcW w:type="dxa" w:w="7160"/>
-            <w:tcBorders>
-              <w:top w:val="single" w:color="BBBBBB" w:sz="1"/>
-              <w:left w:val="single" w:color="BBBBBB" w:sz="1"/>
-              <w:bottom w:val="single" w:color="BBBBBB" w:sz="1"/>
-              <w:right w:val="single" w:color="BBBBBB" w:sz="1"/>
-            </w:tcBorders>
-            <w:shd w:fill="2E5C8A" w:val="clear"/>
-            <w:tcMar>
-              <w:top w:type="dxa" w:w="80"/>
-              <w:left w:type="dxa" w:w="120"/>
-              <w:bottom w:type="dxa" w:w="80"/>
-              <w:right w:type="dxa" w:w="120"/>
-            </w:tcMar>
-          </w:tcPr>
-          <w:p>
-            <w:r>
-              <w:rPr>
-                <w:b/>
-                <w:bCs/>
-                <w:color w:val="FFFFFF"/>
-                <w:sz w:val="20"/>
-                <w:szCs w:val="20"/>
-              </w:rPr>
-              <w:t xml:space="preserve">Signification</w:t>
-            </w:r>
-          </w:p>
-        </w:tc>
-      </w:tr>
-      <w:tr>
-        <w:tc>
-          <w:tcPr>
-            <w:tcW w:type="dxa" w:w="2200"/>
-            <w:tcBorders>
-              <w:top w:val="single" w:color="BBBBBB" w:sz="1"/>
-              <w:left w:val="single" w:color="BBBBBB" w:sz="1"/>
-              <w:bottom w:val="single" w:color="BBBBBB" w:sz="1"/>
-              <w:right w:val="single" w:color="BBBBBB" w:sz="1"/>
-            </w:tcBorders>
-            <w:shd w:fill="FFFFFF" w:val="clear"/>
-            <w:tcMar>
-              <w:top w:type="dxa" w:w="80"/>
-              <w:left w:type="dxa" w:w="120"/>
-              <w:bottom w:type="dxa" w:w="80"/>
-              <w:right w:type="dxa" w:w="120"/>
-            </w:tcMar>
-          </w:tcPr>
-          <w:p>
-            <w:pPr>
-              <w:spacing w:after="0"/>
-            </w:pPr>
-            <w:r>
-              <w:rPr>
-                <w:sz w:val="19"/>
-                <w:szCs w:val="19"/>
-              </w:rPr>
-              <w:t xml:space="preserve">PASSED</w:t>
-            </w:r>
-          </w:p>
-        </w:tc>
-        <w:tc>
-          <w:tcPr>
-            <w:tcW w:type="dxa" w:w="7160"/>
-            <w:tcBorders>
-              <w:top w:val="single" w:color="BBBBBB" w:sz="1"/>
-              <w:left w:val="single" w:color="BBBBBB" w:sz="1"/>
-              <w:bottom w:val="single" w:color="BBBBBB" w:sz="1"/>
-              <w:right w:val="single" w:color="BBBBBB" w:sz="1"/>
-            </w:tcBorders>
-            <w:shd w:fill="FFFFFF" w:val="clear"/>
-            <w:tcMar>
-              <w:top w:type="dxa" w:w="80"/>
-              <w:left w:type="dxa" w:w="120"/>
-              <w:bottom w:type="dxa" w:w="80"/>
-              <w:right w:type="dxa" w:w="120"/>
-            </w:tcMar>
-          </w:tcPr>
-          <w:p>
-            <w:pPr>
-              <w:spacing w:after="0"/>
-            </w:pPr>
-            <w:r>
-              <w:rPr>
-                <w:sz w:val="19"/>
-                <w:szCs w:val="19"/>
-              </w:rPr>
-              <w:t xml:space="preserve">Tous les criteres SLA sont respectes : la campagne est reussie.</w:t>
-            </w:r>
-          </w:p>
-        </w:tc>
-      </w:tr>
-      <w:tr>
-        <w:tc>
-          <w:tcPr>
-            <w:tcW w:type="dxa" w:w="2200"/>
-            <w:tcBorders>
-              <w:top w:val="single" w:color="BBBBBB" w:sz="1"/>
-              <w:left w:val="single" w:color="BBBBBB" w:sz="1"/>
-              <w:bottom w:val="single" w:color="BBBBBB" w:sz="1"/>
-              <w:right w:val="single" w:color="BBBBBB" w:sz="1"/>
-            </w:tcBorders>
-            <w:shd w:fill="F2F2F2" w:val="clear"/>
-            <w:tcMar>
-              <w:top w:type="dxa" w:w="80"/>
-              <w:left w:type="dxa" w:w="120"/>
-              <w:bottom w:type="dxa" w:w="80"/>
-              <w:right w:type="dxa" w:w="120"/>
-            </w:tcMar>
-          </w:tcPr>
-          <w:p>
-            <w:pPr>
-              <w:spacing w:after="0"/>
-            </w:pPr>
-            <w:r>
-              <w:rPr>
-                <w:sz w:val="19"/>
-                <w:szCs w:val="19"/>
-              </w:rPr>
-              <w:t xml:space="preserve">FAILED</w:t>
-            </w:r>
-          </w:p>
-        </w:tc>
-        <w:tc>
-          <w:tcPr>
-            <w:tcW w:type="dxa" w:w="7160"/>
-            <w:tcBorders>
-              <w:top w:val="single" w:color="BBBBBB" w:sz="1"/>
-              <w:left w:val="single" w:color="BBBBBB" w:sz="1"/>
-              <w:bottom w:val="single" w:color="BBBBBB" w:sz="1"/>
-              <w:right w:val="single" w:color="BBBBBB" w:sz="1"/>
-            </w:tcBorders>
-            <w:shd w:fill="F2F2F2" w:val="clear"/>
-            <w:tcMar>
-              <w:top w:type="dxa" w:w="80"/>
-              <w:left w:type="dxa" w:w="120"/>
-              <w:bottom w:type="dxa" w:w="80"/>
-              <w:right w:type="dxa" w:w="120"/>
-            </w:tcMar>
-          </w:tcPr>
-          <w:p>
-            <w:pPr>
-              <w:spacing w:after="0"/>
-            </w:pPr>
-            <w:r>
-              <w:rPr>
-                <w:sz w:val="19"/>
-                <w:szCs w:val="19"/>
-              </w:rPr>
-              <w:t xml:space="preserve">Au moins un critere SLA est depasse. Le detail indique lequel (ex : p95=340ms &gt; 100ms).</w:t>
-            </w:r>
-          </w:p>
-        </w:tc>
-      </w:tr>
-      <w:tr>
-        <w:tc>
-          <w:tcPr>
-            <w:tcW w:type="dxa" w:w="2200"/>
-            <w:tcBorders>
-              <w:top w:val="single" w:color="BBBBBB" w:sz="1"/>
-              <w:left w:val="single" w:color="BBBBBB" w:sz="1"/>
-              <w:bottom w:val="single" w:color="BBBBBB" w:sz="1"/>
-              <w:right w:val="single" w:color="BBBBBB" w:sz="1"/>
-            </w:tcBorders>
-            <w:shd w:fill="FFFFFF" w:val="clear"/>
-            <w:tcMar>
-              <w:top w:type="dxa" w:w="80"/>
-              <w:left w:type="dxa" w:w="120"/>
-              <w:bottom w:type="dxa" w:w="80"/>
-              <w:right w:type="dxa" w:w="120"/>
-            </w:tcMar>
-          </w:tcPr>
-          <w:p>
-            <w:pPr>
-              <w:spacing w:after="0"/>
-            </w:pPr>
-            <w:r>
-              <w:rPr>
-                <w:sz w:val="19"/>
-                <w:szCs w:val="19"/>
-              </w:rPr>
-              <w:t xml:space="preserve">(vide)</w:t>
-            </w:r>
-          </w:p>
-        </w:tc>
-        <w:tc>
-          <w:tcPr>
-            <w:tcW w:type="dxa" w:w="7160"/>
-            <w:tcBorders>
-              <w:top w:val="single" w:color="BBBBBB" w:sz="1"/>
-              <w:left w:val="single" w:color="BBBBBB" w:sz="1"/>
-              <w:bottom w:val="single" w:color="BBBBBB" w:sz="1"/>
-              <w:right w:val="single" w:color="BBBBBB" w:sz="1"/>
-            </w:tcBorders>
-            <w:shd w:fill="FFFFFF" w:val="clear"/>
-            <w:tcMar>
-              <w:top w:type="dxa" w:w="80"/>
-              <w:left w:type="dxa" w:w="120"/>
-              <w:bottom w:type="dxa" w:w="80"/>
-              <w:right w:type="dxa" w:w="120"/>
-            </w:tcMar>
-          </w:tcPr>
-          <w:p>
-            <w:pPr>
-              <w:spacing w:after="0"/>
-            </w:pPr>
-            <w:r>
-              <w:rPr>
-                <w:sz w:val="19"/>
-                <w:szCs w:val="19"/>
-              </w:rPr>
-              <w:t xml:space="preserve">Aucun SLA n'a ete defini sur la campagne : pas de verdict calcule.</w:t>
-            </w:r>
-          </w:p>
-        </w:tc>
-      </w:tr>
-    </w:tbl>
-    <w:p>
-      <w:pPr>
-        <w:pStyle w:val="Heading1"/>
-      </w:pPr>
-      <w:r>
-        <w:t xml:space="preserve">8. Rapports</w:t>
-      </w:r>
-    </w:p>
-    <w:p>
-      <w:pPr>
-        <w:spacing w:after="120"/>
-      </w:pPr>
-      <w:r>
-        <w:t xml:space="preserve">Chaque execution en charge et chaque campagne genere automatiquement deux rapports : un fichier Excel et un fichier PDF. Ils contiennent :</w:t>
+        <w:t xml:space="preserve">Chaque execution en charge et chaque campagne genere un rapport Excel et un rapport PDF :</w:t>
       </w:r>
     </w:p>
     <w:p>
@@ -6471,7 +4141,7 @@
         <w:spacing w:after="60"/>
       </w:pPr>
       <w:r>
-        <w:t xml:space="preserve">Un resume avec les indicateurs cles (KPI) : total, approuvees, refusees, taux d'approbation.</w:t>
+        <w:t xml:space="preserve">Resume et indicateurs cles (KPI) : total, approuvees, refusees, taux d'approbation.</w:t>
       </w:r>
     </w:p>
     <w:p>
@@ -6484,7 +4154,7 @@
         <w:spacing w:after="60"/>
       </w:pPr>
       <w:r>
-        <w:t xml:space="preserve">Les metriques de performance : TPS moyen, temps de reponse moyen / min / max, p95, p99.</w:t>
+        <w:t xml:space="preserve">Metriques de performance : TPS moyen, temps de reponse moyen / min / max, p95, p99.</w:t>
       </w:r>
     </w:p>
     <w:p>
@@ -6497,7 +4167,7 @@
         <w:spacing w:after="60"/>
       </w:pPr>
       <w:r>
-        <w:t xml:space="preserve">Le detail transaction par transaction : PAN masque, code reponse DE039, code d'autorisation, duree.</w:t>
+        <w:t xml:space="preserve">Detail transaction par transaction : PAN masque, DE039, code d'autorisation, duree.</w:t>
       </w:r>
     </w:p>
     <w:p>
@@ -6510,7 +4180,7 @@
         <w:spacing w:after="60"/>
       </w:pPr>
       <w:r>
-        <w:t xml:space="preserve">La distribution des codes reponse DE039.</w:t>
+        <w:t xml:space="preserve">Distribution des codes reponse DE039.</w:t>
       </w:r>
     </w:p>
     <w:p>
@@ -6523,23 +4193,7 @@
         <w:spacing w:after="60"/>
       </w:pPr>
       <w:r>
-        <w:t xml:space="preserve">Pour les campagnes : le verdict SLA est indique dans le titre du rapport.</w:t>
-      </w:r>
-    </w:p>
-    <w:p>
-      <w:pPr>
-        <w:spacing w:after="80"/>
-      </w:pPr>
-      <w:r>
-        <w:t xml:space="preserve"/>
-      </w:r>
-    </w:p>
-    <w:p>
-      <w:pPr>
-        <w:spacing w:after="120"/>
-      </w:pPr>
-      <w:r>
-        <w:t xml:space="preserve">Les rapports sont enregistres dans le dossier reports/ (par ex. campaign-1.xlsx et campaign-1.pdf), et leurs chemins sont conserves avec l'execution.</w:t>
+        <w:t xml:space="preserve">Pour les campagnes : le verdict SLA figure dans le titre du rapport.</w:t>
       </w:r>
     </w:p>
     <w:p>
@@ -6552,7 +4206,7 @@
         <w:pStyle w:val="Heading1"/>
       </w:pPr>
       <w:r>
-        <w:t xml:space="preserve">9. Reference des principales actions</w:t>
+        <w:t xml:space="preserve">10. Reference des principales actions</w:t>
       </w:r>
     </w:p>
     <w:tbl>
@@ -6786,7 +4440,7 @@
                 <w:sz w:val="19"/>
                 <w:szCs w:val="19"/>
               </w:rPr>
-              <w:t xml:space="preserve">Ouvrir la session reseau</w:t>
+              <w:t xml:space="preserve">Sign-on reseau</w:t>
             </w:r>
           </w:p>
         </w:tc>
@@ -6878,7 +4532,7 @@
                 <w:sz w:val="19"/>
                 <w:szCs w:val="19"/>
               </w:rPr>
-              <w:t xml:space="preserve">Tester la liaison (echo)</w:t>
+              <w:t xml:space="preserve">Provisionner une carte</w:t>
             </w:r>
           </w:p>
         </w:tc>
@@ -6908,7 +4562,7 @@
                 <w:sz w:val="19"/>
                 <w:szCs w:val="19"/>
               </w:rPr>
-              <w:t xml:space="preserve">POST /api/admin/dmas/jpos/echo</w:t>
+              <w:t xml:space="preserve">POST /api/admin/dmas/cards</w:t>
             </w:r>
           </w:p>
         </w:tc>
@@ -6970,7 +4624,7 @@
                 <w:sz w:val="19"/>
                 <w:szCs w:val="19"/>
               </w:rPr>
-              <w:t xml:space="preserve">Provisionner une carte</w:t>
+              <w:t xml:space="preserve">Creer un test</w:t>
             </w:r>
           </w:p>
         </w:tc>
@@ -7000,7 +4654,7 @@
                 <w:sz w:val="19"/>
                 <w:szCs w:val="19"/>
               </w:rPr>
-              <w:t xml:space="preserve">POST /api/admin/dmas/cards</w:t>
+              <w:t xml:space="preserve">POST /api/admin/tests</w:t>
             </w:r>
           </w:p>
         </w:tc>
@@ -7030,7 +4684,7 @@
                 <w:sz w:val="19"/>
                 <w:szCs w:val="19"/>
               </w:rPr>
-              <w:t xml:space="preserve">Emetteur (8501)</w:t>
+              <w:t xml:space="preserve">Orchestrateur (8080)</w:t>
             </w:r>
           </w:p>
         </w:tc>
@@ -7062,7 +4716,7 @@
                 <w:sz w:val="19"/>
                 <w:szCs w:val="19"/>
               </w:rPr>
-              <w:t xml:space="preserve">Creer un test</w:t>
+              <w:t xml:space="preserve">Execution simple</w:t>
             </w:r>
           </w:p>
         </w:tc>
@@ -7092,7 +4746,7 @@
                 <w:sz w:val="19"/>
                 <w:szCs w:val="19"/>
               </w:rPr>
-              <w:t xml:space="preserve">POST /api/admin/tests</w:t>
+              <w:t xml:space="preserve">POST /api/executions/start/{id}?mode=SIMPLE</w:t>
             </w:r>
           </w:p>
         </w:tc>
@@ -7154,7 +4808,7 @@
                 <w:sz w:val="19"/>
                 <w:szCs w:val="19"/>
               </w:rPr>
-              <w:t xml:space="preserve">Execution simple</w:t>
+              <w:t xml:space="preserve">Load test</w:t>
             </w:r>
           </w:p>
         </w:tc>
@@ -7184,7 +4838,7 @@
                 <w:sz w:val="19"/>
                 <w:szCs w:val="19"/>
               </w:rPr>
-              <w:t xml:space="preserve">POST /api/executions/start/{id}?mode=SIMPLE</w:t>
+              <w:t xml:space="preserve">POST /api/executions/loadtest/{id}</w:t>
             </w:r>
           </w:p>
         </w:tc>
@@ -7246,7 +4900,7 @@
                 <w:sz w:val="19"/>
                 <w:szCs w:val="19"/>
               </w:rPr>
-              <w:t xml:space="preserve">Execution en charge</w:t>
+              <w:t xml:space="preserve">Suivre une execution</w:t>
             </w:r>
           </w:p>
         </w:tc>
@@ -7276,7 +4930,7 @@
                 <w:sz w:val="19"/>
                 <w:szCs w:val="19"/>
               </w:rPr>
-              <w:t xml:space="preserve">POST /api/executions/loadtest/{id}</w:t>
+              <w:t xml:space="preserve">GET /api/executions/{id}/status</w:t>
             </w:r>
           </w:p>
         </w:tc>
@@ -7338,7 +4992,7 @@
                 <w:sz w:val="19"/>
                 <w:szCs w:val="19"/>
               </w:rPr>
-              <w:t xml:space="preserve">Suivre une execution</w:t>
+              <w:t xml:space="preserve">Lancer une campagne</w:t>
             </w:r>
           </w:p>
         </w:tc>
@@ -7368,7 +5022,7 @@
                 <w:sz w:val="19"/>
                 <w:szCs w:val="19"/>
               </w:rPr>
-              <w:t xml:space="preserve">GET /api/executions/{id}/status</w:t>
+              <w:t xml:space="preserve">POST /api/campaigns/{id}/run</w:t>
             </w:r>
           </w:p>
         </w:tc>
@@ -7430,7 +5084,7 @@
                 <w:sz w:val="19"/>
                 <w:szCs w:val="19"/>
               </w:rPr>
-              <w:t xml:space="preserve">Lancer une campagne</w:t>
+              <w:t xml:space="preserve">Creer un utilisateur</w:t>
             </w:r>
           </w:p>
         </w:tc>
@@ -7460,7 +5114,7 @@
                 <w:sz w:val="19"/>
                 <w:szCs w:val="19"/>
               </w:rPr>
-              <w:t xml:space="preserve">POST /api/campaigns/{id}/run</w:t>
+              <w:t xml:space="preserve">POST /api/admin/users</w:t>
             </w:r>
           </w:p>
         </w:tc>
@@ -7474,98 +5128,6 @@
               <w:right w:val="single" w:color="BBBBBB" w:sz="1"/>
             </w:tcBorders>
             <w:shd w:fill="FFFFFF" w:val="clear"/>
-            <w:tcMar>
-              <w:top w:type="dxa" w:w="80"/>
-              <w:left w:type="dxa" w:w="120"/>
-              <w:bottom w:type="dxa" w:w="80"/>
-              <w:right w:type="dxa" w:w="120"/>
-            </w:tcMar>
-          </w:tcPr>
-          <w:p>
-            <w:pPr>
-              <w:spacing w:after="0"/>
-            </w:pPr>
-            <w:r>
-              <w:rPr>
-                <w:sz w:val="19"/>
-                <w:szCs w:val="19"/>
-              </w:rPr>
-              <w:t xml:space="preserve">Orchestrateur (8080)</w:t>
-            </w:r>
-          </w:p>
-        </w:tc>
-      </w:tr>
-      <w:tr>
-        <w:tc>
-          <w:tcPr>
-            <w:tcW w:type="dxa" w:w="2600"/>
-            <w:tcBorders>
-              <w:top w:val="single" w:color="BBBBBB" w:sz="1"/>
-              <w:left w:val="single" w:color="BBBBBB" w:sz="1"/>
-              <w:bottom w:val="single" w:color="BBBBBB" w:sz="1"/>
-              <w:right w:val="single" w:color="BBBBBB" w:sz="1"/>
-            </w:tcBorders>
-            <w:shd w:fill="F2F2F2" w:val="clear"/>
-            <w:tcMar>
-              <w:top w:type="dxa" w:w="80"/>
-              <w:left w:type="dxa" w:w="120"/>
-              <w:bottom w:type="dxa" w:w="80"/>
-              <w:right w:type="dxa" w:w="120"/>
-            </w:tcMar>
-          </w:tcPr>
-          <w:p>
-            <w:pPr>
-              <w:spacing w:after="0"/>
-            </w:pPr>
-            <w:r>
-              <w:rPr>
-                <w:sz w:val="19"/>
-                <w:szCs w:val="19"/>
-              </w:rPr>
-              <w:t xml:space="preserve">Creer un utilisateur</w:t>
-            </w:r>
-          </w:p>
-        </w:tc>
-        <w:tc>
-          <w:tcPr>
-            <w:tcW w:type="dxa" w:w="4760"/>
-            <w:tcBorders>
-              <w:top w:val="single" w:color="BBBBBB" w:sz="1"/>
-              <w:left w:val="single" w:color="BBBBBB" w:sz="1"/>
-              <w:bottom w:val="single" w:color="BBBBBB" w:sz="1"/>
-              <w:right w:val="single" w:color="BBBBBB" w:sz="1"/>
-            </w:tcBorders>
-            <w:shd w:fill="F2F2F2" w:val="clear"/>
-            <w:tcMar>
-              <w:top w:type="dxa" w:w="80"/>
-              <w:left w:type="dxa" w:w="120"/>
-              <w:bottom w:type="dxa" w:w="80"/>
-              <w:right w:type="dxa" w:w="120"/>
-            </w:tcMar>
-          </w:tcPr>
-          <w:p>
-            <w:pPr>
-              <w:spacing w:after="0"/>
-            </w:pPr>
-            <w:r>
-              <w:rPr>
-                <w:sz w:val="19"/>
-                <w:szCs w:val="19"/>
-              </w:rPr>
-              <w:t xml:space="preserve">POST /api/admin/users</w:t>
-            </w:r>
-          </w:p>
-        </w:tc>
-        <w:tc>
-          <w:tcPr>
-            <w:tcW w:type="dxa" w:w="2000"/>
-            <w:tcBorders>
-              <w:top w:val="single" w:color="BBBBBB" w:sz="1"/>
-              <w:left w:val="single" w:color="BBBBBB" w:sz="1"/>
-              <w:bottom w:val="single" w:color="BBBBBB" w:sz="1"/>
-              <w:right w:val="single" w:color="BBBBBB" w:sz="1"/>
-            </w:tcBorders>
-            <w:shd w:fill="F2F2F2" w:val="clear"/>
             <w:tcMar>
               <w:top w:type="dxa" w:w="80"/>
               <w:left w:type="dxa" w:w="120"/>
@@ -7593,15 +5155,7 @@
         <w:pStyle w:val="Heading1"/>
       </w:pPr>
       <w:r>
-        <w:t xml:space="preserve">10. Roles et permissions</w:t>
-      </w:r>
-    </w:p>
-    <w:p>
-      <w:pPr>
-        <w:spacing w:after="120"/>
-      </w:pPr>
-      <w:r>
-        <w:t xml:space="preserve">La plateforme distingue plusieurs roles. Le role determine les actions autorisees.</w:t>
+        <w:t xml:space="preserve">11. Roles et permissions</w:t>
       </w:r>
     </w:p>
     <w:tbl>
@@ -7742,7 +5296,7 @@
                 <w:sz w:val="19"/>
                 <w:szCs w:val="19"/>
               </w:rPr>
-              <w:t xml:space="preserve">Acces complet : gestion des utilisateurs, des tests, des campagnes, executions.</w:t>
+              <w:t xml:space="preserve">Acces complet : utilisateurs, tests, campagnes, executions.</w:t>
             </w:r>
           </w:p>
         </w:tc>
@@ -7804,7 +5358,7 @@
                 <w:sz w:val="19"/>
                 <w:szCs w:val="19"/>
               </w:rPr>
-              <w:t xml:space="preserve">Creation et lancement de tests et de campagnes ; consultation des executions.</w:t>
+              <w:t xml:space="preserve">Creation et lancement de tests et campagnes ; consultation.</w:t>
             </w:r>
           </w:p>
         </w:tc>
@@ -7928,25 +5482,12 @@
                 <w:sz w:val="19"/>
                 <w:szCs w:val="19"/>
               </w:rPr>
-              <w:t xml:space="preserve">Consultation en lecture seule.</w:t>
+              <w:t xml:space="preserve">Lecture seule.</w:t>
             </w:r>
           </w:p>
         </w:tc>
       </w:tr>
     </w:tbl>
-    <w:p>
-      <w:pPr>
-        <w:spacing w:after="120"/>
-      </w:pPr>
-      <w:r>
-        <w:rPr>
-          <w:i/>
-          <w:iCs/>
-          <w:color w:val="666666"/>
-        </w:rPr>
-        <w:t xml:space="preserve">Note : la creation de tests et d'utilisateurs passe par des endpoints d'administration reserves au role ADMIN.</w:t>
-      </w:r>
-    </w:p>
     <w:p>
       <w:pPr>
         <w:spacing w:after="80"/>
@@ -7968,7 +5509,7 @@
           <w:sz w:val="16"/>
           <w:szCs w:val="16"/>
         </w:rPr>
-        <w:t xml:space="preserve">ScenarioGenerator - Guide utilisateur v1.0 - Document de reference interne</w:t>
+        <w:t xml:space="preserve">ScenarioGenerator - Guide utilisateur v1.1.0 - Document de reference interne</w:t>
       </w:r>
     </w:p>
     <w:sectPr>
@@ -8200,18 +5741,6 @@
       <w:start w:val="1"/>
       <w:numFmt w:val="bullet"/>
       <w:lvlText w:val="•"/>
-      <w:lvlJc w:val="left"/>
-      <w:pPr>
-        <w:ind w:left="720" w:hanging="360"/>
-      </w:pPr>
-    </w:lvl>
-  </w:abstractNum>
-  <w:abstractNum w:abstractNumId="3" w15:restartNumberingAfterBreak="0">
-    <w:multiLevelType w:val="hybridMultilevel"/>
-    <w:lvl w:ilvl="0" w15:tentative="1">
-      <w:start w:val="1"/>
-      <w:numFmt w:val="decimal"/>
-      <w:lvlText w:val="%1."/>
       <w:lvlJc w:val="left"/>
       <w:pPr>
         <w:ind w:left="720" w:hanging="360"/>
